--- a/resume/殷维_简历.docx
+++ b/resume/殷维_简历.docx
@@ -2,1525 +2,5129 @@
 <file path=word/document.xml><?xml version="1.0" encoding="utf-8"?>
 <w:document xmlns:wpc="http://schemas.microsoft.com/office/word/2010/wordprocessingCanvas" xmlns:mo="http://schemas.microsoft.com/office/mac/office/2008/main" xmlns:mc="http://schemas.openxmlformats.org/markup-compatibility/2006" xmlns:mv="urn:schemas-microsoft-com:mac:vml" xmlns:o="urn:schemas-microsoft-com:office:office" xmlns:r="http://schemas.openxmlformats.org/officeDocument/2006/relationships" xmlns:m="http://schemas.openxmlformats.org/officeDocument/2006/math" xmlns:v="urn:schemas-microsoft-com:vml" xmlns:wp14="http://schemas.microsoft.com/office/word/2010/wordprocessingDrawing" xmlns:wp="http://schemas.openxmlformats.org/drawingml/2006/wordprocessingDrawing" xmlns:w10="urn:schemas-microsoft-com:office:word" xmlns:w="http://schemas.openxmlformats.org/wordprocessingml/2006/main" xmlns:w14="http://schemas.microsoft.com/office/word/2010/wordml" xmlns:wpg="http://schemas.microsoft.com/office/word/2010/wordprocessingGroup" xmlns:wpi="http://schemas.microsoft.com/office/word/2010/wordprocessingInk" xmlns:wne="http://schemas.microsoft.com/office/word/2006/wordml" xmlns:wps="http://schemas.microsoft.com/office/word/2010/wordprocessingShape" mc:Ignorable="w14 wp14">
   <w:body>
+    <w:p>
+      <w:pPr>
+        <w:autoSpaceDN w:val="0"/>
+        <w:autoSpaceDE w:val="0"/>
+        <w:widowControl/>
+        <w:spacing w:line="220" w:lineRule="exact" w:before="0" w:after="336"/>
+        <w:ind w:left="0" w:right="0"/>
+      </w:pPr>
+      <w:r>
+        <w:drawing>
+          <wp:anchor xmlns:a="http://schemas.openxmlformats.org/drawingml/2006/main" xmlns:pic="http://schemas.openxmlformats.org/drawingml/2006/picture" distT="0" distB="0" distL="0" distR="0" simplePos="0" relativeHeight="0" behindDoc="1" locked="0" layoutInCell="1" allowOverlap="1">
+            <wp:simplePos x="0" y="0"/>
+            <wp:positionH relativeFrom="page">
+              <wp:posOffset>591820</wp:posOffset>
+            </wp:positionH>
+            <wp:positionV relativeFrom="page">
+              <wp:posOffset>527050</wp:posOffset>
+            </wp:positionV>
+            <wp:extent cx="1426210" cy="1996693"/>
+            <wp:wrapNone/>
+            <wp:docPr id="1" name="Picture 1"/>
+            <wp:cNvGraphicFramePr>
+              <a:graphicFrameLocks noChangeAspect="1"/>
+            </wp:cNvGraphicFramePr>
+            <a:graphic>
+              <a:graphicData uri="http://schemas.openxmlformats.org/drawingml/2006/picture">
+                <pic:pic>
+                  <pic:nvPicPr>
+                    <pic:cNvPr id="0" name="image.png"/>
+                    <pic:cNvPicPr/>
+                  </pic:nvPicPr>
+                  <pic:blipFill>
+                    <a:blip r:embed="rId9"/>
+                    <a:stretch>
+                      <a:fillRect/>
+                    </a:stretch>
+                  </pic:blipFill>
+                  <pic:spPr>
+                    <a:xfrm>
+                      <a:off x="0" y="0"/>
+                      <a:ext cx="1426210" cy="1996693"/>
+                    </a:xfrm>
+                    <a:prstGeom prst="rect"/>
+                  </pic:spPr>
+                </pic:pic>
+              </a:graphicData>
+            </a:graphic>
+          </wp:anchor>
+        </w:drawing>
+      </w:r>
+      <w:r>
+        <w:drawing>
+          <wp:anchor xmlns:a="http://schemas.openxmlformats.org/drawingml/2006/main" xmlns:pic="http://schemas.openxmlformats.org/drawingml/2006/picture" distT="0" distB="0" distL="0" distR="0" simplePos="0" relativeHeight="0" behindDoc="1" locked="0" layoutInCell="1" allowOverlap="1">
+            <wp:simplePos x="0" y="0"/>
+            <wp:positionH relativeFrom="page">
+              <wp:posOffset>0</wp:posOffset>
+            </wp:positionH>
+            <wp:positionV relativeFrom="page">
+              <wp:posOffset>0</wp:posOffset>
+            </wp:positionV>
+            <wp:extent cx="7569200" cy="10702379"/>
+            <wp:wrapNone/>
+            <wp:docPr id="2" name="Picture 2"/>
+            <wp:cNvGraphicFramePr>
+              <a:graphicFrameLocks noChangeAspect="1"/>
+            </wp:cNvGraphicFramePr>
+            <a:graphic>
+              <a:graphicData uri="http://schemas.openxmlformats.org/drawingml/2006/picture">
+                <pic:pic>
+                  <pic:nvPicPr>
+                    <pic:cNvPr id="0" name="image.png"/>
+                    <pic:cNvPicPr/>
+                  </pic:nvPicPr>
+                  <pic:blipFill>
+                    <a:blip r:embed="rId10"/>
+                    <a:stretch>
+                      <a:fillRect/>
+                    </a:stretch>
+                  </pic:blipFill>
+                  <pic:spPr>
+                    <a:xfrm>
+                      <a:off x="0" y="0"/>
+                      <a:ext cx="7569200" cy="10702379"/>
+                    </a:xfrm>
+                    <a:prstGeom prst="rect"/>
+                  </pic:spPr>
+                </pic:pic>
+              </a:graphicData>
+            </a:graphic>
+          </wp:anchor>
+        </w:drawing>
+      </w:r>
+    </w:p>
+    <w:p>
+      <w:pPr>
+        <w:autoSpaceDN w:val="0"/>
+        <w:autoSpaceDE w:val="0"/>
+        <w:widowControl/>
+        <w:spacing w:line="372" w:lineRule="exact" w:before="0" w:after="0"/>
+        <w:ind w:left="0" w:right="5698" w:firstLine="0"/>
+        <w:jc w:val="right"/>
+      </w:pPr>
+      <w:r>
+        <w:rPr>
+          <w:rFonts w:ascii="MicrosoftYaHei" w:hAnsi="MicrosoftYaHei" w:eastAsia="MicrosoftYaHei"/>
+          <w:b/>
+          <w:i w:val="0"/>
+          <w:color w:val="2D3E50"/>
+          <w:sz w:val="28"/>
+        </w:rPr>
+        <w:t>教育背景</w:t>
+      </w:r>
+    </w:p>
+    <w:p>
+      <w:pPr>
+        <w:autoSpaceDN w:val="0"/>
+        <w:tabs>
+          <w:tab w:pos="6270" w:val="left"/>
+          <w:tab w:pos="8070" w:val="left"/>
+          <w:tab w:pos="8910" w:val="left"/>
+        </w:tabs>
+        <w:autoSpaceDE w:val="0"/>
+        <w:widowControl/>
+        <w:spacing w:line="310" w:lineRule="exact" w:before="328" w:after="0"/>
+        <w:ind w:left="4122" w:right="0" w:firstLine="0"/>
+        <w:jc w:val="left"/>
+      </w:pPr>
+      <w:r>
+        <w:rPr>
+          <w:rFonts w:ascii="MicrosoftYaHei" w:hAnsi="MicrosoftYaHei" w:eastAsia="MicrosoftYaHei"/>
+          <w:b w:val="0"/>
+          <w:i w:val="0"/>
+          <w:color w:val="3F3F3F"/>
+          <w:sz w:val="24"/>
+        </w:rPr>
+        <w:t>2017.09-2019.06</w:t>
+      </w:r>
+      <w:r>
+        <w:tab/>
+      </w:r>
+      <w:r>
+        <w:rPr>
+          <w:rFonts w:ascii="MicrosoftYaHei" w:hAnsi="MicrosoftYaHei" w:eastAsia="MicrosoftYaHei"/>
+          <w:b w:val="0"/>
+          <w:i w:val="0"/>
+          <w:color w:val="3F3F3F"/>
+          <w:sz w:val="24"/>
+        </w:rPr>
+        <w:t>华中科技大学</w:t>
+      </w:r>
+      <w:r>
+        <w:tab/>
+      </w:r>
+      <w:r>
+        <w:rPr>
+          <w:rFonts w:ascii="MicrosoftYaHei" w:hAnsi="MicrosoftYaHei" w:eastAsia="MicrosoftYaHei"/>
+          <w:b w:val="0"/>
+          <w:i w:val="0"/>
+          <w:color w:val="3F3F3F"/>
+          <w:sz w:val="24"/>
+        </w:rPr>
+        <w:t>金融</w:t>
+      </w:r>
+      <w:r>
+        <w:tab/>
+      </w:r>
+      <w:r>
+        <w:rPr>
+          <w:rFonts w:ascii="MicrosoftYaHei" w:hAnsi="MicrosoftYaHei" w:eastAsia="MicrosoftYaHei"/>
+          <w:b w:val="0"/>
+          <w:i w:val="0"/>
+          <w:color w:val="3F3F3F"/>
+          <w:sz w:val="24"/>
+        </w:rPr>
+        <w:t>硕士（全日制）</w:t>
+      </w:r>
+    </w:p>
+    <w:p>
+      <w:pPr>
+        <w:autoSpaceDN w:val="0"/>
+        <w:tabs>
+          <w:tab w:pos="6270" w:val="left"/>
+        </w:tabs>
+        <w:autoSpaceDE w:val="0"/>
+        <w:widowControl/>
+        <w:spacing w:line="310" w:lineRule="exact" w:before="102" w:after="0"/>
+        <w:ind w:left="4122" w:right="0" w:firstLine="0"/>
+        <w:jc w:val="left"/>
+      </w:pPr>
+      <w:r>
+        <w:rPr>
+          <w:rFonts w:ascii="MicrosoftYaHei" w:hAnsi="MicrosoftYaHei" w:eastAsia="MicrosoftYaHei"/>
+          <w:b w:val="0"/>
+          <w:i w:val="0"/>
+          <w:color w:val="3F3F3F"/>
+          <w:sz w:val="24"/>
+        </w:rPr>
+        <w:t>2013.09-2017.06</w:t>
+      </w:r>
+      <w:r>
+        <w:tab/>
+      </w:r>
+      <w:r>
+        <w:rPr>
+          <w:rFonts w:ascii="MicrosoftYaHei" w:hAnsi="MicrosoftYaHei" w:eastAsia="MicrosoftYaHei"/>
+          <w:b w:val="0"/>
+          <w:i w:val="0"/>
+          <w:color w:val="3F3F3F"/>
+          <w:sz w:val="24"/>
+        </w:rPr>
+        <w:t>武汉科技大学机械工程本科（全日制）</w:t>
+      </w:r>
+    </w:p>
+    <w:p>
+      <w:pPr>
+        <w:autoSpaceDN w:val="0"/>
+        <w:autoSpaceDE w:val="0"/>
+        <w:widowControl/>
+        <w:spacing w:line="370" w:lineRule="exact" w:before="182" w:after="0"/>
+        <w:ind w:left="0" w:right="5668" w:firstLine="0"/>
+        <w:jc w:val="right"/>
+      </w:pPr>
+      <w:r>
+        <w:rPr>
+          <w:rFonts w:ascii="MicrosoftYaHei" w:hAnsi="MicrosoftYaHei" w:eastAsia="MicrosoftYaHei"/>
+          <w:b/>
+          <w:i w:val="0"/>
+          <w:color w:val="2D3E50"/>
+          <w:sz w:val="28"/>
+        </w:rPr>
+        <w:t>主修课程</w:t>
+      </w:r>
+    </w:p>
+    <w:p>
+      <w:pPr>
+        <w:autoSpaceDN w:val="0"/>
+        <w:autoSpaceDE w:val="0"/>
+        <w:widowControl/>
+        <w:spacing w:line="310" w:lineRule="exact" w:before="268" w:after="52"/>
+        <w:ind w:left="0" w:right="512" w:firstLine="0"/>
+        <w:jc w:val="right"/>
+      </w:pPr>
+      <w:r>
+        <w:rPr>
+          <w:rFonts w:ascii="MicrosoftYaHei" w:hAnsi="MicrosoftYaHei" w:eastAsia="MicrosoftYaHei"/>
+          <w:b w:val="0"/>
+          <w:i w:val="0"/>
+          <w:color w:val="3F3F3F"/>
+          <w:sz w:val="24"/>
+        </w:rPr>
+        <w:t>考研成绩：总分（405/500）数学（130/150）英语（79/100）</w:t>
+      </w:r>
+    </w:p>
     <w:tbl>
       <w:tblPr>
-        <w:tblW w:type="dxa" w:w="10432"/>
+        <w:tblW w:type="auto" w:w="0"/>
         <w:tblLayout w:type="fixed"/>
         <w:tblLook w:firstColumn="1" w:firstRow="1" w:lastColumn="0" w:lastRow="0" w:noHBand="0" w:noVBand="1" w:val="04A0"/>
-        <w:jc w:val="center"/>
-        <w:tblBorders>
-          <w:top w:val="nil" w:sz="0" w:space="0" w:color="auto"/>
-          <w:left w:val="nil" w:sz="0" w:space="0" w:color="auto"/>
-          <w:bottom w:val="nil" w:sz="0" w:space="0" w:color="auto"/>
-          <w:right w:val="nil" w:sz="0" w:space="0" w:color="auto"/>
-          <w:insideH w:val="nil" w:sz="0" w:space="0" w:color="auto"/>
-          <w:insideV w:val="nil" w:sz="0" w:space="0" w:color="auto"/>
-        </w:tblBorders>
+        <w:tblInd w:w="100.0" w:type="dxa"/>
       </w:tblPr>
       <w:tblGrid>
-        <w:gridCol w:w="3515"/>
-        <w:gridCol w:w="6917"/>
+        <w:gridCol w:w="3783"/>
+        <w:gridCol w:w="3783"/>
+        <w:gridCol w:w="3783"/>
       </w:tblGrid>
       <w:tr>
         <w:trPr>
-          <w:cantSplit/>
+          <w:trHeight w:hRule="exact" w:val="404"/>
         </w:trPr>
         <w:tc>
           <w:tcPr>
-            <w:tcW w:type="dxa" w:w="5216"/>
+            <w:tcW w:type="dxa" w:w="560"/>
+            <w:vMerge w:val="restart"/>
+            <w:tcBorders/>
             <w:tcMar>
-              <w:top w:w="28" w:type="dxa"/>
-              <w:bottom w:w="28" w:type="dxa"/>
-              <w:left w:w="28" w:type="dxa"/>
-              <w:right w:w="141" w:type="dxa"/>
+              <w:start w:w="0" w:type="dxa"/>
+              <w:end w:w="0" w:type="dxa"/>
+            </w:tcMar>
+            <w:tcMar>
+              <w:start w:w="0" w:type="dxa"/>
+              <w:end w:w="0" w:type="dxa"/>
             </w:tcMar>
           </w:tcPr>
           <w:p>
             <w:pPr>
-              <w:spacing w:before="0" w:after="80" w:line="252" w:lineRule="auto"/>
-              <w:jc w:val="center"/>
-            </w:pPr>
-            <w:r>
-              <w:drawing>
-                <wp:inline xmlns:a="http://schemas.openxmlformats.org/drawingml/2006/main" xmlns:pic="http://schemas.openxmlformats.org/drawingml/2006/picture">
-                  <wp:extent cx="1188000" cy="1663200"/>
-                  <wp:docPr id="1" name="Picture 1"/>
-                  <wp:cNvGraphicFramePr>
-                    <a:graphicFrameLocks noChangeAspect="1"/>
-                  </wp:cNvGraphicFramePr>
-                  <a:graphic>
-                    <a:graphicData uri="http://schemas.openxmlformats.org/drawingml/2006/picture">
-                      <pic:pic>
-                        <pic:nvPicPr>
-                          <pic:cNvPr id="0" name="img-p1-0.png"/>
-                          <pic:cNvPicPr/>
-                        </pic:nvPicPr>
-                        <pic:blipFill>
-                          <a:blip r:embed="rId9"/>
-                          <a:stretch>
-                            <a:fillRect/>
-                          </a:stretch>
-                        </pic:blipFill>
-                        <pic:spPr>
-                          <a:xfrm>
-                            <a:off x="0" y="0"/>
-                            <a:ext cx="1188000" cy="1663200"/>
-                          </a:xfrm>
-                          <a:prstGeom prst="rect"/>
-                        </pic:spPr>
-                      </pic:pic>
-                    </a:graphicData>
-                  </a:graphic>
-                </wp:inline>
-              </w:drawing>
-            </w:r>
-          </w:p>
-          <w:p>
-            <w:pPr>
-              <w:spacing w:before="40" w:after="120" w:line="252" w:lineRule="auto"/>
-              <w:jc w:val="center"/>
+              <w:autoSpaceDN w:val="0"/>
+              <w:autoSpaceDE w:val="0"/>
+              <w:widowControl/>
+              <w:spacing w:line="210" w:lineRule="exact" w:before="84" w:after="0"/>
+              <w:ind w:left="100" w:right="0" w:firstLine="0"/>
+              <w:jc w:val="left"/>
             </w:pPr>
             <w:r>
               <w:rPr>
-                <w:rFonts w:ascii="微软雅黑" w:hAnsi="微软雅黑" w:eastAsia="微软雅黑"/>
-                <w:b/>
-                <w:color w:val="41709C"/>
-                <w:sz w:val="32"/>
+                <w:rFonts w:ascii="SimSun" w:hAnsi="SimSun" w:eastAsia="SimSun"/>
+                <w:b w:val="0"/>
+                <w:i w:val="0"/>
+                <w:color w:val="000000"/>
+                <w:sz w:val="21"/>
               </w:rPr>
-              <w:t>殷维</w:t>
-            </w:r>
-          </w:p>
-          <w:tbl>
-            <w:tblPr>
-              <w:tblW w:type="auto" w:w="0"/>
-              <w:tblLook w:firstColumn="1" w:firstRow="1" w:lastColumn="0" w:lastRow="0" w:noHBand="0" w:noVBand="1" w:val="04A0"/>
-              <w:tblBorders>
-                <w:top w:val="nil" w:sz="0" w:space="0" w:color="auto"/>
-                <w:left w:val="nil" w:sz="0" w:space="0" w:color="auto"/>
-                <w:bottom w:val="nil" w:sz="0" w:space="0" w:color="auto"/>
-                <w:right w:val="nil" w:sz="0" w:space="0" w:color="auto"/>
-                <w:insideH w:val="nil" w:sz="0" w:space="0" w:color="auto"/>
-                <w:insideV w:val="nil" w:sz="0" w:space="0" w:color="auto"/>
-              </w:tblBorders>
-            </w:tblPr>
-            <w:tblGrid>
-              <w:gridCol w:w="5216"/>
-            </w:tblGrid>
-            <w:tr>
-              <w:tc>
-                <w:tcPr>
-                  <w:tcW w:type="dxa" w:w="5216"/>
-                  <w:shd w:val="clear" w:color="auto" w:fill="2C3D50"/>
-                  <w:tcMar>
-                    <w:top w:w="45" w:type="dxa"/>
-                    <w:bottom w:w="45" w:type="dxa"/>
-                    <w:left w:w="102" w:type="dxa"/>
-                    <w:right w:w="56" w:type="dxa"/>
-                  </w:tcMar>
-                </w:tcPr>
-                <w:p>
-                  <w:pPr>
-                    <w:spacing w:before="0" w:after="0" w:line="240" w:lineRule="auto"/>
-                  </w:pPr>
-                  <w:r>
-                    <w:rPr>
-                      <w:rFonts w:ascii="微软雅黑" w:hAnsi="微软雅黑" w:eastAsia="微软雅黑"/>
-                      <w:b/>
-                      <w:color w:val="FFFFFF"/>
-                      <w:sz w:val="22"/>
-                    </w:rPr>
-                    <w:t>个人资料</w:t>
-                  </w:r>
-                </w:p>
-              </w:tc>
-            </w:tr>
-          </w:tbl>
-          <w:p/>
-          <w:p>
-            <w:pPr>
-              <w:spacing w:before="20" w:after="20" w:line="259" w:lineRule="auto"/>
-            </w:pPr>
-            <w:r>
-              <w:rPr>
-                <w:rFonts w:ascii="微软雅黑" w:hAnsi="微软雅黑" w:eastAsia="微软雅黑"/>
-                <w:b w:val="0"/>
-                <w:color w:val="4A4A4A"/>
-                <w:sz w:val="19"/>
-              </w:rPr>
-              <w:t>性    别：</w:t>
-            </w:r>
-            <w:r>
-              <w:rPr>
-                <w:rFonts w:ascii="微软雅黑" w:hAnsi="微软雅黑" w:eastAsia="微软雅黑"/>
-                <w:b w:val="0"/>
-                <w:color w:val="222222"/>
-                <w:sz w:val="19"/>
-              </w:rPr>
-              <w:t>女</w:t>
-            </w:r>
-          </w:p>
-          <w:p>
-            <w:pPr>
-              <w:spacing w:before="20" w:after="20" w:line="259" w:lineRule="auto"/>
-            </w:pPr>
-            <w:r>
-              <w:rPr>
-                <w:rFonts w:ascii="微软雅黑" w:hAnsi="微软雅黑" w:eastAsia="微软雅黑"/>
-                <w:b w:val="0"/>
-                <w:color w:val="4A4A4A"/>
-                <w:sz w:val="19"/>
-              </w:rPr>
-              <w:t>年    龄：</w:t>
-            </w:r>
-            <w:r>
-              <w:rPr>
-                <w:rFonts w:ascii="微软雅黑" w:hAnsi="微软雅黑" w:eastAsia="微软雅黑"/>
-                <w:b w:val="0"/>
-                <w:color w:val="222222"/>
-                <w:sz w:val="19"/>
-              </w:rPr>
-              <w:t>31 岁</w:t>
-            </w:r>
-          </w:p>
-          <w:p>
-            <w:pPr>
-              <w:spacing w:before="20" w:after="20" w:line="259" w:lineRule="auto"/>
-            </w:pPr>
-            <w:r>
-              <w:rPr>
-                <w:rFonts w:ascii="微软雅黑" w:hAnsi="微软雅黑" w:eastAsia="微软雅黑"/>
-                <w:b w:val="0"/>
-                <w:color w:val="4A4A4A"/>
-                <w:sz w:val="19"/>
-              </w:rPr>
-              <w:t>籍    贯：</w:t>
-            </w:r>
-            <w:r>
-              <w:rPr>
-                <w:rFonts w:ascii="微软雅黑" w:hAnsi="微软雅黑" w:eastAsia="微软雅黑"/>
-                <w:b w:val="0"/>
-                <w:color w:val="222222"/>
-                <w:sz w:val="19"/>
-              </w:rPr>
-              <w:t>湖北武汉</w:t>
-            </w:r>
-          </w:p>
-          <w:p>
-            <w:pPr>
-              <w:spacing w:before="20" w:after="20" w:line="259" w:lineRule="auto"/>
-            </w:pPr>
-            <w:r>
-              <w:rPr>
-                <w:rFonts w:ascii="微软雅黑" w:hAnsi="微软雅黑" w:eastAsia="微软雅黑"/>
-                <w:b w:val="0"/>
-                <w:color w:val="4A4A4A"/>
-                <w:sz w:val="19"/>
-              </w:rPr>
-              <w:t>政治面貌：</w:t>
-            </w:r>
-            <w:r>
-              <w:rPr>
-                <w:rFonts w:ascii="微软雅黑" w:hAnsi="微软雅黑" w:eastAsia="微软雅黑"/>
-                <w:b w:val="0"/>
-                <w:color w:val="222222"/>
-                <w:sz w:val="19"/>
-              </w:rPr>
-              <w:t>中共党员</w:t>
-            </w:r>
-          </w:p>
-          <w:p>
-            <w:pPr>
-              <w:spacing w:before="20" w:after="20" w:line="259" w:lineRule="auto"/>
-            </w:pPr>
-            <w:r>
-              <w:rPr>
-                <w:rFonts w:ascii="微软雅黑" w:hAnsi="微软雅黑" w:eastAsia="微软雅黑"/>
-                <w:b w:val="0"/>
-                <w:color w:val="4A4A4A"/>
-                <w:sz w:val="19"/>
-              </w:rPr>
-              <w:t>专    业：</w:t>
-            </w:r>
-            <w:r>
-              <w:rPr>
-                <w:rFonts w:ascii="微软雅黑" w:hAnsi="微软雅黑" w:eastAsia="微软雅黑"/>
-                <w:b w:val="0"/>
-                <w:color w:val="222222"/>
-                <w:sz w:val="19"/>
-              </w:rPr>
-              <w:t>金融</w:t>
-            </w:r>
-          </w:p>
-          <w:p>
-            <w:pPr>
-              <w:spacing w:before="20" w:after="20" w:line="259" w:lineRule="auto"/>
-            </w:pPr>
-            <w:r>
-              <w:rPr>
-                <w:rFonts w:ascii="微软雅黑" w:hAnsi="微软雅黑" w:eastAsia="微软雅黑"/>
-                <w:b w:val="0"/>
-                <w:color w:val="4A4A4A"/>
-                <w:sz w:val="19"/>
-              </w:rPr>
-              <w:t>学    历：</w:t>
-            </w:r>
-            <w:r>
-              <w:rPr>
-                <w:rFonts w:ascii="微软雅黑" w:hAnsi="微软雅黑" w:eastAsia="微软雅黑"/>
-                <w:b w:val="0"/>
-                <w:color w:val="222222"/>
-                <w:sz w:val="19"/>
-              </w:rPr>
-              <w:t>硕士</w:t>
-            </w:r>
-          </w:p>
-          <w:p>
-            <w:pPr>
-              <w:spacing w:before="20" w:after="20" w:line="259" w:lineRule="auto"/>
-            </w:pPr>
-            <w:r>
-              <w:rPr>
-                <w:rFonts w:ascii="微软雅黑" w:hAnsi="微软雅黑" w:eastAsia="微软雅黑"/>
-                <w:b w:val="0"/>
-                <w:color w:val="4A4A4A"/>
-                <w:sz w:val="19"/>
-              </w:rPr>
-              <w:t>身    高：</w:t>
-            </w:r>
-            <w:r>
-              <w:rPr>
-                <w:rFonts w:ascii="微软雅黑" w:hAnsi="微软雅黑" w:eastAsia="微软雅黑"/>
-                <w:b w:val="0"/>
-                <w:color w:val="222222"/>
-                <w:sz w:val="19"/>
-              </w:rPr>
-              <w:t>165cm</w:t>
-            </w:r>
-          </w:p>
-          <w:p>
-            <w:pPr>
-              <w:spacing w:before="160" w:after="80" w:line="252" w:lineRule="auto"/>
-            </w:pPr>
-          </w:p>
-          <w:tbl>
-            <w:tblPr>
-              <w:tblW w:type="auto" w:w="0"/>
-              <w:tblLook w:firstColumn="1" w:firstRow="1" w:lastColumn="0" w:lastRow="0" w:noHBand="0" w:noVBand="1" w:val="04A0"/>
-              <w:tblBorders>
-                <w:top w:val="nil" w:sz="0" w:space="0" w:color="auto"/>
-                <w:left w:val="nil" w:sz="0" w:space="0" w:color="auto"/>
-                <w:bottom w:val="nil" w:sz="0" w:space="0" w:color="auto"/>
-                <w:right w:val="nil" w:sz="0" w:space="0" w:color="auto"/>
-                <w:insideH w:val="nil" w:sz="0" w:space="0" w:color="auto"/>
-                <w:insideV w:val="nil" w:sz="0" w:space="0" w:color="auto"/>
-              </w:tblBorders>
-            </w:tblPr>
-            <w:tblGrid>
-              <w:gridCol w:w="5216"/>
-            </w:tblGrid>
-            <w:tr>
-              <w:tc>
-                <w:tcPr>
-                  <w:tcW w:type="dxa" w:w="5216"/>
-                  <w:shd w:val="clear" w:color="auto" w:fill="2C3D50"/>
-                  <w:tcMar>
-                    <w:top w:w="45" w:type="dxa"/>
-                    <w:bottom w:w="45" w:type="dxa"/>
-                    <w:left w:w="102" w:type="dxa"/>
-                    <w:right w:w="56" w:type="dxa"/>
-                  </w:tcMar>
-                </w:tcPr>
-                <w:p>
-                  <w:pPr>
-                    <w:spacing w:before="0" w:after="0" w:line="240" w:lineRule="auto"/>
-                  </w:pPr>
-                  <w:r>
-                    <w:rPr>
-                      <w:rFonts w:ascii="微软雅黑" w:hAnsi="微软雅黑" w:eastAsia="微软雅黑"/>
-                      <w:b/>
-                      <w:color w:val="FFFFFF"/>
-                      <w:sz w:val="22"/>
-                    </w:rPr>
-                    <w:t>联系方式</w:t>
-                  </w:r>
-                </w:p>
-              </w:tc>
-            </w:tr>
-          </w:tbl>
-          <w:p/>
-          <w:p>
-            <w:pPr>
-              <w:spacing w:before="20" w:after="20" w:line="259" w:lineRule="auto"/>
-            </w:pPr>
-            <w:r>
-              <w:rPr>
-                <w:rFonts w:ascii="微软雅黑" w:hAnsi="微软雅黑" w:eastAsia="微软雅黑"/>
-                <w:b w:val="0"/>
-                <w:color w:val="4A4A4A"/>
-                <w:sz w:val="19"/>
-              </w:rPr>
-              <w:t>手机：</w:t>
-            </w:r>
-            <w:r>
-              <w:rPr>
-                <w:rFonts w:ascii="微软雅黑" w:hAnsi="微软雅黑" w:eastAsia="微软雅黑"/>
-                <w:b w:val="0"/>
-                <w:color w:val="222222"/>
-                <w:sz w:val="19"/>
-              </w:rPr>
-              <w:t>15671678098</w:t>
-            </w:r>
-          </w:p>
-          <w:p>
-            <w:pPr>
-              <w:spacing w:before="20" w:after="20" w:line="259" w:lineRule="auto"/>
-            </w:pPr>
-            <w:r>
-              <w:rPr>
-                <w:rFonts w:ascii="微软雅黑" w:hAnsi="微软雅黑" w:eastAsia="微软雅黑"/>
-                <w:b w:val="0"/>
-                <w:color w:val="4A4A4A"/>
-                <w:sz w:val="19"/>
-              </w:rPr>
-              <w:t>邮箱：</w:t>
-            </w:r>
-            <w:r>
-              <w:rPr>
-                <w:rFonts w:ascii="微软雅黑" w:hAnsi="微软雅黑" w:eastAsia="微软雅黑"/>
-                <w:b w:val="0"/>
-                <w:color w:val="222222"/>
-                <w:sz w:val="19"/>
-              </w:rPr>
-              <w:t>yw43@foxmail.com</w:t>
-            </w:r>
-          </w:p>
-          <w:p>
-            <w:pPr>
-              <w:spacing w:before="20" w:after="20" w:line="259" w:lineRule="auto"/>
-            </w:pPr>
-            <w:r>
-              <w:rPr>
-                <w:rFonts w:ascii="微软雅黑" w:hAnsi="微软雅黑" w:eastAsia="微软雅黑"/>
-                <w:b w:val="0"/>
-                <w:color w:val="4A4A4A"/>
-                <w:sz w:val="19"/>
-              </w:rPr>
-              <w:t>地址：</w:t>
-            </w:r>
-            <w:r>
-              <w:rPr>
-                <w:rFonts w:ascii="微软雅黑" w:hAnsi="微软雅黑" w:eastAsia="微软雅黑"/>
-                <w:b w:val="0"/>
-                <w:color w:val="222222"/>
-                <w:sz w:val="19"/>
-              </w:rPr>
-              <w:t>武汉市青山区</w:t>
-            </w:r>
-          </w:p>
-          <w:p>
-            <w:pPr>
-              <w:spacing w:before="160" w:after="80" w:line="252" w:lineRule="auto"/>
-            </w:pPr>
-          </w:p>
-          <w:tbl>
-            <w:tblPr>
-              <w:tblW w:type="auto" w:w="0"/>
-              <w:tblLook w:firstColumn="1" w:firstRow="1" w:lastColumn="0" w:lastRow="0" w:noHBand="0" w:noVBand="1" w:val="04A0"/>
-              <w:tblBorders>
-                <w:top w:val="nil" w:sz="0" w:space="0" w:color="auto"/>
-                <w:left w:val="nil" w:sz="0" w:space="0" w:color="auto"/>
-                <w:bottom w:val="nil" w:sz="0" w:space="0" w:color="auto"/>
-                <w:right w:val="nil" w:sz="0" w:space="0" w:color="auto"/>
-                <w:insideH w:val="nil" w:sz="0" w:space="0" w:color="auto"/>
-                <w:insideV w:val="nil" w:sz="0" w:space="0" w:color="auto"/>
-              </w:tblBorders>
-            </w:tblPr>
-            <w:tblGrid>
-              <w:gridCol w:w="5216"/>
-            </w:tblGrid>
-            <w:tr>
-              <w:tc>
-                <w:tcPr>
-                  <w:tcW w:type="dxa" w:w="5216"/>
-                  <w:shd w:val="clear" w:color="auto" w:fill="2C3D50"/>
-                  <w:tcMar>
-                    <w:top w:w="45" w:type="dxa"/>
-                    <w:bottom w:w="45" w:type="dxa"/>
-                    <w:left w:w="102" w:type="dxa"/>
-                    <w:right w:w="56" w:type="dxa"/>
-                  </w:tcMar>
-                </w:tcPr>
-                <w:p>
-                  <w:pPr>
-                    <w:spacing w:before="0" w:after="0" w:line="240" w:lineRule="auto"/>
-                  </w:pPr>
-                  <w:r>
-                    <w:rPr>
-                      <w:rFonts w:ascii="微软雅黑" w:hAnsi="微软雅黑" w:eastAsia="微软雅黑"/>
-                      <w:b/>
-                      <w:color w:val="FFFFFF"/>
-                      <w:sz w:val="22"/>
-                    </w:rPr>
-                    <w:t>掌握技能</w:t>
-                  </w:r>
-                </w:p>
-              </w:tc>
-            </w:tr>
-          </w:tbl>
-          <w:p/>
-          <w:p>
-            <w:pPr>
-              <w:spacing w:before="80" w:after="20" w:line="252" w:lineRule="auto"/>
-            </w:pPr>
-            <w:r>
-              <w:rPr>
-                <w:rFonts w:ascii="微软雅黑" w:hAnsi="微软雅黑" w:eastAsia="微软雅黑"/>
-                <w:b/>
-                <w:color w:val="2C3D50"/>
-                <w:sz w:val="19"/>
-              </w:rPr>
-              <w:t>技能</w:t>
-            </w:r>
-          </w:p>
-          <w:p>
-            <w:pPr>
-              <w:spacing w:before="20" w:after="20" w:line="240" w:lineRule="auto"/>
-            </w:pPr>
-            <w:r>
-              <w:rPr>
-                <w:rFonts w:ascii="微软雅黑" w:hAnsi="微软雅黑" w:eastAsia="微软雅黑"/>
-                <w:b w:val="0"/>
-                <w:color w:val="4A4A4A"/>
-                <w:sz w:val="18"/>
-              </w:rPr>
-              <w:t xml:space="preserve">Python:  </w:t>
-            </w:r>
-            <w:r>
-              <w:rPr>
-                <w:rFonts w:ascii="微软雅黑" w:hAnsi="微软雅黑" w:eastAsia="微软雅黑"/>
-                <w:b w:val="0"/>
-                <w:color w:val="2C3D50"/>
-                <w:sz w:val="16"/>
-              </w:rPr>
-              <w:t>■■■■■■■■■□</w:t>
-            </w:r>
-          </w:p>
-          <w:p>
-            <w:pPr>
-              <w:spacing w:before="20" w:after="20" w:line="240" w:lineRule="auto"/>
-            </w:pPr>
-            <w:r>
-              <w:rPr>
-                <w:rFonts w:ascii="微软雅黑" w:hAnsi="微软雅黑" w:eastAsia="微软雅黑"/>
-                <w:b w:val="0"/>
-                <w:color w:val="4A4A4A"/>
-                <w:sz w:val="18"/>
-              </w:rPr>
-              <w:t xml:space="preserve">Stata：  </w:t>
-            </w:r>
-            <w:r>
-              <w:rPr>
-                <w:rFonts w:ascii="微软雅黑" w:hAnsi="微软雅黑" w:eastAsia="微软雅黑"/>
-                <w:b w:val="0"/>
-                <w:color w:val="2C3D50"/>
-                <w:sz w:val="16"/>
-              </w:rPr>
-              <w:t>■■■■■■■■□□</w:t>
-            </w:r>
-          </w:p>
-          <w:p>
-            <w:pPr>
-              <w:spacing w:before="20" w:after="20" w:line="240" w:lineRule="auto"/>
-            </w:pPr>
-            <w:r>
-              <w:rPr>
-                <w:rFonts w:ascii="微软雅黑" w:hAnsi="微软雅黑" w:eastAsia="微软雅黑"/>
-                <w:b w:val="0"/>
-                <w:color w:val="4A4A4A"/>
-                <w:sz w:val="18"/>
-              </w:rPr>
-              <w:t xml:space="preserve">Excel：  </w:t>
-            </w:r>
-            <w:r>
-              <w:rPr>
-                <w:rFonts w:ascii="微软雅黑" w:hAnsi="微软雅黑" w:eastAsia="微软雅黑"/>
-                <w:b w:val="0"/>
-                <w:color w:val="2C3D50"/>
-                <w:sz w:val="16"/>
-              </w:rPr>
-              <w:t>■■■■■■■□□□</w:t>
-            </w:r>
-          </w:p>
-          <w:p>
-            <w:pPr>
-              <w:spacing w:before="120" w:after="20" w:line="252" w:lineRule="auto"/>
-            </w:pPr>
-            <w:r>
-              <w:rPr>
-                <w:rFonts w:ascii="微软雅黑" w:hAnsi="微软雅黑" w:eastAsia="微软雅黑"/>
-                <w:b/>
-                <w:color w:val="2C3D50"/>
-                <w:sz w:val="19"/>
-              </w:rPr>
-              <w:t>语言</w:t>
-            </w:r>
-          </w:p>
-          <w:p>
-            <w:pPr>
-              <w:spacing w:before="20" w:after="20" w:line="240" w:lineRule="auto"/>
-            </w:pPr>
-            <w:r>
-              <w:rPr>
-                <w:rFonts w:ascii="微软雅黑" w:hAnsi="微软雅黑" w:eastAsia="微软雅黑"/>
-                <w:b w:val="0"/>
-                <w:color w:val="4A4A4A"/>
-                <w:sz w:val="18"/>
-              </w:rPr>
-              <w:t xml:space="preserve">普通话：  </w:t>
-            </w:r>
-            <w:r>
-              <w:rPr>
-                <w:rFonts w:ascii="微软雅黑" w:hAnsi="微软雅黑" w:eastAsia="微软雅黑"/>
-                <w:b w:val="0"/>
-                <w:color w:val="2C3D50"/>
-                <w:sz w:val="16"/>
-              </w:rPr>
-              <w:t>■■■■■■■■■□</w:t>
-            </w:r>
-          </w:p>
-          <w:p>
-            <w:pPr>
-              <w:spacing w:before="20" w:after="20" w:line="240" w:lineRule="auto"/>
-            </w:pPr>
-            <w:r>
-              <w:rPr>
-                <w:rFonts w:ascii="微软雅黑" w:hAnsi="微软雅黑" w:eastAsia="微软雅黑"/>
-                <w:b w:val="0"/>
-                <w:color w:val="4A4A4A"/>
-                <w:sz w:val="18"/>
-              </w:rPr>
-              <w:t xml:space="preserve">英语：  </w:t>
-            </w:r>
-            <w:r>
-              <w:rPr>
-                <w:rFonts w:ascii="微软雅黑" w:hAnsi="微软雅黑" w:eastAsia="微软雅黑"/>
-                <w:b w:val="0"/>
-                <w:color w:val="2C3D50"/>
-                <w:sz w:val="16"/>
-              </w:rPr>
-              <w:t>■■■■■□□□□□</w:t>
+              <w:t>、</w:t>
             </w:r>
           </w:p>
         </w:tc>
         <w:tc>
           <w:tcPr>
-            <w:tcW w:type="dxa" w:w="5216"/>
+            <w:tcW w:type="dxa" w:w="2180"/>
+            <w:vMerge w:val="restart"/>
+            <w:tcBorders/>
             <w:tcMar>
-              <w:top w:w="28" w:type="dxa"/>
-              <w:bottom w:w="28" w:type="dxa"/>
-              <w:left w:w="141" w:type="dxa"/>
-              <w:right w:w="28" w:type="dxa"/>
+              <w:start w:w="0" w:type="dxa"/>
+              <w:end w:w="0" w:type="dxa"/>
+            </w:tcMar>
+            <w:tcMar>
+              <w:start w:w="0" w:type="dxa"/>
+              <w:end w:w="0" w:type="dxa"/>
             </w:tcMar>
           </w:tcPr>
           <w:p>
             <w:pPr>
-              <w:spacing w:before="0" w:after="80" w:line="240" w:lineRule="auto"/>
-              <w:pBdr>
-                <w:bottom w:val="single" w:sz="12" w:space="1" w:color="41709C"/>
-              </w:pBdr>
+              <w:autoSpaceDN w:val="0"/>
+              <w:autoSpaceDE w:val="0"/>
+              <w:widowControl/>
+              <w:spacing w:line="476" w:lineRule="exact" w:before="324" w:after="0"/>
+              <w:ind w:left="256" w:right="0" w:firstLine="0"/>
+              <w:jc w:val="left"/>
             </w:pPr>
             <w:r>
               <w:rPr>
-                <w:rFonts w:ascii="微软雅黑" w:hAnsi="微软雅黑" w:eastAsia="微软雅黑"/>
+                <w:rFonts w:ascii="MicrosoftYaHei" w:hAnsi="MicrosoftYaHei" w:eastAsia="MicrosoftYaHei"/>
                 <w:b/>
-                <w:color w:val="41709C"/>
-                <w:sz w:val="26"/>
+                <w:i w:val="0"/>
+                <w:color w:val="2D3E50"/>
+                <w:sz w:val="36"/>
               </w:rPr>
-              <w:t>教育背景</w:t>
+              <w:t>殷维</w:t>
             </w:r>
           </w:p>
+        </w:tc>
+        <w:tc>
+          <w:tcPr>
+            <w:tcW w:type="dxa" w:w="8440"/>
+            <w:tcBorders/>
+            <w:tcMar>
+              <w:start w:w="0" w:type="dxa"/>
+              <w:end w:w="0" w:type="dxa"/>
+            </w:tcMar>
+          </w:tcPr>
           <w:p>
             <w:pPr>
-              <w:spacing w:before="80" w:after="20" w:line="259" w:lineRule="auto"/>
+              <w:autoSpaceDN w:val="0"/>
+              <w:autoSpaceDE w:val="0"/>
+              <w:widowControl/>
+              <w:spacing w:line="310" w:lineRule="exact" w:before="50" w:after="0"/>
+              <w:ind w:left="1216" w:right="0" w:firstLine="0"/>
+              <w:jc w:val="left"/>
             </w:pPr>
             <w:r>
               <w:rPr>
-                <w:rFonts w:ascii="微软雅黑" w:hAnsi="微软雅黑" w:eastAsia="微软雅黑"/>
+                <w:rFonts w:ascii="MicrosoftYaHei" w:hAnsi="MicrosoftYaHei" w:eastAsia="MicrosoftYaHei"/>
                 <w:b w:val="0"/>
-                <w:color w:val="222222"/>
-                <w:sz w:val="20"/>
+                <w:i w:val="0"/>
+                <w:color w:val="3F3F3F"/>
+                <w:sz w:val="24"/>
               </w:rPr>
-              <w:t>2017.09-2019.06    华中科技大学    金融    硕士（全日制）</w:t>
+              <w:t>专业课（134/150）</w:t>
             </w:r>
           </w:p>
+        </w:tc>
+      </w:tr>
+      <w:tr>
+        <w:trPr>
+          <w:trHeight w:hRule="exact" w:val="456"/>
+        </w:trPr>
+        <w:tc>
+          <w:tcPr>
+            <w:tcW w:type="dxa" w:w="3783"/>
+            <w:vMerge/>
+            <w:tcBorders/>
+          </w:tcPr>
+          <w:p/>
+        </w:tc>
+        <w:tc>
+          <w:tcPr>
+            <w:tcW w:type="dxa" w:w="3783"/>
+            <w:vMerge/>
+            <w:tcBorders/>
+          </w:tcPr>
+          <w:p/>
+        </w:tc>
+        <w:tc>
+          <w:tcPr>
+            <w:tcW w:type="dxa" w:w="8440"/>
+            <w:tcBorders/>
+            <w:tcMar>
+              <w:start w:w="0" w:type="dxa"/>
+              <w:end w:w="0" w:type="dxa"/>
+            </w:tcMar>
+          </w:tcPr>
           <w:p>
             <w:pPr>
-              <w:spacing w:before="0" w:after="40" w:line="259" w:lineRule="auto"/>
+              <w:autoSpaceDN w:val="0"/>
+              <w:autoSpaceDE w:val="0"/>
+              <w:widowControl/>
+              <w:spacing w:line="310" w:lineRule="exact" w:before="58" w:after="0"/>
+              <w:ind w:left="1216" w:right="0" w:firstLine="0"/>
+              <w:jc w:val="left"/>
             </w:pPr>
             <w:r>
               <w:rPr>
-                <w:rFonts w:ascii="微软雅黑" w:hAnsi="微软雅黑" w:eastAsia="微软雅黑"/>
+                <w:rFonts w:ascii="MicrosoftYaHei" w:hAnsi="MicrosoftYaHei" w:eastAsia="MicrosoftYaHei"/>
                 <w:b w:val="0"/>
-                <w:color w:val="222222"/>
-                <w:sz w:val="20"/>
-              </w:rPr>
-              <w:t>2013.09-2017.06    武汉科技大学    机械工程    本科（全日制）</w:t>
-            </w:r>
-          </w:p>
-          <w:p/>
-          <w:p>
-            <w:pPr>
-              <w:spacing w:before="160" w:after="80" w:line="240" w:lineRule="auto"/>
-              <w:pBdr>
-                <w:bottom w:val="single" w:sz="12" w:space="1" w:color="41709C"/>
-              </w:pBdr>
-            </w:pPr>
-            <w:r>
-              <w:rPr>
-                <w:rFonts w:ascii="微软雅黑" w:hAnsi="微软雅黑" w:eastAsia="微软雅黑"/>
-                <w:b/>
-                <w:color w:val="41709C"/>
-                <w:sz w:val="26"/>
-              </w:rPr>
-              <w:t>主修课程</w:t>
-            </w:r>
-          </w:p>
-          <w:p>
-            <w:pPr>
-              <w:spacing w:before="80" w:after="20" w:line="259" w:lineRule="auto"/>
-            </w:pPr>
-            <w:r>
-              <w:rPr>
-                <w:rFonts w:ascii="微软雅黑" w:hAnsi="微软雅黑" w:eastAsia="微软雅黑"/>
-                <w:b w:val="0"/>
-                <w:color w:val="222222"/>
-                <w:sz w:val="19"/>
-              </w:rPr>
-              <w:t>考研成绩：总分（405/500）数学（130/150）英语（79/100）专业课（134/150）</w:t>
-            </w:r>
-          </w:p>
-          <w:p>
-            <w:pPr>
-              <w:spacing w:before="0" w:after="40" w:line="259" w:lineRule="auto"/>
-            </w:pPr>
-            <w:r>
-              <w:rPr>
-                <w:rFonts w:ascii="微软雅黑" w:hAnsi="微软雅黑" w:eastAsia="微软雅黑"/>
-                <w:b w:val="0"/>
-                <w:color w:val="222222"/>
-                <w:sz w:val="19"/>
+                <w:i w:val="0"/>
+                <w:color w:val="3F3F3F"/>
+                <w:sz w:val="24"/>
               </w:rPr>
               <w:t>主修课程：量化投资、财务报表分析、金融建模与计算、数理统计等</w:t>
-            </w:r>
-          </w:p>
-          <w:p/>
-          <w:p>
-            <w:pPr>
-              <w:spacing w:before="160" w:after="80" w:line="240" w:lineRule="auto"/>
-              <w:pBdr>
-                <w:bottom w:val="single" w:sz="12" w:space="1" w:color="41709C"/>
-              </w:pBdr>
-            </w:pPr>
-            <w:r>
-              <w:rPr>
-                <w:rFonts w:ascii="微软雅黑" w:hAnsi="微软雅黑" w:eastAsia="微软雅黑"/>
-                <w:b/>
-                <w:color w:val="41709C"/>
-                <w:sz w:val="26"/>
-              </w:rPr>
-              <w:t>工作经历</w:t>
-            </w:r>
-          </w:p>
-          <w:p>
-            <w:pPr>
-              <w:spacing w:before="160" w:after="0" w:line="252" w:lineRule="auto"/>
-            </w:pPr>
-            <w:r>
-              <w:rPr>
-                <w:rFonts w:ascii="微软雅黑" w:hAnsi="微软雅黑" w:eastAsia="微软雅黑"/>
-                <w:b w:val="0"/>
-                <w:color w:val="4A4A4A"/>
-                <w:sz w:val="19"/>
-              </w:rPr>
-              <w:t>2024.03-2026.06</w:t>
-            </w:r>
-            <w:r>
-              <w:rPr>
-                <w:rFonts w:ascii="微软雅黑" w:hAnsi="微软雅黑" w:eastAsia="微软雅黑"/>
-                <w:b/>
-                <w:color w:val="2C3D50"/>
-                <w:sz w:val="21"/>
-              </w:rPr>
-              <w:t xml:space="preserve">    量化研究工作室</w:t>
-            </w:r>
-          </w:p>
-          <w:p>
-            <w:pPr>
-              <w:spacing w:before="0" w:after="40" w:line="252" w:lineRule="auto"/>
-            </w:pPr>
-            <w:r>
-              <w:rPr>
-                <w:rFonts w:ascii="微软雅黑" w:hAnsi="微软雅黑" w:eastAsia="微软雅黑"/>
-                <w:b/>
-                <w:color w:val="41709C"/>
-                <w:sz w:val="19"/>
-              </w:rPr>
-              <w:t>独立研究员</w:t>
-            </w:r>
-          </w:p>
-          <w:p>
-            <w:pPr>
-              <w:spacing w:before="0" w:after="20" w:line="259" w:lineRule="auto"/>
-            </w:pPr>
-            <w:r>
-              <w:rPr>
-                <w:rFonts w:ascii="微软雅黑" w:hAnsi="微软雅黑" w:eastAsia="微软雅黑"/>
-                <w:b w:val="0"/>
-                <w:color w:val="222222"/>
-                <w:sz w:val="19"/>
-              </w:rPr>
-              <w:t>1、结合宏观与行业研究框架，研究热点赛道轮动，为策略定调提供参考。</w:t>
-            </w:r>
-          </w:p>
-          <w:p>
-            <w:pPr>
-              <w:spacing w:before="0" w:after="20" w:line="259" w:lineRule="auto"/>
-            </w:pPr>
-            <w:r>
-              <w:rPr>
-                <w:rFonts w:ascii="微软雅黑" w:hAnsi="微软雅黑" w:eastAsia="微软雅黑"/>
-                <w:b w:val="0"/>
-                <w:color w:val="222222"/>
-                <w:sz w:val="19"/>
-              </w:rPr>
-              <w:t>2、搭建标准化财务选股模型，构建季度更新核心股票池，精准筛选优质个股标的。</w:t>
-            </w:r>
-          </w:p>
-          <w:p>
-            <w:pPr>
-              <w:spacing w:before="0" w:after="20" w:line="259" w:lineRule="auto"/>
-            </w:pPr>
-            <w:r>
-              <w:rPr>
-                <w:rFonts w:ascii="微软雅黑" w:hAnsi="微软雅黑" w:eastAsia="微软雅黑"/>
-                <w:b w:val="0"/>
-                <w:color w:val="222222"/>
-                <w:sz w:val="19"/>
-              </w:rPr>
-              <w:t>3、结合短线指标，完善个股买卖点参考逻辑。</w:t>
-            </w:r>
-          </w:p>
-          <w:p>
-            <w:pPr>
-              <w:spacing w:before="160" w:after="0" w:line="252" w:lineRule="auto"/>
-            </w:pPr>
-            <w:r>
-              <w:rPr>
-                <w:rFonts w:ascii="微软雅黑" w:hAnsi="微软雅黑" w:eastAsia="微软雅黑"/>
-                <w:b w:val="0"/>
-                <w:color w:val="4A4A4A"/>
-                <w:sz w:val="19"/>
-              </w:rPr>
-              <w:t>2023.10-2024.02</w:t>
-            </w:r>
-            <w:r>
-              <w:rPr>
-                <w:rFonts w:ascii="微软雅黑" w:hAnsi="微软雅黑" w:eastAsia="微软雅黑"/>
-                <w:b/>
-                <w:color w:val="2C3D50"/>
-                <w:sz w:val="21"/>
-              </w:rPr>
-              <w:t xml:space="preserve">    江铜产融控股有限公司</w:t>
-            </w:r>
-          </w:p>
-          <w:p>
-            <w:pPr>
-              <w:spacing w:before="0" w:after="40" w:line="252" w:lineRule="auto"/>
-            </w:pPr>
-            <w:r>
-              <w:rPr>
-                <w:rFonts w:ascii="微软雅黑" w:hAnsi="微软雅黑" w:eastAsia="微软雅黑"/>
-                <w:b/>
-                <w:color w:val="41709C"/>
-                <w:sz w:val="19"/>
-              </w:rPr>
-              <w:t>量化研究员</w:t>
-            </w:r>
-          </w:p>
-          <w:p>
-            <w:pPr>
-              <w:spacing w:before="0" w:after="20" w:line="259" w:lineRule="auto"/>
-            </w:pPr>
-            <w:r>
-              <w:rPr>
-                <w:rFonts w:ascii="微软雅黑" w:hAnsi="微软雅黑" w:eastAsia="微软雅黑"/>
-                <w:b w:val="0"/>
-                <w:color w:val="222222"/>
-                <w:sz w:val="19"/>
-              </w:rPr>
-              <w:t>1、对北上深量化私募进行调研前问卷设计、实地尽调，并根据调研情况撰写尽调报告。</w:t>
-            </w:r>
-          </w:p>
-          <w:p>
-            <w:pPr>
-              <w:spacing w:before="0" w:after="20" w:line="259" w:lineRule="auto"/>
-            </w:pPr>
-            <w:r>
-              <w:rPr>
-                <w:rFonts w:ascii="微软雅黑" w:hAnsi="微软雅黑" w:eastAsia="微软雅黑"/>
-                <w:b w:val="0"/>
-                <w:color w:val="222222"/>
-                <w:sz w:val="19"/>
-              </w:rPr>
-              <w:t>2、搭建二级市场研究框架，监控流动性等。</w:t>
-            </w:r>
-          </w:p>
-          <w:p>
-            <w:pPr>
-              <w:spacing w:before="160" w:after="0" w:line="252" w:lineRule="auto"/>
-            </w:pPr>
-            <w:r>
-              <w:rPr>
-                <w:rFonts w:ascii="微软雅黑" w:hAnsi="微软雅黑" w:eastAsia="微软雅黑"/>
-                <w:b w:val="0"/>
-                <w:color w:val="4A4A4A"/>
-                <w:sz w:val="19"/>
-              </w:rPr>
-              <w:t>2022.01-2023.09</w:t>
-            </w:r>
-            <w:r>
-              <w:rPr>
-                <w:rFonts w:ascii="微软雅黑" w:hAnsi="微软雅黑" w:eastAsia="微软雅黑"/>
-                <w:b/>
-                <w:color w:val="2C3D50"/>
-                <w:sz w:val="21"/>
-              </w:rPr>
-              <w:t xml:space="preserve">    量盈私募基金管理有限公司</w:t>
-            </w:r>
-          </w:p>
-          <w:p>
-            <w:pPr>
-              <w:spacing w:before="0" w:after="40" w:line="252" w:lineRule="auto"/>
-            </w:pPr>
-            <w:r>
-              <w:rPr>
-                <w:rFonts w:ascii="微软雅黑" w:hAnsi="微软雅黑" w:eastAsia="微软雅黑"/>
-                <w:b/>
-                <w:color w:val="41709C"/>
-                <w:sz w:val="19"/>
-              </w:rPr>
-              <w:t>量化研究员</w:t>
-            </w:r>
-          </w:p>
-          <w:p>
-            <w:pPr>
-              <w:spacing w:before="0" w:after="20" w:line="259" w:lineRule="auto"/>
-            </w:pPr>
-            <w:r>
-              <w:rPr>
-                <w:rFonts w:ascii="微软雅黑" w:hAnsi="微软雅黑" w:eastAsia="微软雅黑"/>
-                <w:b w:val="0"/>
-                <w:color w:val="222222"/>
-                <w:sz w:val="19"/>
-              </w:rPr>
-              <w:t>1、使用聚宽、掘金等常见量化平台进行期货、股票因子挖掘、策略开发及回测优化。</w:t>
-            </w:r>
-          </w:p>
-          <w:p>
-            <w:pPr>
-              <w:spacing w:before="0" w:after="20" w:line="259" w:lineRule="auto"/>
-            </w:pPr>
-            <w:r>
-              <w:rPr>
-                <w:rFonts w:ascii="微软雅黑" w:hAnsi="微软雅黑" w:eastAsia="微软雅黑"/>
-                <w:b w:val="0"/>
-                <w:color w:val="222222"/>
-                <w:sz w:val="19"/>
-              </w:rPr>
-              <w:t>2、根据基金经理要求，使用 python 对券商金工等策略研报进行复现。</w:t>
-            </w:r>
-          </w:p>
-          <w:p>
-            <w:pPr>
-              <w:spacing w:before="160" w:after="0" w:line="252" w:lineRule="auto"/>
-            </w:pPr>
-            <w:r>
-              <w:rPr>
-                <w:rFonts w:ascii="微软雅黑" w:hAnsi="微软雅黑" w:eastAsia="微软雅黑"/>
-                <w:b w:val="0"/>
-                <w:color w:val="4A4A4A"/>
-                <w:sz w:val="19"/>
-              </w:rPr>
-              <w:t>2020.08-2021.12</w:t>
-            </w:r>
-            <w:r>
-              <w:rPr>
-                <w:rFonts w:ascii="微软雅黑" w:hAnsi="微软雅黑" w:eastAsia="微软雅黑"/>
-                <w:b/>
-                <w:color w:val="2C3D50"/>
-                <w:sz w:val="21"/>
-              </w:rPr>
-              <w:t xml:space="preserve">    深圳引力波量化科技有限公司</w:t>
-            </w:r>
-          </w:p>
-          <w:p>
-            <w:pPr>
-              <w:spacing w:before="0" w:after="40" w:line="252" w:lineRule="auto"/>
-            </w:pPr>
-            <w:r>
-              <w:rPr>
-                <w:rFonts w:ascii="微软雅黑" w:hAnsi="微软雅黑" w:eastAsia="微软雅黑"/>
-                <w:b/>
-                <w:color w:val="41709C"/>
-                <w:sz w:val="19"/>
-              </w:rPr>
-              <w:t>量化研究员</w:t>
-            </w:r>
-          </w:p>
-          <w:p>
-            <w:pPr>
-              <w:spacing w:before="0" w:after="20" w:line="259" w:lineRule="auto"/>
-            </w:pPr>
-            <w:r>
-              <w:rPr>
-                <w:rFonts w:ascii="微软雅黑" w:hAnsi="微软雅黑" w:eastAsia="微软雅黑"/>
-                <w:b w:val="0"/>
-                <w:color w:val="222222"/>
-                <w:sz w:val="19"/>
-              </w:rPr>
-              <w:t>1、交易数据获取，熟练使用 Pandas、Numpy、Talib 等 package 对数据进行清洗、分析。</w:t>
-            </w:r>
-          </w:p>
-          <w:p>
-            <w:pPr>
-              <w:spacing w:before="0" w:after="20" w:line="259" w:lineRule="auto"/>
-            </w:pPr>
-            <w:r>
-              <w:rPr>
-                <w:rFonts w:ascii="微软雅黑" w:hAnsi="微软雅黑" w:eastAsia="微软雅黑"/>
-                <w:b w:val="0"/>
-                <w:color w:val="222222"/>
-                <w:sz w:val="19"/>
-              </w:rPr>
-              <w:t>2、量化策略开发等工作，包括套利、做市等方向，日常优化、维护交易策略。</w:t>
-            </w:r>
-          </w:p>
-          <w:p>
-            <w:pPr>
-              <w:spacing w:before="160" w:after="0" w:line="252" w:lineRule="auto"/>
-            </w:pPr>
-            <w:r>
-              <w:rPr>
-                <w:rFonts w:ascii="微软雅黑" w:hAnsi="微软雅黑" w:eastAsia="微软雅黑"/>
-                <w:b w:val="0"/>
-                <w:color w:val="4A4A4A"/>
-                <w:sz w:val="19"/>
-              </w:rPr>
-              <w:t>2019.07-2020.07</w:t>
-            </w:r>
-            <w:r>
-              <w:rPr>
-                <w:rFonts w:ascii="微软雅黑" w:hAnsi="微软雅黑" w:eastAsia="微软雅黑"/>
-                <w:b/>
-                <w:color w:val="2C3D50"/>
-                <w:sz w:val="21"/>
-              </w:rPr>
-              <w:t xml:space="preserve">    中国平安财产保险股份有限公司</w:t>
-            </w:r>
-          </w:p>
-          <w:p>
-            <w:pPr>
-              <w:spacing w:before="0" w:after="40" w:line="252" w:lineRule="auto"/>
-            </w:pPr>
-            <w:r>
-              <w:rPr>
-                <w:rFonts w:ascii="微软雅黑" w:hAnsi="微软雅黑" w:eastAsia="微软雅黑"/>
-                <w:b/>
-                <w:color w:val="41709C"/>
-                <w:sz w:val="19"/>
-              </w:rPr>
-              <w:t>再保险业务管理岗（管培生）</w:t>
-            </w:r>
-          </w:p>
-          <w:p>
-            <w:pPr>
-              <w:spacing w:before="0" w:after="20" w:line="259" w:lineRule="auto"/>
-            </w:pPr>
-            <w:r>
-              <w:rPr>
-                <w:rFonts w:ascii="微软雅黑" w:hAnsi="微软雅黑" w:eastAsia="微软雅黑"/>
-                <w:b w:val="0"/>
-                <w:color w:val="222222"/>
-                <w:sz w:val="19"/>
-              </w:rPr>
-              <w:t>1、熟练使用 excel 对再保人资信进行月度更新、季度坏账计提、监控风险指标。</w:t>
-            </w:r>
-          </w:p>
-          <w:p>
-            <w:pPr>
-              <w:spacing w:before="0" w:after="20" w:line="259" w:lineRule="auto"/>
-            </w:pPr>
-            <w:r>
-              <w:rPr>
-                <w:rFonts w:ascii="微软雅黑" w:hAnsi="微软雅黑" w:eastAsia="微软雅黑"/>
-                <w:b w:val="0"/>
-                <w:color w:val="222222"/>
-                <w:sz w:val="19"/>
-              </w:rPr>
-              <w:t>2、根据再保险资信管理制度，通过市场及同业信息，审核交易对手资信情况。</w:t>
-            </w:r>
-          </w:p>
-          <w:p>
-            <w:pPr>
-              <w:spacing w:before="0" w:after="20" w:line="259" w:lineRule="auto"/>
-            </w:pPr>
-            <w:r>
-              <w:rPr>
-                <w:rFonts w:ascii="微软雅黑" w:hAnsi="微软雅黑" w:eastAsia="微软雅黑"/>
-                <w:b w:val="0"/>
-                <w:color w:val="222222"/>
-                <w:sz w:val="19"/>
-              </w:rPr>
-              <w:t>3、统计汇总不同业务场景分类下关联交易、非关联交易情况数据。</w:t>
             </w:r>
           </w:p>
         </w:tc>
       </w:tr>
     </w:tbl>
     <w:p>
+      <w:pPr>
+        <w:autoSpaceDN w:val="0"/>
+        <w:autoSpaceDE w:val="0"/>
+        <w:widowControl/>
+        <w:spacing w:line="372" w:lineRule="exact" w:before="100" w:after="138"/>
+        <w:ind w:left="0" w:right="5660" w:firstLine="0"/>
+        <w:jc w:val="right"/>
+      </w:pPr>
       <w:r>
-        <w:br w:type="page"/>
+        <w:rPr>
+          <w:rFonts w:ascii="MicrosoftYaHei" w:hAnsi="MicrosoftYaHei" w:eastAsia="MicrosoftYaHei"/>
+          <w:b/>
+          <w:i w:val="0"/>
+          <w:color w:val="2D3E50"/>
+          <w:sz w:val="28"/>
+        </w:rPr>
+        <w:t>工作经历</w:t>
+      </w:r>
+    </w:p>
+    <w:tbl>
+      <w:tblPr>
+        <w:tblW w:type="auto" w:w="0"/>
+        <w:tblLayout w:type="fixed"/>
+        <w:tblLook w:firstColumn="1" w:firstRow="1" w:lastColumn="0" w:lastRow="0" w:noHBand="0" w:noVBand="1" w:val="04A0"/>
+        <w:tblInd w:w="0.0" w:type="dxa"/>
+      </w:tblPr>
+      <w:tblGrid>
+        <w:gridCol w:w="2837"/>
+        <w:gridCol w:w="2837"/>
+        <w:gridCol w:w="2837"/>
+        <w:gridCol w:w="2837"/>
+      </w:tblGrid>
+      <w:tr>
+        <w:trPr>
+          <w:trHeight w:hRule="exact" w:val="374"/>
+        </w:trPr>
+        <w:tc>
+          <w:tcPr>
+            <w:tcW w:type="dxa" w:w="3380"/>
+            <w:gridSpan w:val="2"/>
+            <w:vMerge w:val="restart"/>
+            <w:tcBorders/>
+            <w:tcMar>
+              <w:start w:w="0" w:type="dxa"/>
+              <w:end w:w="0" w:type="dxa"/>
+            </w:tcMar>
+            <w:tcMar>
+              <w:start w:w="0" w:type="dxa"/>
+              <w:end w:w="0" w:type="dxa"/>
+            </w:tcMar>
+            <w:tcMar>
+              <w:start w:w="0" w:type="dxa"/>
+              <w:end w:w="0" w:type="dxa"/>
+            </w:tcMar>
+            <w:tcMar>
+              <w:start w:w="0" w:type="dxa"/>
+              <w:end w:w="0" w:type="dxa"/>
+            </w:tcMar>
+            <w:tcMar>
+              <w:start w:w="0" w:type="dxa"/>
+              <w:end w:w="0" w:type="dxa"/>
+            </w:tcMar>
+            <w:tcMar>
+              <w:start w:w="0" w:type="dxa"/>
+              <w:end w:w="0" w:type="dxa"/>
+            </w:tcMar>
+          </w:tcPr>
+          <w:p>
+            <w:pPr>
+              <w:autoSpaceDN w:val="0"/>
+              <w:autoSpaceDE w:val="0"/>
+              <w:widowControl/>
+              <w:spacing w:line="372" w:lineRule="exact" w:before="284" w:after="0"/>
+              <w:ind w:left="48" w:right="0" w:firstLine="0"/>
+              <w:jc w:val="left"/>
+            </w:pPr>
+            <w:r>
+              <w:rPr>
+                <w:rFonts w:ascii="MicrosoftYaHei" w:hAnsi="MicrosoftYaHei" w:eastAsia="MicrosoftYaHei"/>
+                <w:b/>
+                <w:i w:val="0"/>
+                <w:color w:val="FFFFFF"/>
+                <w:sz w:val="28"/>
+              </w:rPr>
+              <w:t>个人资料</w:t>
+            </w:r>
+          </w:p>
+        </w:tc>
+        <w:tc>
+          <w:tcPr>
+            <w:tcW w:type="dxa" w:w="2580"/>
+            <w:vMerge w:val="restart"/>
+            <w:tcBorders/>
+            <w:tcMar>
+              <w:start w:w="0" w:type="dxa"/>
+              <w:end w:w="0" w:type="dxa"/>
+            </w:tcMar>
+            <w:tcMar>
+              <w:start w:w="0" w:type="dxa"/>
+              <w:end w:w="0" w:type="dxa"/>
+            </w:tcMar>
+          </w:tcPr>
+          <w:p>
+            <w:pPr>
+              <w:autoSpaceDN w:val="0"/>
+              <w:autoSpaceDE w:val="0"/>
+              <w:widowControl/>
+              <w:spacing w:line="310" w:lineRule="exact" w:before="94" w:after="0"/>
+              <w:ind w:left="448" w:right="0" w:firstLine="0"/>
+              <w:jc w:val="left"/>
+            </w:pPr>
+            <w:r>
+              <w:rPr>
+                <w:rFonts w:ascii="MicrosoftYaHei" w:hAnsi="MicrosoftYaHei" w:eastAsia="MicrosoftYaHei"/>
+                <w:b w:val="0"/>
+                <w:i w:val="0"/>
+                <w:color w:val="262626"/>
+                <w:sz w:val="24"/>
+              </w:rPr>
+              <w:t>2024.03-2026.06</w:t>
+            </w:r>
+          </w:p>
+        </w:tc>
+        <w:tc>
+          <w:tcPr>
+            <w:tcW w:type="dxa" w:w="5360"/>
+            <w:tcBorders/>
+            <w:tcMar>
+              <w:start w:w="0" w:type="dxa"/>
+              <w:end w:w="0" w:type="dxa"/>
+            </w:tcMar>
+          </w:tcPr>
+          <w:p>
+            <w:pPr>
+              <w:autoSpaceDN w:val="0"/>
+              <w:autoSpaceDE w:val="0"/>
+              <w:widowControl/>
+              <w:spacing w:line="316" w:lineRule="exact" w:before="58" w:after="0"/>
+              <w:ind w:left="120" w:right="0" w:firstLine="0"/>
+              <w:jc w:val="left"/>
+            </w:pPr>
+            <w:r>
+              <w:rPr>
+                <w:rFonts w:ascii="MicrosoftYaHei" w:hAnsi="MicrosoftYaHei" w:eastAsia="MicrosoftYaHei"/>
+                <w:b/>
+                <w:i w:val="0"/>
+                <w:color w:val="2D3E50"/>
+                <w:sz w:val="24"/>
+              </w:rPr>
+              <w:t>量化研究工作室</w:t>
+            </w:r>
+          </w:p>
+        </w:tc>
+      </w:tr>
+      <w:tr>
+        <w:trPr>
+          <w:trHeight w:hRule="exact" w:val="78"/>
+        </w:trPr>
+        <w:tc>
+          <w:tcPr>
+            <w:tcW w:type="dxa" w:w="5674"/>
+            <w:gridSpan w:val="2"/>
+            <w:vMerge/>
+            <w:tcBorders/>
+          </w:tcPr>
+          <w:p/>
+        </w:tc>
+        <w:tc>
+          <w:tcPr>
+            <w:tcW w:type="dxa" w:w="2837"/>
+            <w:vMerge/>
+            <w:tcBorders/>
+          </w:tcPr>
+          <w:p/>
+        </w:tc>
+        <w:tc>
+          <w:tcPr>
+            <w:tcW w:type="dxa" w:w="5360"/>
+            <w:vMerge w:val="restart"/>
+            <w:tcBorders/>
+            <w:tcMar>
+              <w:start w:w="0" w:type="dxa"/>
+              <w:end w:w="0" w:type="dxa"/>
+            </w:tcMar>
+            <w:tcMar>
+              <w:start w:w="0" w:type="dxa"/>
+              <w:end w:w="0" w:type="dxa"/>
+            </w:tcMar>
+          </w:tcPr>
+          <w:p>
+            <w:pPr>
+              <w:autoSpaceDN w:val="0"/>
+              <w:autoSpaceDE w:val="0"/>
+              <w:widowControl/>
+              <w:spacing w:line="308" w:lineRule="exact" w:before="102" w:after="0"/>
+              <w:ind w:left="120" w:right="0" w:firstLine="0"/>
+              <w:jc w:val="left"/>
+            </w:pPr>
+            <w:r>
+              <w:rPr>
+                <w:rFonts w:ascii="MicrosoftYaHei" w:hAnsi="MicrosoftYaHei" w:eastAsia="MicrosoftYaHei"/>
+                <w:b w:val="0"/>
+                <w:i w:val="0"/>
+                <w:color w:val="595959"/>
+                <w:sz w:val="24"/>
+              </w:rPr>
+              <w:t>1、结合宏观与行业研究框架，研究热点赛道轮</w:t>
+            </w:r>
+          </w:p>
+        </w:tc>
+      </w:tr>
+      <w:tr>
+        <w:trPr>
+          <w:trHeight w:hRule="exact" w:val="342"/>
+        </w:trPr>
+        <w:tc>
+          <w:tcPr>
+            <w:tcW w:type="dxa" w:w="5674"/>
+            <w:gridSpan w:val="2"/>
+            <w:vMerge/>
+            <w:tcBorders/>
+          </w:tcPr>
+          <w:p/>
+        </w:tc>
+        <w:tc>
+          <w:tcPr>
+            <w:tcW w:type="dxa" w:w="2580"/>
+            <w:vMerge w:val="restart"/>
+            <w:tcBorders/>
+            <w:tcMar>
+              <w:start w:w="0" w:type="dxa"/>
+              <w:end w:w="0" w:type="dxa"/>
+            </w:tcMar>
+            <w:tcMar>
+              <w:start w:w="0" w:type="dxa"/>
+              <w:end w:w="0" w:type="dxa"/>
+            </w:tcMar>
+            <w:tcMar>
+              <w:start w:w="0" w:type="dxa"/>
+              <w:end w:w="0" w:type="dxa"/>
+            </w:tcMar>
+            <w:tcMar>
+              <w:start w:w="0" w:type="dxa"/>
+              <w:end w:w="0" w:type="dxa"/>
+            </w:tcMar>
+          </w:tcPr>
+          <w:p>
+            <w:pPr>
+              <w:autoSpaceDN w:val="0"/>
+              <w:autoSpaceDE w:val="0"/>
+              <w:widowControl/>
+              <w:spacing w:line="318" w:lineRule="exact" w:before="46" w:after="0"/>
+              <w:ind w:left="448" w:right="0" w:firstLine="0"/>
+              <w:jc w:val="left"/>
+            </w:pPr>
+            <w:r>
+              <w:rPr>
+                <w:rFonts w:ascii="MicrosoftYaHei" w:hAnsi="MicrosoftYaHei" w:eastAsia="MicrosoftYaHei"/>
+                <w:b/>
+                <w:i w:val="0"/>
+                <w:color w:val="2D3E50"/>
+                <w:sz w:val="24"/>
+              </w:rPr>
+              <w:t>独立研究员</w:t>
+            </w:r>
+          </w:p>
+        </w:tc>
+        <w:tc>
+          <w:tcPr>
+            <w:tcW w:type="dxa" w:w="2837"/>
+            <w:vMerge/>
+            <w:tcBorders/>
+          </w:tcPr>
+          <w:p/>
+        </w:tc>
+      </w:tr>
+      <w:tr>
+        <w:trPr>
+          <w:trHeight w:hRule="exact" w:val="456"/>
+        </w:trPr>
+        <w:tc>
+          <w:tcPr>
+            <w:tcW w:type="dxa" w:w="520"/>
+            <w:vMerge w:val="restart"/>
+            <w:tcBorders/>
+            <w:tcMar>
+              <w:start w:w="0" w:type="dxa"/>
+              <w:end w:w="0" w:type="dxa"/>
+            </w:tcMar>
+            <w:tcMar>
+              <w:start w:w="0" w:type="dxa"/>
+              <w:end w:w="0" w:type="dxa"/>
+            </w:tcMar>
+          </w:tcPr>
+          <w:p>
+            <w:pPr>
+              <w:autoSpaceDN w:val="0"/>
+              <w:autoSpaceDE w:val="0"/>
+              <w:widowControl/>
+              <w:spacing w:line="310" w:lineRule="exact" w:before="206" w:after="0"/>
+              <w:ind w:left="58" w:right="0" w:firstLine="0"/>
+              <w:jc w:val="left"/>
+            </w:pPr>
+            <w:r>
+              <w:rPr>
+                <w:rFonts w:ascii="MicrosoftYaHei" w:hAnsi="MicrosoftYaHei" w:eastAsia="MicrosoftYaHei"/>
+                <w:b w:val="0"/>
+                <w:i w:val="0"/>
+                <w:color w:val="3F3F3F"/>
+                <w:sz w:val="24"/>
+              </w:rPr>
+              <w:t>性</w:t>
+            </w:r>
+          </w:p>
+        </w:tc>
+        <w:tc>
+          <w:tcPr>
+            <w:tcW w:type="dxa" w:w="2860"/>
+            <w:vMerge w:val="restart"/>
+            <w:tcBorders/>
+            <w:tcMar>
+              <w:start w:w="0" w:type="dxa"/>
+              <w:end w:w="0" w:type="dxa"/>
+            </w:tcMar>
+            <w:tcMar>
+              <w:start w:w="0" w:type="dxa"/>
+              <w:end w:w="0" w:type="dxa"/>
+            </w:tcMar>
+          </w:tcPr>
+          <w:p>
+            <w:pPr>
+              <w:autoSpaceDN w:val="0"/>
+              <w:autoSpaceDE w:val="0"/>
+              <w:widowControl/>
+              <w:spacing w:line="310" w:lineRule="exact" w:before="206" w:after="0"/>
+              <w:ind w:left="258" w:right="0" w:firstLine="0"/>
+              <w:jc w:val="left"/>
+            </w:pPr>
+            <w:r>
+              <w:rPr>
+                <w:rFonts w:ascii="MicrosoftYaHei" w:hAnsi="MicrosoftYaHei" w:eastAsia="MicrosoftYaHei"/>
+                <w:b w:val="0"/>
+                <w:i w:val="0"/>
+                <w:color w:val="3F3F3F"/>
+                <w:sz w:val="24"/>
+              </w:rPr>
+              <w:t>别：女</w:t>
+            </w:r>
+          </w:p>
+        </w:tc>
+        <w:tc>
+          <w:tcPr>
+            <w:tcW w:type="dxa" w:w="2837"/>
+            <w:vMerge/>
+            <w:tcBorders/>
+          </w:tcPr>
+          <w:p/>
+        </w:tc>
+        <w:tc>
+          <w:tcPr>
+            <w:tcW w:type="dxa" w:w="5360"/>
+            <w:tcBorders/>
+            <w:tcMar>
+              <w:start w:w="0" w:type="dxa"/>
+              <w:end w:w="0" w:type="dxa"/>
+            </w:tcMar>
+          </w:tcPr>
+          <w:p>
+            <w:pPr>
+              <w:autoSpaceDN w:val="0"/>
+              <w:autoSpaceDE w:val="0"/>
+              <w:widowControl/>
+              <w:spacing w:line="310" w:lineRule="exact" w:before="94" w:after="0"/>
+              <w:ind w:left="120" w:right="0" w:firstLine="0"/>
+              <w:jc w:val="left"/>
+            </w:pPr>
+            <w:r>
+              <w:rPr>
+                <w:rFonts w:ascii="MicrosoftYaHei" w:hAnsi="MicrosoftYaHei" w:eastAsia="MicrosoftYaHei"/>
+                <w:b w:val="0"/>
+                <w:i w:val="0"/>
+                <w:color w:val="595959"/>
+                <w:sz w:val="24"/>
+              </w:rPr>
+              <w:t>动，为策略定调提供参考。</w:t>
+            </w:r>
+          </w:p>
+        </w:tc>
+      </w:tr>
+      <w:tr>
+        <w:trPr>
+          <w:trHeight w:hRule="exact" w:val="112"/>
+        </w:trPr>
+        <w:tc>
+          <w:tcPr>
+            <w:tcW w:type="dxa" w:w="2837"/>
+            <w:vMerge/>
+            <w:tcBorders/>
+          </w:tcPr>
+          <w:p/>
+        </w:tc>
+        <w:tc>
+          <w:tcPr>
+            <w:tcW w:type="dxa" w:w="2837"/>
+            <w:vMerge/>
+            <w:tcBorders/>
+          </w:tcPr>
+          <w:p/>
+        </w:tc>
+        <w:tc>
+          <w:tcPr>
+            <w:tcW w:type="dxa" w:w="2837"/>
+            <w:vMerge/>
+            <w:tcBorders/>
+          </w:tcPr>
+          <w:p/>
+        </w:tc>
+        <w:tc>
+          <w:tcPr>
+            <w:tcW w:type="dxa" w:w="5360"/>
+            <w:vMerge w:val="restart"/>
+            <w:tcBorders/>
+            <w:tcMar>
+              <w:start w:w="0" w:type="dxa"/>
+              <w:end w:w="0" w:type="dxa"/>
+            </w:tcMar>
+            <w:tcMar>
+              <w:start w:w="0" w:type="dxa"/>
+              <w:end w:w="0" w:type="dxa"/>
+            </w:tcMar>
+          </w:tcPr>
+          <w:p>
+            <w:pPr>
+              <w:autoSpaceDN w:val="0"/>
+              <w:autoSpaceDE w:val="0"/>
+              <w:widowControl/>
+              <w:spacing w:line="310" w:lineRule="exact" w:before="50" w:after="0"/>
+              <w:ind w:left="120" w:right="0" w:firstLine="0"/>
+              <w:jc w:val="left"/>
+            </w:pPr>
+            <w:r>
+              <w:rPr>
+                <w:rFonts w:ascii="MicrosoftYaHei" w:hAnsi="MicrosoftYaHei" w:eastAsia="MicrosoftYaHei"/>
+                <w:b w:val="0"/>
+                <w:i w:val="0"/>
+                <w:color w:val="595959"/>
+                <w:sz w:val="24"/>
+              </w:rPr>
+              <w:t>2、搭建标准化财务选股模型，构建季度更新核</w:t>
+            </w:r>
+          </w:p>
+        </w:tc>
+      </w:tr>
+      <w:tr>
+        <w:trPr>
+          <w:trHeight w:hRule="exact" w:val="314"/>
+        </w:trPr>
+        <w:tc>
+          <w:tcPr>
+            <w:tcW w:type="dxa" w:w="520"/>
+            <w:vMerge w:val="restart"/>
+            <w:tcBorders/>
+            <w:tcMar>
+              <w:start w:w="0" w:type="dxa"/>
+              <w:end w:w="0" w:type="dxa"/>
+            </w:tcMar>
+            <w:tcMar>
+              <w:start w:w="0" w:type="dxa"/>
+              <w:end w:w="0" w:type="dxa"/>
+            </w:tcMar>
+          </w:tcPr>
+          <w:p>
+            <w:pPr>
+              <w:autoSpaceDN w:val="0"/>
+              <w:autoSpaceDE w:val="0"/>
+              <w:widowControl/>
+              <w:spacing w:line="310" w:lineRule="exact" w:before="50" w:after="0"/>
+              <w:ind w:left="58" w:right="0" w:firstLine="0"/>
+              <w:jc w:val="left"/>
+            </w:pPr>
+            <w:r>
+              <w:rPr>
+                <w:rFonts w:ascii="MicrosoftYaHei" w:hAnsi="MicrosoftYaHei" w:eastAsia="MicrosoftYaHei"/>
+                <w:b w:val="0"/>
+                <w:i w:val="0"/>
+                <w:color w:val="3F3F3F"/>
+                <w:sz w:val="24"/>
+              </w:rPr>
+              <w:t>年</w:t>
+            </w:r>
+          </w:p>
+        </w:tc>
+        <w:tc>
+          <w:tcPr>
+            <w:tcW w:type="dxa" w:w="2860"/>
+            <w:vMerge w:val="restart"/>
+            <w:tcBorders/>
+            <w:tcMar>
+              <w:start w:w="0" w:type="dxa"/>
+              <w:end w:w="0" w:type="dxa"/>
+            </w:tcMar>
+            <w:tcMar>
+              <w:start w:w="0" w:type="dxa"/>
+              <w:end w:w="0" w:type="dxa"/>
+            </w:tcMar>
+          </w:tcPr>
+          <w:p>
+            <w:pPr>
+              <w:autoSpaceDN w:val="0"/>
+              <w:autoSpaceDE w:val="0"/>
+              <w:widowControl/>
+              <w:spacing w:line="310" w:lineRule="exact" w:before="50" w:after="0"/>
+              <w:ind w:left="258" w:right="0" w:firstLine="0"/>
+              <w:jc w:val="left"/>
+            </w:pPr>
+            <w:r>
+              <w:rPr>
+                <w:rFonts w:ascii="MicrosoftYaHei" w:hAnsi="MicrosoftYaHei" w:eastAsia="MicrosoftYaHei"/>
+                <w:b w:val="0"/>
+                <w:i w:val="0"/>
+                <w:color w:val="3F3F3F"/>
+                <w:sz w:val="24"/>
+              </w:rPr>
+              <w:t>龄：31 岁</w:t>
+            </w:r>
+          </w:p>
+        </w:tc>
+        <w:tc>
+          <w:tcPr>
+            <w:tcW w:type="dxa" w:w="2837"/>
+            <w:vMerge/>
+            <w:tcBorders/>
+          </w:tcPr>
+          <w:p/>
+        </w:tc>
+        <w:tc>
+          <w:tcPr>
+            <w:tcW w:type="dxa" w:w="2837"/>
+            <w:vMerge/>
+            <w:tcBorders/>
+          </w:tcPr>
+          <w:p/>
+        </w:tc>
+      </w:tr>
+      <w:tr>
+        <w:trPr>
+          <w:trHeight w:hRule="exact" w:val="96"/>
+        </w:trPr>
+        <w:tc>
+          <w:tcPr>
+            <w:tcW w:type="dxa" w:w="2837"/>
+            <w:vMerge/>
+            <w:tcBorders/>
+          </w:tcPr>
+          <w:p/>
+        </w:tc>
+        <w:tc>
+          <w:tcPr>
+            <w:tcW w:type="dxa" w:w="2837"/>
+            <w:vMerge/>
+            <w:tcBorders/>
+          </w:tcPr>
+          <w:p/>
+        </w:tc>
+        <w:tc>
+          <w:tcPr>
+            <w:tcW w:type="dxa" w:w="2580"/>
+            <w:vMerge w:val="restart"/>
+            <w:tcBorders/>
+            <w:tcMar>
+              <w:start w:w="0" w:type="dxa"/>
+              <w:end w:w="0" w:type="dxa"/>
+            </w:tcMar>
+            <w:tcMar>
+              <w:start w:w="0" w:type="dxa"/>
+              <w:end w:w="0" w:type="dxa"/>
+            </w:tcMar>
+            <w:tcMar>
+              <w:start w:w="0" w:type="dxa"/>
+              <w:end w:w="0" w:type="dxa"/>
+            </w:tcMar>
+            <w:tcMar>
+              <w:start w:w="0" w:type="dxa"/>
+              <w:end w:w="0" w:type="dxa"/>
+            </w:tcMar>
+            <w:tcMar>
+              <w:start w:w="0" w:type="dxa"/>
+              <w:end w:w="0" w:type="dxa"/>
+            </w:tcMar>
+            <w:tcMar>
+              <w:start w:w="0" w:type="dxa"/>
+              <w:end w:w="0" w:type="dxa"/>
+            </w:tcMar>
+          </w:tcPr>
+          <w:p>
+            <w:pPr>
+              <w:autoSpaceDN w:val="0"/>
+              <w:autoSpaceDE w:val="0"/>
+              <w:widowControl/>
+              <w:spacing w:line="310" w:lineRule="exact" w:before="888" w:after="0"/>
+              <w:ind w:left="448" w:right="0" w:firstLine="0"/>
+              <w:jc w:val="left"/>
+            </w:pPr>
+            <w:r>
+              <w:rPr>
+                <w:rFonts w:ascii="MicrosoftYaHei" w:hAnsi="MicrosoftYaHei" w:eastAsia="MicrosoftYaHei"/>
+                <w:b w:val="0"/>
+                <w:i w:val="0"/>
+                <w:color w:val="262626"/>
+                <w:sz w:val="24"/>
+              </w:rPr>
+              <w:t>2023.10-2024.02</w:t>
+            </w:r>
+          </w:p>
+        </w:tc>
+        <w:tc>
+          <w:tcPr>
+            <w:tcW w:type="dxa" w:w="5360"/>
+            <w:vMerge w:val="restart"/>
+            <w:tcBorders/>
+            <w:tcMar>
+              <w:start w:w="0" w:type="dxa"/>
+              <w:end w:w="0" w:type="dxa"/>
+            </w:tcMar>
+            <w:tcMar>
+              <w:start w:w="0" w:type="dxa"/>
+              <w:end w:w="0" w:type="dxa"/>
+            </w:tcMar>
+          </w:tcPr>
+          <w:p>
+            <w:pPr>
+              <w:autoSpaceDN w:val="0"/>
+              <w:autoSpaceDE w:val="0"/>
+              <w:widowControl/>
+              <w:spacing w:line="310" w:lineRule="exact" w:before="36" w:after="0"/>
+              <w:ind w:left="120" w:right="0" w:firstLine="0"/>
+              <w:jc w:val="left"/>
+            </w:pPr>
+            <w:r>
+              <w:rPr>
+                <w:rFonts w:ascii="MicrosoftYaHei" w:hAnsi="MicrosoftYaHei" w:eastAsia="MicrosoftYaHei"/>
+                <w:b w:val="0"/>
+                <w:i w:val="0"/>
+                <w:color w:val="595959"/>
+                <w:sz w:val="24"/>
+              </w:rPr>
+              <w:t>心股票池，精准筛选优质个股标的。</w:t>
+            </w:r>
+          </w:p>
+        </w:tc>
+      </w:tr>
+      <w:tr>
+        <w:trPr>
+          <w:trHeight w:hRule="exact" w:val="300"/>
+        </w:trPr>
+        <w:tc>
+          <w:tcPr>
+            <w:tcW w:type="dxa" w:w="520"/>
+            <w:vMerge w:val="restart"/>
+            <w:tcBorders/>
+            <w:tcMar>
+              <w:start w:w="0" w:type="dxa"/>
+              <w:end w:w="0" w:type="dxa"/>
+            </w:tcMar>
+            <w:tcMar>
+              <w:start w:w="0" w:type="dxa"/>
+              <w:end w:w="0" w:type="dxa"/>
+            </w:tcMar>
+          </w:tcPr>
+          <w:p>
+            <w:pPr>
+              <w:autoSpaceDN w:val="0"/>
+              <w:autoSpaceDE w:val="0"/>
+              <w:widowControl/>
+              <w:spacing w:line="310" w:lineRule="exact" w:before="52" w:after="0"/>
+              <w:ind w:left="58" w:right="0" w:firstLine="0"/>
+              <w:jc w:val="left"/>
+            </w:pPr>
+            <w:r>
+              <w:rPr>
+                <w:rFonts w:ascii="MicrosoftYaHei" w:hAnsi="MicrosoftYaHei" w:eastAsia="MicrosoftYaHei"/>
+                <w:b w:val="0"/>
+                <w:i w:val="0"/>
+                <w:color w:val="3F3F3F"/>
+                <w:sz w:val="24"/>
+              </w:rPr>
+              <w:t>籍</w:t>
+            </w:r>
+          </w:p>
+        </w:tc>
+        <w:tc>
+          <w:tcPr>
+            <w:tcW w:type="dxa" w:w="2860"/>
+            <w:vMerge w:val="restart"/>
+            <w:tcBorders/>
+            <w:tcMar>
+              <w:start w:w="0" w:type="dxa"/>
+              <w:end w:w="0" w:type="dxa"/>
+            </w:tcMar>
+            <w:tcMar>
+              <w:start w:w="0" w:type="dxa"/>
+              <w:end w:w="0" w:type="dxa"/>
+            </w:tcMar>
+          </w:tcPr>
+          <w:p>
+            <w:pPr>
+              <w:autoSpaceDN w:val="0"/>
+              <w:autoSpaceDE w:val="0"/>
+              <w:widowControl/>
+              <w:spacing w:line="310" w:lineRule="exact" w:before="52" w:after="0"/>
+              <w:ind w:left="258" w:right="0" w:firstLine="0"/>
+              <w:jc w:val="left"/>
+            </w:pPr>
+            <w:r>
+              <w:rPr>
+                <w:rFonts w:ascii="MicrosoftYaHei" w:hAnsi="MicrosoftYaHei" w:eastAsia="MicrosoftYaHei"/>
+                <w:b w:val="0"/>
+                <w:i w:val="0"/>
+                <w:color w:val="3F3F3F"/>
+                <w:sz w:val="24"/>
+              </w:rPr>
+              <w:t>贯：湖北武汉</w:t>
+            </w:r>
+          </w:p>
+        </w:tc>
+        <w:tc>
+          <w:tcPr>
+            <w:tcW w:type="dxa" w:w="2837"/>
+            <w:vMerge/>
+            <w:tcBorders/>
+          </w:tcPr>
+          <w:p/>
+        </w:tc>
+        <w:tc>
+          <w:tcPr>
+            <w:tcW w:type="dxa" w:w="2837"/>
+            <w:vMerge/>
+            <w:tcBorders/>
+          </w:tcPr>
+          <w:p/>
+        </w:tc>
+      </w:tr>
+      <w:tr>
+        <w:trPr>
+          <w:trHeight w:hRule="exact" w:val="112"/>
+        </w:trPr>
+        <w:tc>
+          <w:tcPr>
+            <w:tcW w:type="dxa" w:w="2837"/>
+            <w:vMerge/>
+            <w:tcBorders/>
+          </w:tcPr>
+          <w:p/>
+        </w:tc>
+        <w:tc>
+          <w:tcPr>
+            <w:tcW w:type="dxa" w:w="2837"/>
+            <w:vMerge/>
+            <w:tcBorders/>
+          </w:tcPr>
+          <w:p/>
+        </w:tc>
+        <w:tc>
+          <w:tcPr>
+            <w:tcW w:type="dxa" w:w="2837"/>
+            <w:vMerge/>
+            <w:tcBorders/>
+          </w:tcPr>
+          <w:p/>
+        </w:tc>
+        <w:tc>
+          <w:tcPr>
+            <w:tcW w:type="dxa" w:w="5360"/>
+            <w:vMerge w:val="restart"/>
+            <w:tcBorders/>
+            <w:tcMar>
+              <w:start w:w="0" w:type="dxa"/>
+              <w:end w:w="0" w:type="dxa"/>
+            </w:tcMar>
+            <w:tcMar>
+              <w:start w:w="0" w:type="dxa"/>
+              <w:end w:w="0" w:type="dxa"/>
+            </w:tcMar>
+          </w:tcPr>
+          <w:p>
+            <w:pPr>
+              <w:autoSpaceDN w:val="0"/>
+              <w:autoSpaceDE w:val="0"/>
+              <w:widowControl/>
+              <w:spacing w:line="310" w:lineRule="exact" w:before="52" w:after="0"/>
+              <w:ind w:left="120" w:right="0" w:firstLine="0"/>
+              <w:jc w:val="left"/>
+            </w:pPr>
+            <w:r>
+              <w:rPr>
+                <w:rFonts w:ascii="MicrosoftYaHei" w:hAnsi="MicrosoftYaHei" w:eastAsia="MicrosoftYaHei"/>
+                <w:b w:val="0"/>
+                <w:i w:val="0"/>
+                <w:color w:val="595959"/>
+                <w:sz w:val="24"/>
+              </w:rPr>
+              <w:t>3、结合短线指标，完善个股买卖点参考逻辑。</w:t>
+            </w:r>
+          </w:p>
+        </w:tc>
+      </w:tr>
+      <w:tr>
+        <w:trPr>
+          <w:trHeight w:hRule="exact" w:val="298"/>
+        </w:trPr>
+        <w:tc>
+          <w:tcPr>
+            <w:tcW w:type="dxa" w:w="3380"/>
+            <w:gridSpan w:val="2"/>
+            <w:vMerge w:val="restart"/>
+            <w:tcBorders/>
+            <w:tcMar>
+              <w:start w:w="0" w:type="dxa"/>
+              <w:end w:w="0" w:type="dxa"/>
+            </w:tcMar>
+            <w:tcMar>
+              <w:start w:w="0" w:type="dxa"/>
+              <w:end w:w="0" w:type="dxa"/>
+            </w:tcMar>
+            <w:tcMar>
+              <w:start w:w="0" w:type="dxa"/>
+              <w:end w:w="0" w:type="dxa"/>
+            </w:tcMar>
+            <w:tcMar>
+              <w:start w:w="0" w:type="dxa"/>
+              <w:end w:w="0" w:type="dxa"/>
+            </w:tcMar>
+          </w:tcPr>
+          <w:p>
+            <w:pPr>
+              <w:autoSpaceDN w:val="0"/>
+              <w:autoSpaceDE w:val="0"/>
+              <w:widowControl/>
+              <w:spacing w:line="310" w:lineRule="exact" w:before="50" w:after="0"/>
+              <w:ind w:left="58" w:right="0" w:firstLine="0"/>
+              <w:jc w:val="left"/>
+            </w:pPr>
+            <w:r>
+              <w:rPr>
+                <w:rFonts w:ascii="MicrosoftYaHei" w:hAnsi="MicrosoftYaHei" w:eastAsia="MicrosoftYaHei"/>
+                <w:b w:val="0"/>
+                <w:i w:val="0"/>
+                <w:color w:val="3F3F3F"/>
+                <w:sz w:val="24"/>
+              </w:rPr>
+              <w:t>政治面貌：中共党员</w:t>
+            </w:r>
+          </w:p>
+        </w:tc>
+        <w:tc>
+          <w:tcPr>
+            <w:tcW w:type="dxa" w:w="2837"/>
+            <w:vMerge/>
+            <w:tcBorders/>
+          </w:tcPr>
+          <w:p/>
+        </w:tc>
+        <w:tc>
+          <w:tcPr>
+            <w:tcW w:type="dxa" w:w="2837"/>
+            <w:vMerge/>
+            <w:tcBorders/>
+          </w:tcPr>
+          <w:p/>
+        </w:tc>
+      </w:tr>
+      <w:tr>
+        <w:trPr>
+          <w:trHeight w:hRule="exact" w:val="112"/>
+        </w:trPr>
+        <w:tc>
+          <w:tcPr>
+            <w:tcW w:type="dxa" w:w="5674"/>
+            <w:gridSpan w:val="2"/>
+            <w:vMerge/>
+            <w:tcBorders/>
+          </w:tcPr>
+          <w:p/>
+        </w:tc>
+        <w:tc>
+          <w:tcPr>
+            <w:tcW w:type="dxa" w:w="2837"/>
+            <w:vMerge/>
+            <w:tcBorders/>
+          </w:tcPr>
+          <w:p/>
+        </w:tc>
+        <w:tc>
+          <w:tcPr>
+            <w:tcW w:type="dxa" w:w="5360"/>
+            <w:vMerge w:val="restart"/>
+            <w:tcBorders/>
+            <w:tcMar>
+              <w:start w:w="0" w:type="dxa"/>
+              <w:end w:w="0" w:type="dxa"/>
+            </w:tcMar>
+            <w:tcMar>
+              <w:start w:w="0" w:type="dxa"/>
+              <w:end w:w="0" w:type="dxa"/>
+            </w:tcMar>
+          </w:tcPr>
+          <w:p>
+            <w:pPr>
+              <w:autoSpaceDN w:val="0"/>
+              <w:autoSpaceDE w:val="0"/>
+              <w:widowControl/>
+              <w:spacing w:line="316" w:lineRule="exact" w:before="48" w:after="0"/>
+              <w:ind w:left="120" w:right="0" w:firstLine="0"/>
+              <w:jc w:val="left"/>
+            </w:pPr>
+            <w:r>
+              <w:rPr>
+                <w:rFonts w:ascii="MicrosoftYaHei" w:hAnsi="MicrosoftYaHei" w:eastAsia="MicrosoftYaHei"/>
+                <w:b/>
+                <w:i w:val="0"/>
+                <w:color w:val="2D3E50"/>
+                <w:sz w:val="24"/>
+              </w:rPr>
+              <w:t>江铜产融控股有限公司</w:t>
+            </w:r>
+          </w:p>
+        </w:tc>
+      </w:tr>
+      <w:tr>
+        <w:trPr>
+          <w:trHeight w:hRule="exact" w:val="340"/>
+        </w:trPr>
+        <w:tc>
+          <w:tcPr>
+            <w:tcW w:type="dxa" w:w="520"/>
+            <w:vMerge w:val="restart"/>
+            <w:tcBorders/>
+            <w:tcMar>
+              <w:start w:w="0" w:type="dxa"/>
+              <w:end w:w="0" w:type="dxa"/>
+            </w:tcMar>
+            <w:tcMar>
+              <w:start w:w="0" w:type="dxa"/>
+              <w:end w:w="0" w:type="dxa"/>
+            </w:tcMar>
+          </w:tcPr>
+          <w:p>
+            <w:pPr>
+              <w:autoSpaceDN w:val="0"/>
+              <w:autoSpaceDE w:val="0"/>
+              <w:widowControl/>
+              <w:spacing w:line="308" w:lineRule="exact" w:before="54" w:after="0"/>
+              <w:ind w:left="58" w:right="0" w:firstLine="0"/>
+              <w:jc w:val="left"/>
+            </w:pPr>
+            <w:r>
+              <w:rPr>
+                <w:rFonts w:ascii="MicrosoftYaHei" w:hAnsi="MicrosoftYaHei" w:eastAsia="MicrosoftYaHei"/>
+                <w:b w:val="0"/>
+                <w:i w:val="0"/>
+                <w:color w:val="3F3F3F"/>
+                <w:sz w:val="24"/>
+              </w:rPr>
+              <w:t>专</w:t>
+            </w:r>
+          </w:p>
+        </w:tc>
+        <w:tc>
+          <w:tcPr>
+            <w:tcW w:type="dxa" w:w="2860"/>
+            <w:vMerge w:val="restart"/>
+            <w:tcBorders/>
+            <w:tcMar>
+              <w:start w:w="0" w:type="dxa"/>
+              <w:end w:w="0" w:type="dxa"/>
+            </w:tcMar>
+            <w:tcMar>
+              <w:start w:w="0" w:type="dxa"/>
+              <w:end w:w="0" w:type="dxa"/>
+            </w:tcMar>
+          </w:tcPr>
+          <w:p>
+            <w:pPr>
+              <w:autoSpaceDN w:val="0"/>
+              <w:autoSpaceDE w:val="0"/>
+              <w:widowControl/>
+              <w:spacing w:line="308" w:lineRule="exact" w:before="54" w:after="0"/>
+              <w:ind w:left="258" w:right="0" w:firstLine="0"/>
+              <w:jc w:val="left"/>
+            </w:pPr>
+            <w:r>
+              <w:rPr>
+                <w:rFonts w:ascii="MicrosoftYaHei" w:hAnsi="MicrosoftYaHei" w:eastAsia="MicrosoftYaHei"/>
+                <w:b w:val="0"/>
+                <w:i w:val="0"/>
+                <w:color w:val="3F3F3F"/>
+                <w:sz w:val="24"/>
+              </w:rPr>
+              <w:t>业：金融</w:t>
+            </w:r>
+          </w:p>
+        </w:tc>
+        <w:tc>
+          <w:tcPr>
+            <w:tcW w:type="dxa" w:w="2837"/>
+            <w:vMerge/>
+            <w:tcBorders/>
+          </w:tcPr>
+          <w:p/>
+        </w:tc>
+        <w:tc>
+          <w:tcPr>
+            <w:tcW w:type="dxa" w:w="2837"/>
+            <w:vMerge/>
+            <w:tcBorders/>
+          </w:tcPr>
+          <w:p/>
+        </w:tc>
+      </w:tr>
+      <w:tr>
+        <w:trPr>
+          <w:trHeight w:hRule="exact" w:val="72"/>
+        </w:trPr>
+        <w:tc>
+          <w:tcPr>
+            <w:tcW w:type="dxa" w:w="2837"/>
+            <w:vMerge/>
+            <w:tcBorders/>
+          </w:tcPr>
+          <w:p/>
+        </w:tc>
+        <w:tc>
+          <w:tcPr>
+            <w:tcW w:type="dxa" w:w="2837"/>
+            <w:vMerge/>
+            <w:tcBorders/>
+          </w:tcPr>
+          <w:p/>
+        </w:tc>
+        <w:tc>
+          <w:tcPr>
+            <w:tcW w:type="dxa" w:w="2580"/>
+            <w:vMerge w:val="restart"/>
+            <w:tcBorders/>
+            <w:tcMar>
+              <w:start w:w="0" w:type="dxa"/>
+              <w:end w:w="0" w:type="dxa"/>
+            </w:tcMar>
+            <w:tcMar>
+              <w:start w:w="0" w:type="dxa"/>
+              <w:end w:w="0" w:type="dxa"/>
+            </w:tcMar>
+          </w:tcPr>
+          <w:p>
+            <w:pPr>
+              <w:autoSpaceDN w:val="0"/>
+              <w:autoSpaceDE w:val="0"/>
+              <w:widowControl/>
+              <w:spacing w:line="316" w:lineRule="exact" w:before="34" w:after="0"/>
+              <w:ind w:left="448" w:right="0" w:firstLine="0"/>
+              <w:jc w:val="left"/>
+            </w:pPr>
+            <w:r>
+              <w:rPr>
+                <w:rFonts w:ascii="MicrosoftYaHei" w:hAnsi="MicrosoftYaHei" w:eastAsia="MicrosoftYaHei"/>
+                <w:b/>
+                <w:i w:val="0"/>
+                <w:color w:val="2D3E50"/>
+                <w:sz w:val="24"/>
+              </w:rPr>
+              <w:t>量化研究员</w:t>
+            </w:r>
+          </w:p>
+        </w:tc>
+        <w:tc>
+          <w:tcPr>
+            <w:tcW w:type="dxa" w:w="5360"/>
+            <w:vMerge w:val="restart"/>
+            <w:tcBorders/>
+            <w:tcMar>
+              <w:start w:w="0" w:type="dxa"/>
+              <w:end w:w="0" w:type="dxa"/>
+            </w:tcMar>
+            <w:tcMar>
+              <w:start w:w="0" w:type="dxa"/>
+              <w:end w:w="0" w:type="dxa"/>
+            </w:tcMar>
+          </w:tcPr>
+          <w:p>
+            <w:pPr>
+              <w:autoSpaceDN w:val="0"/>
+              <w:autoSpaceDE w:val="0"/>
+              <w:widowControl/>
+              <w:spacing w:line="308" w:lineRule="exact" w:before="14" w:after="0"/>
+              <w:ind w:left="120" w:right="0" w:firstLine="0"/>
+              <w:jc w:val="left"/>
+            </w:pPr>
+            <w:r>
+              <w:rPr>
+                <w:rFonts w:ascii="MicrosoftYaHei" w:hAnsi="MicrosoftYaHei" w:eastAsia="MicrosoftYaHei"/>
+                <w:b w:val="0"/>
+                <w:i w:val="0"/>
+                <w:color w:val="595959"/>
+                <w:sz w:val="24"/>
+              </w:rPr>
+              <w:t>1、对北上深量化私募进行调研前问卷设计、实</w:t>
+            </w:r>
+          </w:p>
+        </w:tc>
+      </w:tr>
+      <w:tr>
+        <w:trPr>
+          <w:trHeight w:hRule="exact" w:val="348"/>
+        </w:trPr>
+        <w:tc>
+          <w:tcPr>
+            <w:tcW w:type="dxa" w:w="520"/>
+            <w:tcBorders/>
+            <w:tcMar>
+              <w:start w:w="0" w:type="dxa"/>
+              <w:end w:w="0" w:type="dxa"/>
+            </w:tcMar>
+          </w:tcPr>
+          <w:p>
+            <w:pPr>
+              <w:autoSpaceDN w:val="0"/>
+              <w:autoSpaceDE w:val="0"/>
+              <w:widowControl/>
+              <w:spacing w:line="310" w:lineRule="exact" w:before="38" w:after="0"/>
+              <w:ind w:left="58" w:right="0" w:firstLine="0"/>
+              <w:jc w:val="left"/>
+            </w:pPr>
+            <w:r>
+              <w:rPr>
+                <w:rFonts w:ascii="MicrosoftYaHei" w:hAnsi="MicrosoftYaHei" w:eastAsia="MicrosoftYaHei"/>
+                <w:b w:val="0"/>
+                <w:i w:val="0"/>
+                <w:color w:val="3F3F3F"/>
+                <w:sz w:val="24"/>
+              </w:rPr>
+              <w:t>学</w:t>
+            </w:r>
+          </w:p>
+        </w:tc>
+        <w:tc>
+          <w:tcPr>
+            <w:tcW w:type="dxa" w:w="2860"/>
+            <w:tcBorders/>
+            <w:tcMar>
+              <w:start w:w="0" w:type="dxa"/>
+              <w:end w:w="0" w:type="dxa"/>
+            </w:tcMar>
+          </w:tcPr>
+          <w:p>
+            <w:pPr>
+              <w:autoSpaceDN w:val="0"/>
+              <w:autoSpaceDE w:val="0"/>
+              <w:widowControl/>
+              <w:spacing w:line="310" w:lineRule="exact" w:before="38" w:after="0"/>
+              <w:ind w:left="258" w:right="0" w:firstLine="0"/>
+              <w:jc w:val="left"/>
+            </w:pPr>
+            <w:r>
+              <w:rPr>
+                <w:rFonts w:ascii="MicrosoftYaHei" w:hAnsi="MicrosoftYaHei" w:eastAsia="MicrosoftYaHei"/>
+                <w:b w:val="0"/>
+                <w:i w:val="0"/>
+                <w:color w:val="3F3F3F"/>
+                <w:sz w:val="24"/>
+              </w:rPr>
+              <w:t>历：硕士</w:t>
+            </w:r>
+          </w:p>
+        </w:tc>
+        <w:tc>
+          <w:tcPr>
+            <w:tcW w:type="dxa" w:w="2837"/>
+            <w:vMerge/>
+            <w:tcBorders/>
+          </w:tcPr>
+          <w:p/>
+        </w:tc>
+        <w:tc>
+          <w:tcPr>
+            <w:tcW w:type="dxa" w:w="2837"/>
+            <w:vMerge/>
+            <w:tcBorders/>
+          </w:tcPr>
+          <w:p/>
+        </w:tc>
+      </w:tr>
+      <w:tr>
+        <w:trPr>
+          <w:trHeight w:hRule="exact" w:val="364"/>
+        </w:trPr>
+        <w:tc>
+          <w:tcPr>
+            <w:tcW w:type="dxa" w:w="520"/>
+            <w:vMerge w:val="restart"/>
+            <w:tcBorders/>
+            <w:tcMar>
+              <w:start w:w="0" w:type="dxa"/>
+              <w:end w:w="0" w:type="dxa"/>
+            </w:tcMar>
+            <w:tcMar>
+              <w:start w:w="0" w:type="dxa"/>
+              <w:end w:w="0" w:type="dxa"/>
+            </w:tcMar>
+            <w:tcMar>
+              <w:start w:w="0" w:type="dxa"/>
+              <w:end w:w="0" w:type="dxa"/>
+            </w:tcMar>
+          </w:tcPr>
+          <w:p>
+            <w:pPr>
+              <w:autoSpaceDN w:val="0"/>
+              <w:autoSpaceDE w:val="0"/>
+              <w:widowControl/>
+              <w:spacing w:line="310" w:lineRule="exact" w:before="116" w:after="0"/>
+              <w:ind w:left="58" w:right="0" w:firstLine="0"/>
+              <w:jc w:val="left"/>
+            </w:pPr>
+            <w:r>
+              <w:rPr>
+                <w:rFonts w:ascii="MicrosoftYaHei" w:hAnsi="MicrosoftYaHei" w:eastAsia="MicrosoftYaHei"/>
+                <w:b w:val="0"/>
+                <w:i w:val="0"/>
+                <w:color w:val="3F3F3F"/>
+                <w:sz w:val="24"/>
+              </w:rPr>
+              <w:t>身</w:t>
+            </w:r>
+          </w:p>
+        </w:tc>
+        <w:tc>
+          <w:tcPr>
+            <w:tcW w:type="dxa" w:w="2860"/>
+            <w:vMerge w:val="restart"/>
+            <w:tcBorders/>
+            <w:tcMar>
+              <w:start w:w="0" w:type="dxa"/>
+              <w:end w:w="0" w:type="dxa"/>
+            </w:tcMar>
+            <w:tcMar>
+              <w:start w:w="0" w:type="dxa"/>
+              <w:end w:w="0" w:type="dxa"/>
+            </w:tcMar>
+            <w:tcMar>
+              <w:start w:w="0" w:type="dxa"/>
+              <w:end w:w="0" w:type="dxa"/>
+            </w:tcMar>
+          </w:tcPr>
+          <w:p>
+            <w:pPr>
+              <w:autoSpaceDN w:val="0"/>
+              <w:autoSpaceDE w:val="0"/>
+              <w:widowControl/>
+              <w:spacing w:line="310" w:lineRule="exact" w:before="116" w:after="0"/>
+              <w:ind w:left="258" w:right="0" w:firstLine="0"/>
+              <w:jc w:val="left"/>
+            </w:pPr>
+            <w:r>
+              <w:rPr>
+                <w:rFonts w:ascii="MicrosoftYaHei" w:hAnsi="MicrosoftYaHei" w:eastAsia="MicrosoftYaHei"/>
+                <w:b w:val="0"/>
+                <w:i w:val="0"/>
+                <w:color w:val="3F3F3F"/>
+                <w:sz w:val="24"/>
+              </w:rPr>
+              <w:t>高：165cm</w:t>
+            </w:r>
+          </w:p>
+        </w:tc>
+        <w:tc>
+          <w:tcPr>
+            <w:tcW w:type="dxa" w:w="2580"/>
+            <w:vMerge w:val="restart"/>
+            <w:tcBorders/>
+            <w:tcMar>
+              <w:start w:w="0" w:type="dxa"/>
+              <w:end w:w="0" w:type="dxa"/>
+            </w:tcMar>
+            <w:tcMar>
+              <w:start w:w="0" w:type="dxa"/>
+              <w:end w:w="0" w:type="dxa"/>
+            </w:tcMar>
+            <w:tcMar>
+              <w:start w:w="0" w:type="dxa"/>
+              <w:end w:w="0" w:type="dxa"/>
+            </w:tcMar>
+            <w:tcMar>
+              <w:start w:w="0" w:type="dxa"/>
+              <w:end w:w="0" w:type="dxa"/>
+            </w:tcMar>
+          </w:tcPr>
+          <w:p>
+            <w:pPr>
+              <w:autoSpaceDN w:val="0"/>
+              <w:autoSpaceDE w:val="0"/>
+              <w:widowControl/>
+              <w:spacing w:line="310" w:lineRule="exact" w:before="856" w:after="0"/>
+              <w:ind w:left="448" w:right="0" w:firstLine="0"/>
+              <w:jc w:val="left"/>
+            </w:pPr>
+            <w:r>
+              <w:rPr>
+                <w:rFonts w:ascii="MicrosoftYaHei" w:hAnsi="MicrosoftYaHei" w:eastAsia="MicrosoftYaHei"/>
+                <w:b w:val="0"/>
+                <w:i w:val="0"/>
+                <w:color w:val="262626"/>
+                <w:sz w:val="24"/>
+              </w:rPr>
+              <w:t>2022.01-2023.09</w:t>
+            </w:r>
+          </w:p>
+        </w:tc>
+        <w:tc>
+          <w:tcPr>
+            <w:tcW w:type="dxa" w:w="5360"/>
+            <w:tcBorders/>
+            <w:tcMar>
+              <w:start w:w="0" w:type="dxa"/>
+              <w:end w:w="0" w:type="dxa"/>
+            </w:tcMar>
+          </w:tcPr>
+          <w:p>
+            <w:pPr>
+              <w:autoSpaceDN w:val="0"/>
+              <w:autoSpaceDE w:val="0"/>
+              <w:widowControl/>
+              <w:spacing w:line="310" w:lineRule="exact" w:before="4" w:after="0"/>
+              <w:ind w:left="120" w:right="0" w:firstLine="0"/>
+              <w:jc w:val="left"/>
+            </w:pPr>
+            <w:r>
+              <w:rPr>
+                <w:rFonts w:ascii="MicrosoftYaHei" w:hAnsi="MicrosoftYaHei" w:eastAsia="MicrosoftYaHei"/>
+                <w:b w:val="0"/>
+                <w:i w:val="0"/>
+                <w:color w:val="595959"/>
+                <w:sz w:val="24"/>
+              </w:rPr>
+              <w:t>地尽调，并根据调研情况撰写尽调报告。</w:t>
+            </w:r>
+          </w:p>
+        </w:tc>
+      </w:tr>
+      <w:tr>
+        <w:trPr>
+          <w:trHeight w:hRule="exact" w:val="410"/>
+        </w:trPr>
+        <w:tc>
+          <w:tcPr>
+            <w:tcW w:type="dxa" w:w="2837"/>
+            <w:vMerge/>
+            <w:tcBorders/>
+          </w:tcPr>
+          <w:p/>
+        </w:tc>
+        <w:tc>
+          <w:tcPr>
+            <w:tcW w:type="dxa" w:w="2837"/>
+            <w:vMerge/>
+            <w:tcBorders/>
+          </w:tcPr>
+          <w:p/>
+        </w:tc>
+        <w:tc>
+          <w:tcPr>
+            <w:tcW w:type="dxa" w:w="2837"/>
+            <w:vMerge/>
+            <w:tcBorders/>
+          </w:tcPr>
+          <w:p/>
+        </w:tc>
+        <w:tc>
+          <w:tcPr>
+            <w:tcW w:type="dxa" w:w="5360"/>
+            <w:tcBorders/>
+            <w:tcMar>
+              <w:start w:w="0" w:type="dxa"/>
+              <w:end w:w="0" w:type="dxa"/>
+            </w:tcMar>
+          </w:tcPr>
+          <w:p>
+            <w:pPr>
+              <w:autoSpaceDN w:val="0"/>
+              <w:autoSpaceDE w:val="0"/>
+              <w:widowControl/>
+              <w:spacing w:line="310" w:lineRule="exact" w:before="52" w:after="0"/>
+              <w:ind w:left="120" w:right="0" w:firstLine="0"/>
+              <w:jc w:val="left"/>
+            </w:pPr>
+            <w:r>
+              <w:rPr>
+                <w:rFonts w:ascii="MicrosoftYaHei" w:hAnsi="MicrosoftYaHei" w:eastAsia="MicrosoftYaHei"/>
+                <w:b w:val="0"/>
+                <w:i w:val="0"/>
+                <w:color w:val="595959"/>
+                <w:sz w:val="24"/>
+              </w:rPr>
+              <w:t>2、搭建二级市场研究框架，监控流动性等。</w:t>
+            </w:r>
+          </w:p>
+        </w:tc>
+      </w:tr>
+      <w:tr>
+        <w:trPr>
+          <w:trHeight w:hRule="exact" w:val="366"/>
+        </w:trPr>
+        <w:tc>
+          <w:tcPr>
+            <w:tcW w:type="dxa" w:w="2837"/>
+            <w:vMerge/>
+            <w:tcBorders/>
+          </w:tcPr>
+          <w:p/>
+        </w:tc>
+        <w:tc>
+          <w:tcPr>
+            <w:tcW w:type="dxa" w:w="2837"/>
+            <w:vMerge/>
+            <w:tcBorders/>
+          </w:tcPr>
+          <w:p/>
+        </w:tc>
+        <w:tc>
+          <w:tcPr>
+            <w:tcW w:type="dxa" w:w="2837"/>
+            <w:vMerge/>
+            <w:tcBorders/>
+          </w:tcPr>
+          <w:p/>
+        </w:tc>
+        <w:tc>
+          <w:tcPr>
+            <w:tcW w:type="dxa" w:w="5360"/>
+            <w:tcBorders/>
+            <w:tcMar>
+              <w:start w:w="0" w:type="dxa"/>
+              <w:end w:w="0" w:type="dxa"/>
+            </w:tcMar>
+          </w:tcPr>
+          <w:p>
+            <w:pPr>
+              <w:autoSpaceDN w:val="0"/>
+              <w:autoSpaceDE w:val="0"/>
+              <w:widowControl/>
+              <w:spacing w:line="316" w:lineRule="exact" w:before="48" w:after="0"/>
+              <w:ind w:left="120" w:right="0" w:firstLine="0"/>
+              <w:jc w:val="left"/>
+            </w:pPr>
+            <w:r>
+              <w:rPr>
+                <w:rFonts w:ascii="MicrosoftYaHei" w:hAnsi="MicrosoftYaHei" w:eastAsia="MicrosoftYaHei"/>
+                <w:b/>
+                <w:i w:val="0"/>
+                <w:color w:val="2D3E50"/>
+                <w:sz w:val="24"/>
+              </w:rPr>
+              <w:t>量盈私募基金管理有限公司</w:t>
+            </w:r>
+          </w:p>
+        </w:tc>
+      </w:tr>
+      <w:tr>
+        <w:trPr>
+          <w:trHeight w:hRule="exact" w:val="76"/>
+        </w:trPr>
+        <w:tc>
+          <w:tcPr>
+            <w:tcW w:type="dxa" w:w="3380"/>
+            <w:gridSpan w:val="2"/>
+            <w:vMerge w:val="restart"/>
+            <w:tcBorders/>
+            <w:tcMar>
+              <w:start w:w="0" w:type="dxa"/>
+              <w:end w:w="0" w:type="dxa"/>
+            </w:tcMar>
+            <w:tcMar>
+              <w:start w:w="0" w:type="dxa"/>
+              <w:end w:w="0" w:type="dxa"/>
+            </w:tcMar>
+            <w:tcMar>
+              <w:start w:w="0" w:type="dxa"/>
+              <w:end w:w="0" w:type="dxa"/>
+            </w:tcMar>
+            <w:tcMar>
+              <w:start w:w="0" w:type="dxa"/>
+              <w:end w:w="0" w:type="dxa"/>
+            </w:tcMar>
+            <w:tcMar>
+              <w:start w:w="0" w:type="dxa"/>
+              <w:end w:w="0" w:type="dxa"/>
+            </w:tcMar>
+            <w:tcMar>
+              <w:start w:w="0" w:type="dxa"/>
+              <w:end w:w="0" w:type="dxa"/>
+            </w:tcMar>
+          </w:tcPr>
+          <w:p>
+            <w:pPr>
+              <w:autoSpaceDN w:val="0"/>
+              <w:autoSpaceDE w:val="0"/>
+              <w:widowControl/>
+              <w:spacing w:line="372" w:lineRule="exact" w:before="98" w:after="0"/>
+              <w:ind w:left="36" w:right="0" w:firstLine="0"/>
+              <w:jc w:val="left"/>
+            </w:pPr>
+            <w:r>
+              <w:rPr>
+                <w:rFonts w:ascii="MicrosoftYaHei" w:hAnsi="MicrosoftYaHei" w:eastAsia="MicrosoftYaHei"/>
+                <w:b/>
+                <w:i w:val="0"/>
+                <w:color w:val="FFFFFF"/>
+                <w:sz w:val="28"/>
+              </w:rPr>
+              <w:t>联系方式</w:t>
+            </w:r>
+          </w:p>
+        </w:tc>
+        <w:tc>
+          <w:tcPr>
+            <w:tcW w:type="dxa" w:w="2837"/>
+            <w:vMerge/>
+            <w:tcBorders/>
+          </w:tcPr>
+          <w:p/>
+        </w:tc>
+        <w:tc>
+          <w:tcPr>
+            <w:tcW w:type="dxa" w:w="5360"/>
+            <w:vMerge w:val="restart"/>
+            <w:tcBorders/>
+            <w:tcMar>
+              <w:start w:w="0" w:type="dxa"/>
+              <w:end w:w="0" w:type="dxa"/>
+            </w:tcMar>
+            <w:tcMar>
+              <w:start w:w="0" w:type="dxa"/>
+              <w:end w:w="0" w:type="dxa"/>
+            </w:tcMar>
+          </w:tcPr>
+          <w:p>
+            <w:pPr>
+              <w:autoSpaceDN w:val="0"/>
+              <w:autoSpaceDE w:val="0"/>
+              <w:widowControl/>
+              <w:spacing w:line="310" w:lineRule="exact" w:before="100" w:after="0"/>
+              <w:ind w:left="120" w:right="0" w:firstLine="0"/>
+              <w:jc w:val="left"/>
+            </w:pPr>
+            <w:r>
+              <w:rPr>
+                <w:rFonts w:ascii="MicrosoftYaHei" w:hAnsi="MicrosoftYaHei" w:eastAsia="MicrosoftYaHei"/>
+                <w:b w:val="0"/>
+                <w:i w:val="0"/>
+                <w:color w:val="595959"/>
+                <w:sz w:val="24"/>
+              </w:rPr>
+              <w:t>1、使用聚宽、掘金等常见量化平台进行期货、</w:t>
+            </w:r>
+          </w:p>
+        </w:tc>
+      </w:tr>
+      <w:tr>
+        <w:trPr>
+          <w:trHeight w:hRule="exact" w:val="364"/>
+        </w:trPr>
+        <w:tc>
+          <w:tcPr>
+            <w:tcW w:type="dxa" w:w="5674"/>
+            <w:gridSpan w:val="2"/>
+            <w:vMerge/>
+            <w:tcBorders/>
+          </w:tcPr>
+          <w:p/>
+        </w:tc>
+        <w:tc>
+          <w:tcPr>
+            <w:tcW w:type="dxa" w:w="2580"/>
+            <w:tcBorders/>
+            <w:tcMar>
+              <w:start w:w="0" w:type="dxa"/>
+              <w:end w:w="0" w:type="dxa"/>
+            </w:tcMar>
+          </w:tcPr>
+          <w:p>
+            <w:pPr>
+              <w:autoSpaceDN w:val="0"/>
+              <w:autoSpaceDE w:val="0"/>
+              <w:widowControl/>
+              <w:spacing w:line="316" w:lineRule="exact" w:before="48" w:after="0"/>
+              <w:ind w:left="448" w:right="0" w:firstLine="0"/>
+              <w:jc w:val="left"/>
+            </w:pPr>
+            <w:r>
+              <w:rPr>
+                <w:rFonts w:ascii="MicrosoftYaHei" w:hAnsi="MicrosoftYaHei" w:eastAsia="MicrosoftYaHei"/>
+                <w:b/>
+                <w:i w:val="0"/>
+                <w:color w:val="2D3E50"/>
+                <w:sz w:val="24"/>
+              </w:rPr>
+              <w:t>量化研究员</w:t>
+            </w:r>
+          </w:p>
+        </w:tc>
+        <w:tc>
+          <w:tcPr>
+            <w:tcW w:type="dxa" w:w="2837"/>
+            <w:vMerge/>
+            <w:tcBorders/>
+          </w:tcPr>
+          <w:p/>
+        </w:tc>
+      </w:tr>
+      <w:tr>
+        <w:trPr>
+          <w:trHeight w:hRule="exact" w:val="174"/>
+        </w:trPr>
+        <w:tc>
+          <w:tcPr>
+            <w:tcW w:type="dxa" w:w="5674"/>
+            <w:gridSpan w:val="2"/>
+            <w:vMerge/>
+            <w:tcBorders/>
+          </w:tcPr>
+          <w:p/>
+        </w:tc>
+        <w:tc>
+          <w:tcPr>
+            <w:tcW w:type="dxa" w:w="2580"/>
+            <w:vMerge w:val="restart"/>
+            <w:tcBorders/>
+            <w:tcMar>
+              <w:start w:w="0" w:type="dxa"/>
+              <w:end w:w="0" w:type="dxa"/>
+            </w:tcMar>
+            <w:tcMar>
+              <w:start w:w="0" w:type="dxa"/>
+              <w:end w:w="0" w:type="dxa"/>
+            </w:tcMar>
+            <w:tcMar>
+              <w:start w:w="0" w:type="dxa"/>
+              <w:end w:w="0" w:type="dxa"/>
+            </w:tcMar>
+            <w:tcMar>
+              <w:start w:w="0" w:type="dxa"/>
+              <w:end w:w="0" w:type="dxa"/>
+            </w:tcMar>
+            <w:tcMar>
+              <w:start w:w="0" w:type="dxa"/>
+              <w:end w:w="0" w:type="dxa"/>
+            </w:tcMar>
+            <w:tcMar>
+              <w:start w:w="0" w:type="dxa"/>
+              <w:end w:w="0" w:type="dxa"/>
+            </w:tcMar>
+            <w:tcMar>
+              <w:start w:w="0" w:type="dxa"/>
+              <w:end w:w="0" w:type="dxa"/>
+            </w:tcMar>
+          </w:tcPr>
+          <w:p>
+            <w:pPr>
+              <w:autoSpaceDN w:val="0"/>
+              <w:autoSpaceDE w:val="0"/>
+              <w:widowControl/>
+              <w:spacing w:line="310" w:lineRule="exact" w:before="1430" w:after="0"/>
+              <w:ind w:left="600" w:right="0" w:firstLine="0"/>
+              <w:jc w:val="left"/>
+            </w:pPr>
+            <w:r>
+              <w:rPr>
+                <w:rFonts w:ascii="MicrosoftYaHei" w:hAnsi="MicrosoftYaHei" w:eastAsia="MicrosoftYaHei"/>
+                <w:b w:val="0"/>
+                <w:i w:val="0"/>
+                <w:color w:val="262626"/>
+                <w:sz w:val="24"/>
+              </w:rPr>
+              <w:t>2020.08-2021.12</w:t>
+            </w:r>
+          </w:p>
+        </w:tc>
+        <w:tc>
+          <w:tcPr>
+            <w:tcW w:type="dxa" w:w="5360"/>
+            <w:vMerge w:val="restart"/>
+            <w:tcBorders/>
+            <w:tcMar>
+              <w:start w:w="0" w:type="dxa"/>
+              <w:end w:w="0" w:type="dxa"/>
+            </w:tcMar>
+            <w:tcMar>
+              <w:start w:w="0" w:type="dxa"/>
+              <w:end w:w="0" w:type="dxa"/>
+            </w:tcMar>
+          </w:tcPr>
+          <w:p>
+            <w:pPr>
+              <w:autoSpaceDN w:val="0"/>
+              <w:autoSpaceDE w:val="0"/>
+              <w:widowControl/>
+              <w:spacing w:line="310" w:lineRule="exact" w:before="72" w:after="0"/>
+              <w:ind w:left="120" w:right="0" w:firstLine="0"/>
+              <w:jc w:val="left"/>
+            </w:pPr>
+            <w:r>
+              <w:rPr>
+                <w:rFonts w:ascii="MicrosoftYaHei" w:hAnsi="MicrosoftYaHei" w:eastAsia="MicrosoftYaHei"/>
+                <w:b w:val="0"/>
+                <w:i w:val="0"/>
+                <w:color w:val="595959"/>
+                <w:sz w:val="24"/>
+              </w:rPr>
+              <w:t>股票因子挖掘、策略开发及回测优化。</w:t>
+            </w:r>
+          </w:p>
+        </w:tc>
+      </w:tr>
+      <w:tr>
+        <w:trPr>
+          <w:trHeight w:hRule="exact" w:val="258"/>
+        </w:trPr>
+        <w:tc>
+          <w:tcPr>
+            <w:tcW w:type="dxa" w:w="3380"/>
+            <w:gridSpan w:val="2"/>
+            <w:vMerge w:val="restart"/>
+            <w:tcBorders/>
+            <w:tcMar>
+              <w:start w:w="0" w:type="dxa"/>
+              <w:end w:w="0" w:type="dxa"/>
+            </w:tcMar>
+            <w:tcMar>
+              <w:start w:w="0" w:type="dxa"/>
+              <w:end w:w="0" w:type="dxa"/>
+            </w:tcMar>
+            <w:tcMar>
+              <w:start w:w="0" w:type="dxa"/>
+              <w:end w:w="0" w:type="dxa"/>
+            </w:tcMar>
+            <w:tcMar>
+              <w:start w:w="0" w:type="dxa"/>
+              <w:end w:w="0" w:type="dxa"/>
+            </w:tcMar>
+          </w:tcPr>
+          <w:p>
+            <w:pPr>
+              <w:autoSpaceDN w:val="0"/>
+              <w:autoSpaceDE w:val="0"/>
+              <w:widowControl/>
+              <w:spacing w:line="308" w:lineRule="exact" w:before="144" w:after="0"/>
+              <w:ind w:left="0" w:right="0" w:firstLine="0"/>
+              <w:jc w:val="left"/>
+            </w:pPr>
+            <w:r>
+              <w:rPr>
+                <w:rFonts w:ascii="MicrosoftYaHei" w:hAnsi="MicrosoftYaHei" w:eastAsia="MicrosoftYaHei"/>
+                <w:b w:val="0"/>
+                <w:i w:val="0"/>
+                <w:color w:val="3F3F3F"/>
+                <w:sz w:val="24"/>
+              </w:rPr>
+              <w:t>手机：15671678098</w:t>
+            </w:r>
+          </w:p>
+        </w:tc>
+        <w:tc>
+          <w:tcPr>
+            <w:tcW w:type="dxa" w:w="2837"/>
+            <w:vMerge/>
+            <w:tcBorders/>
+          </w:tcPr>
+          <w:p/>
+        </w:tc>
+        <w:tc>
+          <w:tcPr>
+            <w:tcW w:type="dxa" w:w="2837"/>
+            <w:vMerge/>
+            <w:tcBorders/>
+          </w:tcPr>
+          <w:p/>
+        </w:tc>
+      </w:tr>
+      <w:tr>
+        <w:trPr>
+          <w:trHeight w:hRule="exact" w:val="244"/>
+        </w:trPr>
+        <w:tc>
+          <w:tcPr>
+            <w:tcW w:type="dxa" w:w="5674"/>
+            <w:gridSpan w:val="2"/>
+            <w:vMerge/>
+            <w:tcBorders/>
+          </w:tcPr>
+          <w:p/>
+        </w:tc>
+        <w:tc>
+          <w:tcPr>
+            <w:tcW w:type="dxa" w:w="2837"/>
+            <w:vMerge/>
+            <w:tcBorders/>
+          </w:tcPr>
+          <w:p/>
+        </w:tc>
+        <w:tc>
+          <w:tcPr>
+            <w:tcW w:type="dxa" w:w="5360"/>
+            <w:vMerge w:val="restart"/>
+            <w:tcBorders/>
+            <w:tcMar>
+              <w:start w:w="0" w:type="dxa"/>
+              <w:end w:w="0" w:type="dxa"/>
+            </w:tcMar>
+            <w:tcMar>
+              <w:start w:w="0" w:type="dxa"/>
+              <w:end w:w="0" w:type="dxa"/>
+            </w:tcMar>
+          </w:tcPr>
+          <w:p>
+            <w:pPr>
+              <w:autoSpaceDN w:val="0"/>
+              <w:autoSpaceDE w:val="0"/>
+              <w:widowControl/>
+              <w:spacing w:line="310" w:lineRule="exact" w:before="50" w:after="0"/>
+              <w:ind w:left="120" w:right="0" w:firstLine="0"/>
+              <w:jc w:val="left"/>
+            </w:pPr>
+            <w:r>
+              <w:rPr>
+                <w:rFonts w:ascii="MicrosoftYaHei" w:hAnsi="MicrosoftYaHei" w:eastAsia="MicrosoftYaHei"/>
+                <w:b w:val="0"/>
+                <w:i w:val="0"/>
+                <w:color w:val="595959"/>
+                <w:sz w:val="24"/>
+              </w:rPr>
+              <w:t>2、根据基金经理要求，使用python 对券商金</w:t>
+            </w:r>
+          </w:p>
+        </w:tc>
+      </w:tr>
+      <w:tr>
+        <w:trPr>
+          <w:trHeight w:hRule="exact" w:val="168"/>
+        </w:trPr>
+        <w:tc>
+          <w:tcPr>
+            <w:tcW w:type="dxa" w:w="3380"/>
+            <w:gridSpan w:val="2"/>
+            <w:vMerge w:val="restart"/>
+            <w:tcBorders/>
+            <w:tcMar>
+              <w:start w:w="0" w:type="dxa"/>
+              <w:end w:w="0" w:type="dxa"/>
+            </w:tcMar>
+            <w:tcMar>
+              <w:start w:w="0" w:type="dxa"/>
+              <w:end w:w="0" w:type="dxa"/>
+            </w:tcMar>
+            <w:tcMar>
+              <w:start w:w="0" w:type="dxa"/>
+              <w:end w:w="0" w:type="dxa"/>
+            </w:tcMar>
+            <w:tcMar>
+              <w:start w:w="0" w:type="dxa"/>
+              <w:end w:w="0" w:type="dxa"/>
+            </w:tcMar>
+          </w:tcPr>
+          <w:p>
+            <w:pPr>
+              <w:autoSpaceDN w:val="0"/>
+              <w:autoSpaceDE w:val="0"/>
+              <w:widowControl/>
+              <w:spacing w:line="310" w:lineRule="exact" w:before="52" w:after="0"/>
+              <w:ind w:left="0" w:right="0" w:firstLine="0"/>
+              <w:jc w:val="left"/>
+            </w:pPr>
+            <w:r>
+              <w:rPr>
+                <w:rFonts w:ascii="MicrosoftYaHei" w:hAnsi="MicrosoftYaHei" w:eastAsia="MicrosoftYaHei"/>
+                <w:b w:val="0"/>
+                <w:i w:val="0"/>
+                <w:color w:val="3F3F3F"/>
+                <w:sz w:val="24"/>
+              </w:rPr>
+              <w:t>邮箱：yw43@foxmail.com</w:t>
+            </w:r>
+          </w:p>
+        </w:tc>
+        <w:tc>
+          <w:tcPr>
+            <w:tcW w:type="dxa" w:w="2837"/>
+            <w:vMerge/>
+            <w:tcBorders/>
+          </w:tcPr>
+          <w:p/>
+        </w:tc>
+        <w:tc>
+          <w:tcPr>
+            <w:tcW w:type="dxa" w:w="2837"/>
+            <w:vMerge/>
+            <w:tcBorders/>
+          </w:tcPr>
+          <w:p/>
+        </w:tc>
+      </w:tr>
+      <w:tr>
+        <w:trPr>
+          <w:trHeight w:hRule="exact" w:val="246"/>
+        </w:trPr>
+        <w:tc>
+          <w:tcPr>
+            <w:tcW w:type="dxa" w:w="5674"/>
+            <w:gridSpan w:val="2"/>
+            <w:vMerge/>
+            <w:tcBorders/>
+          </w:tcPr>
+          <w:p/>
+        </w:tc>
+        <w:tc>
+          <w:tcPr>
+            <w:tcW w:type="dxa" w:w="2837"/>
+            <w:vMerge/>
+            <w:tcBorders/>
+          </w:tcPr>
+          <w:p/>
+        </w:tc>
+        <w:tc>
+          <w:tcPr>
+            <w:tcW w:type="dxa" w:w="5360"/>
+            <w:vMerge w:val="restart"/>
+            <w:tcBorders/>
+            <w:tcMar>
+              <w:start w:w="0" w:type="dxa"/>
+              <w:end w:w="0" w:type="dxa"/>
+            </w:tcMar>
+            <w:tcMar>
+              <w:start w:w="0" w:type="dxa"/>
+              <w:end w:w="0" w:type="dxa"/>
+            </w:tcMar>
+          </w:tcPr>
+          <w:p>
+            <w:pPr>
+              <w:autoSpaceDN w:val="0"/>
+              <w:autoSpaceDE w:val="0"/>
+              <w:widowControl/>
+              <w:spacing w:line="310" w:lineRule="exact" w:before="50" w:after="0"/>
+              <w:ind w:left="120" w:right="0" w:firstLine="0"/>
+              <w:jc w:val="left"/>
+            </w:pPr>
+            <w:r>
+              <w:rPr>
+                <w:rFonts w:ascii="MicrosoftYaHei" w:hAnsi="MicrosoftYaHei" w:eastAsia="MicrosoftYaHei"/>
+                <w:b w:val="0"/>
+                <w:i w:val="0"/>
+                <w:color w:val="595959"/>
+                <w:sz w:val="24"/>
+              </w:rPr>
+              <w:t>工等策略研报进行复现。</w:t>
+            </w:r>
+          </w:p>
+        </w:tc>
+      </w:tr>
+      <w:tr>
+        <w:trPr>
+          <w:trHeight w:hRule="exact" w:val="228"/>
+        </w:trPr>
+        <w:tc>
+          <w:tcPr>
+            <w:tcW w:type="dxa" w:w="3380"/>
+            <w:gridSpan w:val="2"/>
+            <w:vMerge w:val="restart"/>
+            <w:tcBorders/>
+            <w:tcMar>
+              <w:start w:w="0" w:type="dxa"/>
+              <w:end w:w="0" w:type="dxa"/>
+            </w:tcMar>
+            <w:tcMar>
+              <w:start w:w="0" w:type="dxa"/>
+              <w:end w:w="0" w:type="dxa"/>
+            </w:tcMar>
+            <w:tcMar>
+              <w:start w:w="0" w:type="dxa"/>
+              <w:end w:w="0" w:type="dxa"/>
+            </w:tcMar>
+            <w:tcMar>
+              <w:start w:w="0" w:type="dxa"/>
+              <w:end w:w="0" w:type="dxa"/>
+            </w:tcMar>
+          </w:tcPr>
+          <w:p>
+            <w:pPr>
+              <w:autoSpaceDN w:val="0"/>
+              <w:autoSpaceDE w:val="0"/>
+              <w:widowControl/>
+              <w:spacing w:line="310" w:lineRule="exact" w:before="50" w:after="0"/>
+              <w:ind w:left="0" w:right="0" w:firstLine="0"/>
+              <w:jc w:val="left"/>
+            </w:pPr>
+            <w:r>
+              <w:rPr>
+                <w:rFonts w:ascii="MicrosoftYaHei" w:hAnsi="MicrosoftYaHei" w:eastAsia="MicrosoftYaHei"/>
+                <w:b w:val="0"/>
+                <w:i w:val="0"/>
+                <w:color w:val="3F3F3F"/>
+                <w:sz w:val="24"/>
+              </w:rPr>
+              <w:t>地址：武汉市青山区</w:t>
+            </w:r>
+          </w:p>
+        </w:tc>
+        <w:tc>
+          <w:tcPr>
+            <w:tcW w:type="dxa" w:w="2837"/>
+            <w:vMerge/>
+            <w:tcBorders/>
+          </w:tcPr>
+          <w:p/>
+        </w:tc>
+        <w:tc>
+          <w:tcPr>
+            <w:tcW w:type="dxa" w:w="2837"/>
+            <w:vMerge/>
+            <w:tcBorders/>
+          </w:tcPr>
+          <w:p/>
+        </w:tc>
+      </w:tr>
+      <w:tr>
+        <w:trPr>
+          <w:trHeight w:hRule="exact" w:val="422"/>
+        </w:trPr>
+        <w:tc>
+          <w:tcPr>
+            <w:tcW w:type="dxa" w:w="5674"/>
+            <w:gridSpan w:val="2"/>
+            <w:vMerge/>
+            <w:tcBorders/>
+          </w:tcPr>
+          <w:p/>
+        </w:tc>
+        <w:tc>
+          <w:tcPr>
+            <w:tcW w:type="dxa" w:w="2837"/>
+            <w:vMerge/>
+            <w:tcBorders/>
+          </w:tcPr>
+          <w:p/>
+        </w:tc>
+        <w:tc>
+          <w:tcPr>
+            <w:tcW w:type="dxa" w:w="5360"/>
+            <w:tcBorders/>
+            <w:tcMar>
+              <w:start w:w="0" w:type="dxa"/>
+              <w:end w:w="0" w:type="dxa"/>
+            </w:tcMar>
+          </w:tcPr>
+          <w:p>
+            <w:pPr>
+              <w:autoSpaceDN w:val="0"/>
+              <w:autoSpaceDE w:val="0"/>
+              <w:widowControl/>
+              <w:spacing w:line="316" w:lineRule="exact" w:before="106" w:after="0"/>
+              <w:ind w:left="82" w:right="0" w:firstLine="0"/>
+              <w:jc w:val="left"/>
+            </w:pPr>
+            <w:r>
+              <w:rPr>
+                <w:rFonts w:ascii="MicrosoftYaHei" w:hAnsi="MicrosoftYaHei" w:eastAsia="MicrosoftYaHei"/>
+                <w:b/>
+                <w:i w:val="0"/>
+                <w:color w:val="2D3E50"/>
+                <w:sz w:val="24"/>
+              </w:rPr>
+              <w:t>深圳引力波量化科技有限公司</w:t>
+            </w:r>
+          </w:p>
+        </w:tc>
+      </w:tr>
+      <w:tr>
+        <w:trPr>
+          <w:trHeight w:hRule="exact" w:val="466"/>
+        </w:trPr>
+        <w:tc>
+          <w:tcPr>
+            <w:tcW w:type="dxa" w:w="3380"/>
+            <w:gridSpan w:val="2"/>
+            <w:vMerge w:val="restart"/>
+            <w:tcBorders/>
+            <w:tcMar>
+              <w:start w:w="0" w:type="dxa"/>
+              <w:end w:w="0" w:type="dxa"/>
+            </w:tcMar>
+            <w:tcMar>
+              <w:start w:w="0" w:type="dxa"/>
+              <w:end w:w="0" w:type="dxa"/>
+            </w:tcMar>
+            <w:tcMar>
+              <w:start w:w="0" w:type="dxa"/>
+              <w:end w:w="0" w:type="dxa"/>
+            </w:tcMar>
+            <w:tcMar>
+              <w:start w:w="0" w:type="dxa"/>
+              <w:end w:w="0" w:type="dxa"/>
+            </w:tcMar>
+            <w:tcMar>
+              <w:start w:w="0" w:type="dxa"/>
+              <w:end w:w="0" w:type="dxa"/>
+            </w:tcMar>
+            <w:tcMar>
+              <w:start w:w="0" w:type="dxa"/>
+              <w:end w:w="0" w:type="dxa"/>
+            </w:tcMar>
+          </w:tcPr>
+          <w:p>
+            <w:pPr>
+              <w:autoSpaceDN w:val="0"/>
+              <w:autoSpaceDE w:val="0"/>
+              <w:widowControl/>
+              <w:spacing w:line="372" w:lineRule="exact" w:before="630" w:after="0"/>
+              <w:ind w:left="36" w:right="0" w:firstLine="0"/>
+              <w:jc w:val="left"/>
+            </w:pPr>
+            <w:r>
+              <w:rPr>
+                <w:rFonts w:ascii="MicrosoftYaHei" w:hAnsi="MicrosoftYaHei" w:eastAsia="MicrosoftYaHei"/>
+                <w:b/>
+                <w:i w:val="0"/>
+                <w:color w:val="FFFFFF"/>
+                <w:sz w:val="28"/>
+              </w:rPr>
+              <w:t>掌握技能</w:t>
+            </w:r>
+          </w:p>
+        </w:tc>
+        <w:tc>
+          <w:tcPr>
+            <w:tcW w:type="dxa" w:w="2580"/>
+            <w:vMerge w:val="restart"/>
+            <w:tcBorders/>
+            <w:tcMar>
+              <w:start w:w="0" w:type="dxa"/>
+              <w:end w:w="0" w:type="dxa"/>
+            </w:tcMar>
+            <w:tcMar>
+              <w:start w:w="0" w:type="dxa"/>
+              <w:end w:w="0" w:type="dxa"/>
+            </w:tcMar>
+            <w:tcMar>
+              <w:start w:w="0" w:type="dxa"/>
+              <w:end w:w="0" w:type="dxa"/>
+            </w:tcMar>
+          </w:tcPr>
+          <w:p>
+            <w:pPr>
+              <w:autoSpaceDN w:val="0"/>
+              <w:autoSpaceDE w:val="0"/>
+              <w:widowControl/>
+              <w:spacing w:line="316" w:lineRule="exact" w:before="110" w:after="0"/>
+              <w:ind w:left="600" w:right="0" w:firstLine="0"/>
+              <w:jc w:val="left"/>
+            </w:pPr>
+            <w:r>
+              <w:rPr>
+                <w:rFonts w:ascii="MicrosoftYaHei" w:hAnsi="MicrosoftYaHei" w:eastAsia="MicrosoftYaHei"/>
+                <w:b/>
+                <w:i w:val="0"/>
+                <w:color w:val="2D3E50"/>
+                <w:sz w:val="24"/>
+              </w:rPr>
+              <w:t>量化研究员</w:t>
+            </w:r>
+          </w:p>
+        </w:tc>
+        <w:tc>
+          <w:tcPr>
+            <w:tcW w:type="dxa" w:w="5360"/>
+            <w:tcBorders/>
+            <w:tcMar>
+              <w:start w:w="0" w:type="dxa"/>
+              <w:end w:w="0" w:type="dxa"/>
+            </w:tcMar>
+          </w:tcPr>
+          <w:p>
+            <w:pPr>
+              <w:autoSpaceDN w:val="0"/>
+              <w:autoSpaceDE w:val="0"/>
+              <w:widowControl/>
+              <w:spacing w:line="310" w:lineRule="exact" w:before="106" w:after="0"/>
+              <w:ind w:left="0" w:right="0" w:firstLine="0"/>
+              <w:jc w:val="center"/>
+            </w:pPr>
+            <w:r>
+              <w:rPr>
+                <w:rFonts w:ascii="MicrosoftYaHei" w:hAnsi="MicrosoftYaHei" w:eastAsia="MicrosoftYaHei"/>
+                <w:b w:val="0"/>
+                <w:i w:val="0"/>
+                <w:color w:val="595959"/>
+                <w:sz w:val="24"/>
+              </w:rPr>
+              <w:t>1、交易数据获取，熟练使用Pandas、Numpy、</w:t>
+            </w:r>
+          </w:p>
+        </w:tc>
+      </w:tr>
+      <w:tr>
+        <w:trPr>
+          <w:trHeight w:hRule="exact" w:val="414"/>
+        </w:trPr>
+        <w:tc>
+          <w:tcPr>
+            <w:tcW w:type="dxa" w:w="5674"/>
+            <w:gridSpan w:val="2"/>
+            <w:vMerge/>
+            <w:tcBorders/>
+          </w:tcPr>
+          <w:p/>
+        </w:tc>
+        <w:tc>
+          <w:tcPr>
+            <w:tcW w:type="dxa" w:w="2837"/>
+            <w:vMerge/>
+            <w:tcBorders/>
+          </w:tcPr>
+          <w:p/>
+        </w:tc>
+        <w:tc>
+          <w:tcPr>
+            <w:tcW w:type="dxa" w:w="5360"/>
+            <w:tcBorders/>
+            <w:tcMar>
+              <w:start w:w="0" w:type="dxa"/>
+              <w:end w:w="0" w:type="dxa"/>
+            </w:tcMar>
+          </w:tcPr>
+          <w:p>
+            <w:pPr>
+              <w:autoSpaceDN w:val="0"/>
+              <w:autoSpaceDE w:val="0"/>
+              <w:widowControl/>
+              <w:spacing w:line="310" w:lineRule="exact" w:before="52" w:after="0"/>
+              <w:ind w:left="82" w:right="0" w:firstLine="0"/>
+              <w:jc w:val="left"/>
+            </w:pPr>
+            <w:r>
+              <w:rPr>
+                <w:rFonts w:ascii="MicrosoftYaHei" w:hAnsi="MicrosoftYaHei" w:eastAsia="MicrosoftYaHei"/>
+                <w:b w:val="0"/>
+                <w:i w:val="0"/>
+                <w:color w:val="595959"/>
+                <w:sz w:val="24"/>
+              </w:rPr>
+              <w:t>Talib 等package 对数据进行清洗、分析。</w:t>
+            </w:r>
+          </w:p>
+        </w:tc>
+      </w:tr>
+      <w:tr>
+        <w:trPr>
+          <w:trHeight w:hRule="exact" w:val="360"/>
+        </w:trPr>
+        <w:tc>
+          <w:tcPr>
+            <w:tcW w:type="dxa" w:w="5674"/>
+            <w:gridSpan w:val="2"/>
+            <w:vMerge/>
+            <w:tcBorders/>
+          </w:tcPr>
+          <w:p/>
+        </w:tc>
+        <w:tc>
+          <w:tcPr>
+            <w:tcW w:type="dxa" w:w="2837"/>
+            <w:vMerge/>
+            <w:tcBorders/>
+          </w:tcPr>
+          <w:p/>
+        </w:tc>
+        <w:tc>
+          <w:tcPr>
+            <w:tcW w:type="dxa" w:w="5360"/>
+            <w:tcBorders/>
+            <w:tcMar>
+              <w:start w:w="0" w:type="dxa"/>
+              <w:end w:w="0" w:type="dxa"/>
+            </w:tcMar>
+          </w:tcPr>
+          <w:p>
+            <w:pPr>
+              <w:autoSpaceDN w:val="0"/>
+              <w:autoSpaceDE w:val="0"/>
+              <w:widowControl/>
+              <w:spacing w:line="310" w:lineRule="exact" w:before="50" w:after="0"/>
+              <w:ind w:left="82" w:right="0" w:firstLine="0"/>
+              <w:jc w:val="left"/>
+            </w:pPr>
+            <w:r>
+              <w:rPr>
+                <w:rFonts w:ascii="MicrosoftYaHei" w:hAnsi="MicrosoftYaHei" w:eastAsia="MicrosoftYaHei"/>
+                <w:b w:val="0"/>
+                <w:i w:val="0"/>
+                <w:color w:val="595959"/>
+                <w:sz w:val="24"/>
+              </w:rPr>
+              <w:t>2、量化策略开发等工作，包括套利、做市等方向，</w:t>
+            </w:r>
+          </w:p>
+        </w:tc>
+      </w:tr>
+      <w:tr>
+        <w:trPr>
+          <w:trHeight w:hRule="exact" w:val="358"/>
+        </w:trPr>
+        <w:tc>
+          <w:tcPr>
+            <w:tcW w:type="dxa" w:w="3380"/>
+            <w:gridSpan w:val="2"/>
+            <w:tcBorders/>
+            <w:tcMar>
+              <w:start w:w="0" w:type="dxa"/>
+              <w:end w:w="0" w:type="dxa"/>
+            </w:tcMar>
+            <w:tcMar>
+              <w:start w:w="0" w:type="dxa"/>
+              <w:end w:w="0" w:type="dxa"/>
+            </w:tcMar>
+          </w:tcPr>
+          <w:p>
+            <w:pPr>
+              <w:autoSpaceDN w:val="0"/>
+              <w:autoSpaceDE w:val="0"/>
+              <w:widowControl/>
+              <w:spacing w:line="276" w:lineRule="exact" w:before="38" w:after="0"/>
+              <w:ind w:left="22" w:right="0" w:firstLine="0"/>
+              <w:jc w:val="left"/>
+            </w:pPr>
+            <w:r>
+              <w:rPr>
+                <w:rFonts w:ascii="MicrosoftYaHei" w:hAnsi="MicrosoftYaHei" w:eastAsia="MicrosoftYaHei"/>
+                <w:b/>
+                <w:i w:val="0"/>
+                <w:color w:val="3F3F3F"/>
+                <w:sz w:val="21"/>
+              </w:rPr>
+              <w:t>技能</w:t>
+            </w:r>
+          </w:p>
+        </w:tc>
+        <w:tc>
+          <w:tcPr>
+            <w:tcW w:type="dxa" w:w="2580"/>
+            <w:vMerge w:val="restart"/>
+            <w:tcBorders/>
+            <w:tcMar>
+              <w:start w:w="0" w:type="dxa"/>
+              <w:end w:w="0" w:type="dxa"/>
+            </w:tcMar>
+            <w:tcMar>
+              <w:start w:w="0" w:type="dxa"/>
+              <w:end w:w="0" w:type="dxa"/>
+            </w:tcMar>
+            <w:tcMar>
+              <w:start w:w="0" w:type="dxa"/>
+              <w:end w:w="0" w:type="dxa"/>
+            </w:tcMar>
+            <w:tcMar>
+              <w:start w:w="0" w:type="dxa"/>
+              <w:end w:w="0" w:type="dxa"/>
+            </w:tcMar>
+          </w:tcPr>
+          <w:p>
+            <w:pPr>
+              <w:autoSpaceDN w:val="0"/>
+              <w:autoSpaceDE w:val="0"/>
+              <w:widowControl/>
+              <w:spacing w:line="310" w:lineRule="exact" w:before="510" w:after="0"/>
+              <w:ind w:left="528" w:right="0" w:firstLine="0"/>
+              <w:jc w:val="left"/>
+            </w:pPr>
+            <w:r>
+              <w:rPr>
+                <w:rFonts w:ascii="MicrosoftYaHei" w:hAnsi="MicrosoftYaHei" w:eastAsia="MicrosoftYaHei"/>
+                <w:b w:val="0"/>
+                <w:i w:val="0"/>
+                <w:color w:val="262626"/>
+                <w:sz w:val="24"/>
+              </w:rPr>
+              <w:t>2019.07-2020.07</w:t>
+            </w:r>
+          </w:p>
+        </w:tc>
+        <w:tc>
+          <w:tcPr>
+            <w:tcW w:type="dxa" w:w="5360"/>
+            <w:vMerge w:val="restart"/>
+            <w:tcBorders/>
+            <w:tcMar>
+              <w:start w:w="0" w:type="dxa"/>
+              <w:end w:w="0" w:type="dxa"/>
+            </w:tcMar>
+            <w:tcMar>
+              <w:start w:w="0" w:type="dxa"/>
+              <w:end w:w="0" w:type="dxa"/>
+            </w:tcMar>
+          </w:tcPr>
+          <w:p>
+            <w:pPr>
+              <w:autoSpaceDN w:val="0"/>
+              <w:autoSpaceDE w:val="0"/>
+              <w:widowControl/>
+              <w:spacing w:line="310" w:lineRule="exact" w:before="102" w:after="0"/>
+              <w:ind w:left="82" w:right="0" w:firstLine="0"/>
+              <w:jc w:val="left"/>
+            </w:pPr>
+            <w:r>
+              <w:rPr>
+                <w:rFonts w:ascii="MicrosoftYaHei" w:hAnsi="MicrosoftYaHei" w:eastAsia="MicrosoftYaHei"/>
+                <w:b w:val="0"/>
+                <w:i w:val="0"/>
+                <w:color w:val="595959"/>
+                <w:sz w:val="24"/>
+              </w:rPr>
+              <w:t>日常优化、维护交易策略。</w:t>
+            </w:r>
+          </w:p>
+        </w:tc>
+      </w:tr>
+      <w:tr>
+        <w:trPr>
+          <w:trHeight w:hRule="exact" w:val="96"/>
+        </w:trPr>
+        <w:tc>
+          <w:tcPr>
+            <w:tcW w:type="dxa" w:w="3380"/>
+            <w:gridSpan w:val="2"/>
+            <w:vMerge w:val="restart"/>
+            <w:tcBorders/>
+            <w:tcMar>
+              <w:start w:w="0" w:type="dxa"/>
+              <w:end w:w="0" w:type="dxa"/>
+            </w:tcMar>
+            <w:tcMar>
+              <w:start w:w="0" w:type="dxa"/>
+              <w:end w:w="0" w:type="dxa"/>
+            </w:tcMar>
+            <w:tcMar>
+              <w:start w:w="0" w:type="dxa"/>
+              <w:end w:w="0" w:type="dxa"/>
+            </w:tcMar>
+            <w:tcMar>
+              <w:start w:w="0" w:type="dxa"/>
+              <w:end w:w="0" w:type="dxa"/>
+            </w:tcMar>
+          </w:tcPr>
+          <w:p>
+            <w:pPr>
+              <w:autoSpaceDN w:val="0"/>
+              <w:autoSpaceDE w:val="0"/>
+              <w:widowControl/>
+              <w:spacing w:line="270" w:lineRule="exact" w:before="44" w:after="0"/>
+              <w:ind w:left="22" w:right="0" w:firstLine="0"/>
+              <w:jc w:val="left"/>
+            </w:pPr>
+            <w:r>
+              <w:rPr>
+                <w:rFonts w:ascii="MicrosoftYaHei" w:hAnsi="MicrosoftYaHei" w:eastAsia="MicrosoftYaHei"/>
+                <w:b w:val="0"/>
+                <w:i w:val="0"/>
+                <w:color w:val="3F3F3F"/>
+                <w:sz w:val="21"/>
+              </w:rPr>
+              <w:t>Python:</w:t>
+            </w:r>
+          </w:p>
+        </w:tc>
+        <w:tc>
+          <w:tcPr>
+            <w:tcW w:type="dxa" w:w="2837"/>
+            <w:vMerge/>
+            <w:tcBorders/>
+          </w:tcPr>
+          <w:p/>
+        </w:tc>
+        <w:tc>
+          <w:tcPr>
+            <w:tcW w:type="dxa" w:w="2837"/>
+            <w:vMerge/>
+            <w:tcBorders/>
+          </w:tcPr>
+          <w:p/>
+        </w:tc>
+      </w:tr>
+      <w:tr>
+        <w:trPr>
+          <w:trHeight w:hRule="exact" w:val="246"/>
+        </w:trPr>
+        <w:tc>
+          <w:tcPr>
+            <w:tcW w:type="dxa" w:w="5674"/>
+            <w:gridSpan w:val="2"/>
+            <w:vMerge/>
+            <w:tcBorders/>
+          </w:tcPr>
+          <w:p/>
+        </w:tc>
+        <w:tc>
+          <w:tcPr>
+            <w:tcW w:type="dxa" w:w="2837"/>
+            <w:vMerge/>
+            <w:tcBorders/>
+          </w:tcPr>
+          <w:p/>
+        </w:tc>
+        <w:tc>
+          <w:tcPr>
+            <w:tcW w:type="dxa" w:w="5360"/>
+            <w:vMerge w:val="restart"/>
+            <w:tcBorders/>
+            <w:tcMar>
+              <w:start w:w="0" w:type="dxa"/>
+              <w:end w:w="0" w:type="dxa"/>
+            </w:tcMar>
+            <w:tcMar>
+              <w:start w:w="0" w:type="dxa"/>
+              <w:end w:w="0" w:type="dxa"/>
+            </w:tcMar>
+          </w:tcPr>
+          <w:p>
+            <w:pPr>
+              <w:autoSpaceDN w:val="0"/>
+              <w:autoSpaceDE w:val="0"/>
+              <w:widowControl/>
+              <w:spacing w:line="316" w:lineRule="exact" w:before="42" w:after="0"/>
+              <w:ind w:left="76" w:right="0" w:firstLine="0"/>
+              <w:jc w:val="left"/>
+            </w:pPr>
+            <w:r>
+              <w:rPr>
+                <w:rFonts w:ascii="MicrosoftYaHei" w:hAnsi="MicrosoftYaHei" w:eastAsia="MicrosoftYaHei"/>
+                <w:b/>
+                <w:i w:val="0"/>
+                <w:color w:val="2D3E50"/>
+                <w:sz w:val="24"/>
+              </w:rPr>
+              <w:t>中国平安财产保险股份有限公司</w:t>
+            </w:r>
+          </w:p>
+        </w:tc>
+      </w:tr>
+      <w:tr>
+        <w:trPr>
+          <w:trHeight w:hRule="exact" w:val="120"/>
+        </w:trPr>
+        <w:tc>
+          <w:tcPr>
+            <w:tcW w:type="dxa" w:w="3380"/>
+            <w:gridSpan w:val="2"/>
+            <w:vMerge w:val="restart"/>
+            <w:tcBorders/>
+            <w:tcMar>
+              <w:start w:w="0" w:type="dxa"/>
+              <w:end w:w="0" w:type="dxa"/>
+            </w:tcMar>
+            <w:tcMar>
+              <w:start w:w="0" w:type="dxa"/>
+              <w:end w:w="0" w:type="dxa"/>
+            </w:tcMar>
+            <w:tcMar>
+              <w:start w:w="0" w:type="dxa"/>
+              <w:end w:w="0" w:type="dxa"/>
+            </w:tcMar>
+            <w:tcMar>
+              <w:start w:w="0" w:type="dxa"/>
+              <w:end w:w="0" w:type="dxa"/>
+            </w:tcMar>
+          </w:tcPr>
+          <w:p>
+            <w:pPr>
+              <w:autoSpaceDN w:val="0"/>
+              <w:autoSpaceDE w:val="0"/>
+              <w:widowControl/>
+              <w:spacing w:line="270" w:lineRule="exact" w:before="62" w:after="0"/>
+              <w:ind w:left="22" w:right="0" w:firstLine="0"/>
+              <w:jc w:val="left"/>
+            </w:pPr>
+            <w:r>
+              <w:rPr>
+                <w:rFonts w:ascii="MicrosoftYaHei" w:hAnsi="MicrosoftYaHei" w:eastAsia="MicrosoftYaHei"/>
+                <w:b w:val="0"/>
+                <w:i w:val="0"/>
+                <w:color w:val="3F3F3F"/>
+                <w:sz w:val="21"/>
+              </w:rPr>
+              <w:t>Stata：</w:t>
+            </w:r>
+          </w:p>
+        </w:tc>
+        <w:tc>
+          <w:tcPr>
+            <w:tcW w:type="dxa" w:w="2837"/>
+            <w:vMerge/>
+            <w:tcBorders/>
+          </w:tcPr>
+          <w:p/>
+        </w:tc>
+        <w:tc>
+          <w:tcPr>
+            <w:tcW w:type="dxa" w:w="2837"/>
+            <w:vMerge/>
+            <w:tcBorders/>
+          </w:tcPr>
+          <w:p/>
+        </w:tc>
+      </w:tr>
+      <w:tr>
+        <w:trPr>
+          <w:trHeight w:hRule="exact" w:val="240"/>
+        </w:trPr>
+        <w:tc>
+          <w:tcPr>
+            <w:tcW w:type="dxa" w:w="5674"/>
+            <w:gridSpan w:val="2"/>
+            <w:vMerge/>
+            <w:tcBorders/>
+          </w:tcPr>
+          <w:p/>
+        </w:tc>
+        <w:tc>
+          <w:tcPr>
+            <w:tcW w:type="dxa" w:w="2580"/>
+            <w:vMerge w:val="restart"/>
+            <w:tcBorders/>
+            <w:tcMar>
+              <w:start w:w="0" w:type="dxa"/>
+              <w:end w:w="0" w:type="dxa"/>
+            </w:tcMar>
+            <w:tcMar>
+              <w:start w:w="0" w:type="dxa"/>
+              <w:end w:w="0" w:type="dxa"/>
+            </w:tcMar>
+            <w:tcMar>
+              <w:start w:w="0" w:type="dxa"/>
+              <w:end w:w="0" w:type="dxa"/>
+            </w:tcMar>
+          </w:tcPr>
+          <w:p>
+            <w:pPr>
+              <w:autoSpaceDN w:val="0"/>
+              <w:autoSpaceDE w:val="0"/>
+              <w:widowControl/>
+              <w:spacing w:line="316" w:lineRule="exact" w:before="108" w:after="0"/>
+              <w:ind w:left="528" w:right="0" w:firstLine="0"/>
+              <w:jc w:val="left"/>
+            </w:pPr>
+            <w:r>
+              <w:rPr>
+                <w:rFonts w:ascii="MicrosoftYaHei" w:hAnsi="MicrosoftYaHei" w:eastAsia="MicrosoftYaHei"/>
+                <w:b/>
+                <w:i w:val="0"/>
+                <w:color w:val="2D3E50"/>
+                <w:sz w:val="24"/>
+              </w:rPr>
+              <w:t>再保险业务管理岗</w:t>
+            </w:r>
+          </w:p>
+        </w:tc>
+        <w:tc>
+          <w:tcPr>
+            <w:tcW w:type="dxa" w:w="5360"/>
+            <w:vMerge w:val="restart"/>
+            <w:tcBorders/>
+            <w:tcMar>
+              <w:start w:w="0" w:type="dxa"/>
+              <w:end w:w="0" w:type="dxa"/>
+            </w:tcMar>
+            <w:tcMar>
+              <w:start w:w="0" w:type="dxa"/>
+              <w:end w:w="0" w:type="dxa"/>
+            </w:tcMar>
+          </w:tcPr>
+          <w:p>
+            <w:pPr>
+              <w:autoSpaceDN w:val="0"/>
+              <w:autoSpaceDE w:val="0"/>
+              <w:widowControl/>
+              <w:spacing w:line="310" w:lineRule="exact" w:before="90" w:after="0"/>
+              <w:ind w:left="76" w:right="0" w:firstLine="0"/>
+              <w:jc w:val="left"/>
+            </w:pPr>
+            <w:r>
+              <w:rPr>
+                <w:rFonts w:ascii="MicrosoftYaHei" w:hAnsi="MicrosoftYaHei" w:eastAsia="MicrosoftYaHei"/>
+                <w:b w:val="0"/>
+                <w:i w:val="0"/>
+                <w:color w:val="595959"/>
+                <w:sz w:val="24"/>
+              </w:rPr>
+              <w:t>1、熟练使用excel 对再保人资信进行月度更</w:t>
+            </w:r>
+          </w:p>
+        </w:tc>
+      </w:tr>
+      <w:tr>
+        <w:trPr>
+          <w:trHeight w:hRule="exact" w:val="160"/>
+        </w:trPr>
+        <w:tc>
+          <w:tcPr>
+            <w:tcW w:type="dxa" w:w="3380"/>
+            <w:gridSpan w:val="2"/>
+            <w:vMerge w:val="restart"/>
+            <w:tcBorders/>
+            <w:tcMar>
+              <w:start w:w="0" w:type="dxa"/>
+              <w:end w:w="0" w:type="dxa"/>
+            </w:tcMar>
+            <w:tcMar>
+              <w:start w:w="0" w:type="dxa"/>
+              <w:end w:w="0" w:type="dxa"/>
+            </w:tcMar>
+            <w:tcMar>
+              <w:start w:w="0" w:type="dxa"/>
+              <w:end w:w="0" w:type="dxa"/>
+            </w:tcMar>
+            <w:tcMar>
+              <w:start w:w="0" w:type="dxa"/>
+              <w:end w:w="0" w:type="dxa"/>
+            </w:tcMar>
+            <w:tcMar>
+              <w:start w:w="0" w:type="dxa"/>
+              <w:end w:w="0" w:type="dxa"/>
+            </w:tcMar>
+            <w:tcMar>
+              <w:start w:w="0" w:type="dxa"/>
+              <w:end w:w="0" w:type="dxa"/>
+            </w:tcMar>
+          </w:tcPr>
+          <w:p>
+            <w:pPr>
+              <w:autoSpaceDN w:val="0"/>
+              <w:autoSpaceDE w:val="0"/>
+              <w:widowControl/>
+              <w:spacing w:line="270" w:lineRule="exact" w:before="62" w:after="0"/>
+              <w:ind w:left="22" w:right="0" w:firstLine="0"/>
+              <w:jc w:val="left"/>
+            </w:pPr>
+            <w:r>
+              <w:rPr>
+                <w:rFonts w:ascii="MicrosoftYaHei" w:hAnsi="MicrosoftYaHei" w:eastAsia="MicrosoftYaHei"/>
+                <w:b w:val="0"/>
+                <w:i w:val="0"/>
+                <w:color w:val="3F3F3F"/>
+                <w:sz w:val="21"/>
+              </w:rPr>
+              <w:t>Excel：</w:t>
+            </w:r>
+          </w:p>
+        </w:tc>
+        <w:tc>
+          <w:tcPr>
+            <w:tcW w:type="dxa" w:w="2837"/>
+            <w:vMerge/>
+            <w:tcBorders/>
+          </w:tcPr>
+          <w:p/>
+        </w:tc>
+        <w:tc>
+          <w:tcPr>
+            <w:tcW w:type="dxa" w:w="2837"/>
+            <w:vMerge/>
+            <w:tcBorders/>
+          </w:tcPr>
+          <w:p/>
+        </w:tc>
+      </w:tr>
+      <w:tr>
+        <w:trPr>
+          <w:trHeight w:hRule="exact" w:val="72"/>
+        </w:trPr>
+        <w:tc>
+          <w:tcPr>
+            <w:tcW w:type="dxa" w:w="5674"/>
+            <w:gridSpan w:val="2"/>
+            <w:vMerge/>
+            <w:tcBorders/>
+          </w:tcPr>
+          <w:p/>
+        </w:tc>
+        <w:tc>
+          <w:tcPr>
+            <w:tcW w:type="dxa" w:w="2837"/>
+            <w:vMerge/>
+            <w:tcBorders/>
+          </w:tcPr>
+          <w:p/>
+        </w:tc>
+        <w:tc>
+          <w:tcPr>
+            <w:tcW w:type="dxa" w:w="5360"/>
+            <w:vMerge w:val="restart"/>
+            <w:tcBorders/>
+            <w:tcMar>
+              <w:start w:w="0" w:type="dxa"/>
+              <w:end w:w="0" w:type="dxa"/>
+            </w:tcMar>
+            <w:tcMar>
+              <w:start w:w="0" w:type="dxa"/>
+              <w:end w:w="0" w:type="dxa"/>
+            </w:tcMar>
+            <w:tcMar>
+              <w:start w:w="0" w:type="dxa"/>
+              <w:end w:w="0" w:type="dxa"/>
+            </w:tcMar>
+          </w:tcPr>
+          <w:p>
+            <w:pPr>
+              <w:autoSpaceDN w:val="0"/>
+              <w:autoSpaceDE w:val="0"/>
+              <w:widowControl/>
+              <w:spacing w:line="310" w:lineRule="exact" w:before="104" w:after="0"/>
+              <w:ind w:left="76" w:right="0" w:firstLine="0"/>
+              <w:jc w:val="left"/>
+            </w:pPr>
+            <w:r>
+              <w:rPr>
+                <w:rFonts w:ascii="MicrosoftYaHei" w:hAnsi="MicrosoftYaHei" w:eastAsia="MicrosoftYaHei"/>
+                <w:b w:val="0"/>
+                <w:i w:val="0"/>
+                <w:color w:val="595959"/>
+                <w:sz w:val="24"/>
+              </w:rPr>
+              <w:t>新、季度坏账计提、监控风险指标。</w:t>
+            </w:r>
+          </w:p>
+        </w:tc>
+      </w:tr>
+      <w:tr>
+        <w:trPr>
+          <w:trHeight w:hRule="exact" w:val="188"/>
+        </w:trPr>
+        <w:tc>
+          <w:tcPr>
+            <w:tcW w:type="dxa" w:w="5674"/>
+            <w:gridSpan w:val="2"/>
+            <w:vMerge/>
+            <w:tcBorders/>
+          </w:tcPr>
+          <w:p/>
+        </w:tc>
+        <w:tc>
+          <w:tcPr>
+            <w:tcW w:type="dxa" w:w="2580"/>
+            <w:vMerge w:val="restart"/>
+            <w:tcBorders/>
+            <w:tcMar>
+              <w:start w:w="0" w:type="dxa"/>
+              <w:end w:w="0" w:type="dxa"/>
+            </w:tcMar>
+            <w:tcMar>
+              <w:start w:w="0" w:type="dxa"/>
+              <w:end w:w="0" w:type="dxa"/>
+            </w:tcMar>
+            <w:tcMar>
+              <w:start w:w="0" w:type="dxa"/>
+              <w:end w:w="0" w:type="dxa"/>
+            </w:tcMar>
+            <w:tcMar>
+              <w:start w:w="0" w:type="dxa"/>
+              <w:end w:w="0" w:type="dxa"/>
+            </w:tcMar>
+            <w:tcMar>
+              <w:start w:w="0" w:type="dxa"/>
+              <w:end w:w="0" w:type="dxa"/>
+            </w:tcMar>
+            <w:tcMar>
+              <w:start w:w="0" w:type="dxa"/>
+              <w:end w:w="0" w:type="dxa"/>
+            </w:tcMar>
+            <w:tcMar>
+              <w:start w:w="0" w:type="dxa"/>
+              <w:end w:w="0" w:type="dxa"/>
+            </w:tcMar>
+          </w:tcPr>
+          <w:p>
+            <w:pPr>
+              <w:autoSpaceDN w:val="0"/>
+              <w:autoSpaceDE w:val="0"/>
+              <w:widowControl/>
+              <w:spacing w:line="316" w:lineRule="exact" w:before="48" w:after="0"/>
+              <w:ind w:left="528" w:right="0" w:firstLine="0"/>
+              <w:jc w:val="left"/>
+            </w:pPr>
+            <w:r>
+              <w:rPr>
+                <w:rFonts w:ascii="MicrosoftYaHei" w:hAnsi="MicrosoftYaHei" w:eastAsia="MicrosoftYaHei"/>
+                <w:b/>
+                <w:i w:val="0"/>
+                <w:color w:val="2D3E50"/>
+                <w:sz w:val="24"/>
+              </w:rPr>
+              <w:t>（管培生）</w:t>
+            </w:r>
+          </w:p>
+        </w:tc>
+        <w:tc>
+          <w:tcPr>
+            <w:tcW w:type="dxa" w:w="2837"/>
+            <w:vMerge/>
+            <w:tcBorders/>
+          </w:tcPr>
+          <w:p/>
+        </w:tc>
+      </w:tr>
+      <w:tr>
+        <w:trPr>
+          <w:trHeight w:hRule="exact" w:val="200"/>
+        </w:trPr>
+        <w:tc>
+          <w:tcPr>
+            <w:tcW w:type="dxa" w:w="3380"/>
+            <w:gridSpan w:val="2"/>
+            <w:vMerge w:val="restart"/>
+            <w:tcBorders/>
+            <w:tcMar>
+              <w:start w:w="0" w:type="dxa"/>
+              <w:end w:w="0" w:type="dxa"/>
+            </w:tcMar>
+            <w:tcMar>
+              <w:start w:w="0" w:type="dxa"/>
+              <w:end w:w="0" w:type="dxa"/>
+            </w:tcMar>
+            <w:tcMar>
+              <w:start w:w="0" w:type="dxa"/>
+              <w:end w:w="0" w:type="dxa"/>
+            </w:tcMar>
+            <w:tcMar>
+              <w:start w:w="0" w:type="dxa"/>
+              <w:end w:w="0" w:type="dxa"/>
+            </w:tcMar>
+          </w:tcPr>
+          <w:p>
+            <w:pPr>
+              <w:autoSpaceDN w:val="0"/>
+              <w:autoSpaceDE w:val="0"/>
+              <w:widowControl/>
+              <w:spacing w:line="274" w:lineRule="exact" w:before="112" w:after="0"/>
+              <w:ind w:left="20" w:right="0" w:firstLine="0"/>
+              <w:jc w:val="left"/>
+            </w:pPr>
+            <w:r>
+              <w:rPr>
+                <w:rFonts w:ascii="MicrosoftYaHei" w:hAnsi="MicrosoftYaHei" w:eastAsia="MicrosoftYaHei"/>
+                <w:b/>
+                <w:i w:val="0"/>
+                <w:color w:val="3F3F3F"/>
+                <w:sz w:val="21"/>
+              </w:rPr>
+              <w:t>语言</w:t>
+            </w:r>
+          </w:p>
+        </w:tc>
+        <w:tc>
+          <w:tcPr>
+            <w:tcW w:type="dxa" w:w="2837"/>
+            <w:vMerge/>
+            <w:tcBorders/>
+          </w:tcPr>
+          <w:p/>
+        </w:tc>
+        <w:tc>
+          <w:tcPr>
+            <w:tcW w:type="dxa" w:w="2837"/>
+            <w:vMerge/>
+            <w:tcBorders/>
+          </w:tcPr>
+          <w:p/>
+        </w:tc>
+      </w:tr>
+      <w:tr>
+        <w:trPr>
+          <w:trHeight w:hRule="exact" w:val="220"/>
+        </w:trPr>
+        <w:tc>
+          <w:tcPr>
+            <w:tcW w:type="dxa" w:w="5674"/>
+            <w:gridSpan w:val="2"/>
+            <w:vMerge/>
+            <w:tcBorders/>
+          </w:tcPr>
+          <w:p/>
+        </w:tc>
+        <w:tc>
+          <w:tcPr>
+            <w:tcW w:type="dxa" w:w="2837"/>
+            <w:vMerge/>
+            <w:tcBorders/>
+          </w:tcPr>
+          <w:p/>
+        </w:tc>
+        <w:tc>
+          <w:tcPr>
+            <w:tcW w:type="dxa" w:w="5360"/>
+            <w:vMerge w:val="restart"/>
+            <w:tcBorders/>
+            <w:tcMar>
+              <w:start w:w="0" w:type="dxa"/>
+              <w:end w:w="0" w:type="dxa"/>
+            </w:tcMar>
+            <w:tcMar>
+              <w:start w:w="0" w:type="dxa"/>
+              <w:end w:w="0" w:type="dxa"/>
+            </w:tcMar>
+          </w:tcPr>
+          <w:p>
+            <w:pPr>
+              <w:autoSpaceDN w:val="0"/>
+              <w:autoSpaceDE w:val="0"/>
+              <w:widowControl/>
+              <w:spacing w:line="310" w:lineRule="exact" w:before="56" w:after="0"/>
+              <w:ind w:left="76" w:right="0" w:firstLine="0"/>
+              <w:jc w:val="left"/>
+            </w:pPr>
+            <w:r>
+              <w:rPr>
+                <w:rFonts w:ascii="MicrosoftYaHei" w:hAnsi="MicrosoftYaHei" w:eastAsia="MicrosoftYaHei"/>
+                <w:b w:val="0"/>
+                <w:i w:val="0"/>
+                <w:color w:val="595959"/>
+                <w:sz w:val="24"/>
+              </w:rPr>
+              <w:t>2、根据再保险资信管理制度，通过市场及同业</w:t>
+            </w:r>
+          </w:p>
+        </w:tc>
+      </w:tr>
+      <w:tr>
+        <w:trPr>
+          <w:trHeight w:hRule="exact" w:val="180"/>
+        </w:trPr>
+        <w:tc>
+          <w:tcPr>
+            <w:tcW w:type="dxa" w:w="3380"/>
+            <w:gridSpan w:val="2"/>
+            <w:vMerge w:val="restart"/>
+            <w:tcBorders/>
+            <w:tcMar>
+              <w:start w:w="0" w:type="dxa"/>
+              <w:end w:w="0" w:type="dxa"/>
+            </w:tcMar>
+            <w:tcMar>
+              <w:start w:w="0" w:type="dxa"/>
+              <w:end w:w="0" w:type="dxa"/>
+            </w:tcMar>
+            <w:tcMar>
+              <w:start w:w="0" w:type="dxa"/>
+              <w:end w:w="0" w:type="dxa"/>
+            </w:tcMar>
+            <w:tcMar>
+              <w:start w:w="0" w:type="dxa"/>
+              <w:end w:w="0" w:type="dxa"/>
+            </w:tcMar>
+          </w:tcPr>
+          <w:p>
+            <w:pPr>
+              <w:autoSpaceDN w:val="0"/>
+              <w:autoSpaceDE w:val="0"/>
+              <w:widowControl/>
+              <w:spacing w:line="270" w:lineRule="exact" w:before="56" w:after="0"/>
+              <w:ind w:left="20" w:right="0" w:firstLine="0"/>
+              <w:jc w:val="left"/>
+            </w:pPr>
+            <w:r>
+              <w:rPr>
+                <w:rFonts w:ascii="MicrosoftYaHei" w:hAnsi="MicrosoftYaHei" w:eastAsia="MicrosoftYaHei"/>
+                <w:b w:val="0"/>
+                <w:i w:val="0"/>
+                <w:color w:val="3F3F3F"/>
+                <w:sz w:val="21"/>
+              </w:rPr>
+              <w:t>普通话：</w:t>
+            </w:r>
+          </w:p>
+        </w:tc>
+        <w:tc>
+          <w:tcPr>
+            <w:tcW w:type="dxa" w:w="2837"/>
+            <w:vMerge/>
+            <w:tcBorders/>
+          </w:tcPr>
+          <w:p/>
+        </w:tc>
+        <w:tc>
+          <w:tcPr>
+            <w:tcW w:type="dxa" w:w="2837"/>
+            <w:vMerge/>
+            <w:tcBorders/>
+          </w:tcPr>
+          <w:p/>
+        </w:tc>
+      </w:tr>
+      <w:tr>
+        <w:trPr>
+          <w:trHeight w:hRule="exact" w:val="180"/>
+        </w:trPr>
+        <w:tc>
+          <w:tcPr>
+            <w:tcW w:type="dxa" w:w="5674"/>
+            <w:gridSpan w:val="2"/>
+            <w:vMerge/>
+            <w:tcBorders/>
+          </w:tcPr>
+          <w:p/>
+        </w:tc>
+        <w:tc>
+          <w:tcPr>
+            <w:tcW w:type="dxa" w:w="2837"/>
+            <w:vMerge/>
+            <w:tcBorders/>
+          </w:tcPr>
+          <w:p/>
+        </w:tc>
+        <w:tc>
+          <w:tcPr>
+            <w:tcW w:type="dxa" w:w="5360"/>
+            <w:vMerge w:val="restart"/>
+            <w:tcBorders/>
+            <w:tcMar>
+              <w:start w:w="0" w:type="dxa"/>
+              <w:end w:w="0" w:type="dxa"/>
+            </w:tcMar>
+            <w:tcMar>
+              <w:start w:w="0" w:type="dxa"/>
+              <w:end w:w="0" w:type="dxa"/>
+            </w:tcMar>
+          </w:tcPr>
+          <w:p>
+            <w:pPr>
+              <w:autoSpaceDN w:val="0"/>
+              <w:autoSpaceDE w:val="0"/>
+              <w:widowControl/>
+              <w:spacing w:line="310" w:lineRule="exact" w:before="66" w:after="0"/>
+              <w:ind w:left="76" w:right="0" w:firstLine="0"/>
+              <w:jc w:val="left"/>
+            </w:pPr>
+            <w:r>
+              <w:rPr>
+                <w:rFonts w:ascii="MicrosoftYaHei" w:hAnsi="MicrosoftYaHei" w:eastAsia="MicrosoftYaHei"/>
+                <w:b w:val="0"/>
+                <w:i w:val="0"/>
+                <w:color w:val="595959"/>
+                <w:sz w:val="24"/>
+              </w:rPr>
+              <w:t>信息，审核交易对手资信情况。</w:t>
+            </w:r>
+          </w:p>
+        </w:tc>
+      </w:tr>
+      <w:tr>
+        <w:trPr>
+          <w:trHeight w:hRule="exact" w:val="240"/>
+        </w:trPr>
+        <w:tc>
+          <w:tcPr>
+            <w:tcW w:type="dxa" w:w="3380"/>
+            <w:gridSpan w:val="2"/>
+            <w:vMerge w:val="restart"/>
+            <w:tcBorders/>
+            <w:tcMar>
+              <w:start w:w="0" w:type="dxa"/>
+              <w:end w:w="0" w:type="dxa"/>
+            </w:tcMar>
+            <w:tcMar>
+              <w:start w:w="0" w:type="dxa"/>
+              <w:end w:w="0" w:type="dxa"/>
+            </w:tcMar>
+            <w:tcMar>
+              <w:start w:w="0" w:type="dxa"/>
+              <w:end w:w="0" w:type="dxa"/>
+            </w:tcMar>
+            <w:tcMar>
+              <w:start w:w="0" w:type="dxa"/>
+              <w:end w:w="0" w:type="dxa"/>
+            </w:tcMar>
+          </w:tcPr>
+          <w:p>
+            <w:pPr>
+              <w:autoSpaceDN w:val="0"/>
+              <w:autoSpaceDE w:val="0"/>
+              <w:widowControl/>
+              <w:spacing w:line="270" w:lineRule="exact" w:before="56" w:after="0"/>
+              <w:ind w:left="20" w:right="0" w:firstLine="0"/>
+              <w:jc w:val="left"/>
+            </w:pPr>
+            <w:r>
+              <w:rPr>
+                <w:rFonts w:ascii="MicrosoftYaHei" w:hAnsi="MicrosoftYaHei" w:eastAsia="MicrosoftYaHei"/>
+                <w:b w:val="0"/>
+                <w:i w:val="0"/>
+                <w:color w:val="3F3F3F"/>
+                <w:sz w:val="21"/>
+              </w:rPr>
+              <w:t>英语：</w:t>
+            </w:r>
+          </w:p>
+        </w:tc>
+        <w:tc>
+          <w:tcPr>
+            <w:tcW w:type="dxa" w:w="2837"/>
+            <w:vMerge/>
+            <w:tcBorders/>
+          </w:tcPr>
+          <w:p/>
+        </w:tc>
+        <w:tc>
+          <w:tcPr>
+            <w:tcW w:type="dxa" w:w="2837"/>
+            <w:vMerge/>
+            <w:tcBorders/>
+          </w:tcPr>
+          <w:p/>
+        </w:tc>
+      </w:tr>
+      <w:tr>
+        <w:trPr>
+          <w:trHeight w:hRule="exact" w:val="418"/>
+        </w:trPr>
+        <w:tc>
+          <w:tcPr>
+            <w:tcW w:type="dxa" w:w="5674"/>
+            <w:gridSpan w:val="2"/>
+            <w:vMerge/>
+            <w:tcBorders/>
+          </w:tcPr>
+          <w:p/>
+        </w:tc>
+        <w:tc>
+          <w:tcPr>
+            <w:tcW w:type="dxa" w:w="2837"/>
+            <w:vMerge/>
+            <w:tcBorders/>
+          </w:tcPr>
+          <w:p/>
+        </w:tc>
+        <w:tc>
+          <w:tcPr>
+            <w:tcW w:type="dxa" w:w="5360"/>
+            <w:tcBorders/>
+            <w:tcMar>
+              <w:start w:w="0" w:type="dxa"/>
+              <w:end w:w="0" w:type="dxa"/>
+            </w:tcMar>
+          </w:tcPr>
+          <w:p>
+            <w:pPr>
+              <w:autoSpaceDN w:val="0"/>
+              <w:autoSpaceDE w:val="0"/>
+              <w:widowControl/>
+              <w:spacing w:line="308" w:lineRule="exact" w:before="58" w:after="0"/>
+              <w:ind w:left="76" w:right="0" w:firstLine="0"/>
+              <w:jc w:val="left"/>
+            </w:pPr>
+            <w:r>
+              <w:rPr>
+                <w:rFonts w:ascii="MicrosoftYaHei" w:hAnsi="MicrosoftYaHei" w:eastAsia="MicrosoftYaHei"/>
+                <w:b w:val="0"/>
+                <w:i w:val="0"/>
+                <w:color w:val="595959"/>
+                <w:sz w:val="24"/>
+              </w:rPr>
+              <w:t>3、统计汇总不同业务场景分类下关联交易、非</w:t>
+            </w:r>
+          </w:p>
+        </w:tc>
+      </w:tr>
+    </w:tbl>
+    <w:p>
+      <w:pPr>
+        <w:autoSpaceDN w:val="0"/>
+        <w:autoSpaceDE w:val="0"/>
+        <w:widowControl/>
+        <w:spacing w:line="310" w:lineRule="exact" w:before="52" w:after="0"/>
+        <w:ind w:left="0" w:right="3152" w:firstLine="0"/>
+        <w:jc w:val="right"/>
+      </w:pPr>
+      <w:r>
+        <w:rPr>
+          <w:rFonts w:ascii="MicrosoftYaHei" w:hAnsi="MicrosoftYaHei" w:eastAsia="MicrosoftYaHei"/>
+          <w:b w:val="0"/>
+          <w:i w:val="0"/>
+          <w:color w:val="595959"/>
+          <w:sz w:val="24"/>
+        </w:rPr>
+        <w:t>关联交易情况数据。</w:t>
       </w:r>
     </w:p>
     <w:p>
       <w:pPr>
-        <w:spacing w:before="0" w:after="80" w:line="240" w:lineRule="auto"/>
-        <w:pBdr>
-          <w:bottom w:val="single" w:sz="12" w:space="1" w:color="41709C"/>
-        </w:pBdr>
+        <w:sectPr>
+          <w:pgSz w:w="11906" w:h="16838"/>
+          <w:pgMar w:top="556" w:right="38" w:bottom="230" w:left="520" w:header="720" w:footer="720" w:gutter="0"/>
+          <w:cols/>
+          <w:docGrid w:linePitch="360"/>
+        </w:sectPr>
+      </w:pPr>
+    </w:p>
+    <w:p>
+      <w:pPr>
+        <w:autoSpaceDN w:val="0"/>
+        <w:autoSpaceDE w:val="0"/>
+        <w:widowControl/>
+        <w:spacing w:line="220" w:lineRule="exact" w:before="0" w:after="70"/>
+        <w:ind w:left="0" w:right="0"/>
+      </w:pPr>
+      <w:r>
+        <w:drawing>
+          <wp:anchor xmlns:a="http://schemas.openxmlformats.org/drawingml/2006/main" xmlns:pic="http://schemas.openxmlformats.org/drawingml/2006/picture" distT="0" distB="0" distL="0" distR="0" simplePos="0" relativeHeight="0" behindDoc="1" locked="0" layoutInCell="1" allowOverlap="1">
+            <wp:simplePos x="0" y="0"/>
+            <wp:positionH relativeFrom="page">
+              <wp:posOffset>2819400</wp:posOffset>
+            </wp:positionH>
+            <wp:positionV relativeFrom="page">
+              <wp:posOffset>393700</wp:posOffset>
+            </wp:positionV>
+            <wp:extent cx="4292600" cy="292100"/>
+            <wp:wrapNone/>
+            <wp:docPr id="3" name="Picture 3"/>
+            <wp:cNvGraphicFramePr>
+              <a:graphicFrameLocks noChangeAspect="1"/>
+            </wp:cNvGraphicFramePr>
+            <a:graphic>
+              <a:graphicData uri="http://schemas.openxmlformats.org/drawingml/2006/picture">
+                <pic:pic>
+                  <pic:nvPicPr>
+                    <pic:cNvPr id="0" name="image.png"/>
+                    <pic:cNvPicPr/>
+                  </pic:nvPicPr>
+                  <pic:blipFill>
+                    <a:blip r:embed="rId11"/>
+                    <a:stretch>
+                      <a:fillRect/>
+                    </a:stretch>
+                  </pic:blipFill>
+                  <pic:spPr>
+                    <a:xfrm>
+                      <a:off x="0" y="0"/>
+                      <a:ext cx="4292600" cy="292100"/>
+                    </a:xfrm>
+                    <a:prstGeom prst="rect"/>
+                  </pic:spPr>
+                </pic:pic>
+              </a:graphicData>
+            </a:graphic>
+          </wp:anchor>
+        </w:drawing>
+      </w:r>
+      <w:r>
+        <w:drawing>
+          <wp:anchor xmlns:a="http://schemas.openxmlformats.org/drawingml/2006/main" xmlns:pic="http://schemas.openxmlformats.org/drawingml/2006/picture" distT="0" distB="0" distL="0" distR="0" simplePos="0" relativeHeight="0" behindDoc="1" locked="0" layoutInCell="1" allowOverlap="1">
+            <wp:simplePos x="0" y="0"/>
+            <wp:positionH relativeFrom="page">
+              <wp:posOffset>2705100</wp:posOffset>
+            </wp:positionH>
+            <wp:positionV relativeFrom="page">
+              <wp:posOffset>7797800</wp:posOffset>
+            </wp:positionV>
+            <wp:extent cx="4292600" cy="292100"/>
+            <wp:wrapNone/>
+            <wp:docPr id="4" name="Picture 4"/>
+            <wp:cNvGraphicFramePr>
+              <a:graphicFrameLocks noChangeAspect="1"/>
+            </wp:cNvGraphicFramePr>
+            <a:graphic>
+              <a:graphicData uri="http://schemas.openxmlformats.org/drawingml/2006/picture">
+                <pic:pic>
+                  <pic:nvPicPr>
+                    <pic:cNvPr id="0" name="image.png"/>
+                    <pic:cNvPicPr/>
+                  </pic:nvPicPr>
+                  <pic:blipFill>
+                    <a:blip r:embed="rId12"/>
+                    <a:stretch>
+                      <a:fillRect/>
+                    </a:stretch>
+                  </pic:blipFill>
+                  <pic:spPr>
+                    <a:xfrm>
+                      <a:off x="0" y="0"/>
+                      <a:ext cx="4292600" cy="292100"/>
+                    </a:xfrm>
+                    <a:prstGeom prst="rect"/>
+                  </pic:spPr>
+                </pic:pic>
+              </a:graphicData>
+            </a:graphic>
+          </wp:anchor>
+        </w:drawing>
+      </w:r>
+    </w:p>
+    <w:p>
+      <w:pPr>
+        <w:autoSpaceDN w:val="0"/>
+        <w:autoSpaceDE w:val="0"/>
+        <w:widowControl/>
+        <w:spacing w:line="370" w:lineRule="exact" w:before="0" w:after="194"/>
+        <w:ind w:left="0" w:right="5076" w:firstLine="0"/>
+        <w:jc w:val="right"/>
       </w:pPr>
       <w:r>
         <w:rPr>
-          <w:rFonts w:ascii="微软雅黑" w:hAnsi="微软雅黑" w:eastAsia="微软雅黑"/>
+          <w:rFonts w:ascii="MicrosoftYaHei" w:hAnsi="MicrosoftYaHei" w:eastAsia="MicrosoftYaHei"/>
           <w:b/>
-          <w:color w:val="41709C"/>
-          <w:sz w:val="26"/>
+          <w:i w:val="0"/>
+          <w:color w:val="2D3E50"/>
+          <w:sz w:val="28"/>
         </w:rPr>
         <w:t>项目经历</w:t>
       </w:r>
     </w:p>
+    <w:tbl>
+      <w:tblPr>
+        <w:tblW w:type="auto" w:w="0"/>
+        <w:tblLayout w:type="fixed"/>
+        <w:tblLook w:firstColumn="1" w:firstRow="1" w:lastColumn="0" w:lastRow="0" w:noHBand="0" w:noVBand="1" w:val="04A0"/>
+        <w:tblInd w:w="1440.0" w:type="dxa"/>
+      </w:tblPr>
+      <w:tblGrid>
+        <w:gridCol w:w="3232"/>
+        <w:gridCol w:w="3232"/>
+        <w:gridCol w:w="3232"/>
+      </w:tblGrid>
+      <w:tr>
+        <w:trPr>
+          <w:trHeight w:hRule="exact" w:val="430"/>
+        </w:trPr>
+        <w:tc>
+          <w:tcPr>
+            <w:tcW w:type="dxa" w:w="1740"/>
+            <w:tcBorders/>
+            <w:tcMar>
+              <w:start w:w="0" w:type="dxa"/>
+              <w:end w:w="0" w:type="dxa"/>
+            </w:tcMar>
+          </w:tcPr>
+          <w:p>
+            <w:pPr>
+              <w:autoSpaceDN w:val="0"/>
+              <w:autoSpaceDE w:val="0"/>
+              <w:widowControl/>
+              <w:spacing w:line="266" w:lineRule="exact" w:before="94" w:after="0"/>
+              <w:ind w:left="0" w:right="104" w:firstLine="0"/>
+              <w:jc w:val="right"/>
+            </w:pPr>
+            <w:r>
+              <w:rPr>
+                <w:rFonts w:ascii="Wingdings" w:hAnsi="Wingdings" w:eastAsia="Wingdings"/>
+                <w:b w:val="0"/>
+                <w:i w:val="0"/>
+                <w:color w:val="3F3F3F"/>
+                <w:sz w:val="24"/>
+              </w:rPr>
+              <w:t></w:t>
+            </w:r>
+          </w:p>
+        </w:tc>
+        <w:tc>
+          <w:tcPr>
+            <w:tcW w:type="dxa" w:w="3420"/>
+            <w:tcBorders/>
+            <w:tcMar>
+              <w:start w:w="0" w:type="dxa"/>
+              <w:end w:w="0" w:type="dxa"/>
+            </w:tcMar>
+          </w:tcPr>
+          <w:p>
+            <w:pPr>
+              <w:autoSpaceDN w:val="0"/>
+              <w:autoSpaceDE w:val="0"/>
+              <w:widowControl/>
+              <w:spacing w:line="310" w:lineRule="exact" w:before="60" w:after="0"/>
+              <w:ind w:left="136" w:right="0" w:firstLine="0"/>
+              <w:jc w:val="left"/>
+            </w:pPr>
+            <w:r>
+              <w:rPr>
+                <w:rFonts w:ascii="MicrosoftYaHei" w:hAnsi="MicrosoftYaHei" w:eastAsia="MicrosoftYaHei"/>
+                <w:b w:val="0"/>
+                <w:i w:val="0"/>
+                <w:color w:val="3F3F3F"/>
+                <w:sz w:val="24"/>
+              </w:rPr>
+              <w:t>股票短线多头策略</w:t>
+            </w:r>
+          </w:p>
+        </w:tc>
+        <w:tc>
+          <w:tcPr>
+            <w:tcW w:type="dxa" w:w="2980"/>
+            <w:tcBorders/>
+            <w:tcMar>
+              <w:start w:w="0" w:type="dxa"/>
+              <w:end w:w="0" w:type="dxa"/>
+            </w:tcMar>
+          </w:tcPr>
+          <w:p>
+            <w:pPr>
+              <w:autoSpaceDN w:val="0"/>
+              <w:autoSpaceDE w:val="0"/>
+              <w:widowControl/>
+              <w:spacing w:line="310" w:lineRule="exact" w:before="60" w:after="0"/>
+              <w:ind w:left="0" w:right="98" w:firstLine="0"/>
+              <w:jc w:val="right"/>
+            </w:pPr>
+            <w:r>
+              <w:rPr>
+                <w:rFonts w:ascii="MicrosoftYaHei" w:hAnsi="MicrosoftYaHei" w:eastAsia="MicrosoftYaHei"/>
+                <w:b w:val="0"/>
+                <w:i w:val="0"/>
+                <w:color w:val="3F3F3F"/>
+                <w:sz w:val="24"/>
+              </w:rPr>
+              <w:t>2024.03-至今</w:t>
+            </w:r>
+          </w:p>
+        </w:tc>
+      </w:tr>
+    </w:tbl>
     <w:p>
       <w:pPr>
-        <w:spacing w:before="200" w:after="40" w:line="252" w:lineRule="auto"/>
+        <w:autoSpaceDN w:val="0"/>
+        <w:autoSpaceDE w:val="0"/>
+        <w:widowControl/>
+        <w:spacing w:line="312" w:lineRule="exact" w:before="150" w:after="0"/>
+        <w:ind w:left="3316" w:right="1440" w:firstLine="0"/>
+        <w:jc w:val="left"/>
       </w:pPr>
       <w:r>
         <w:rPr>
-          <w:rFonts w:ascii="微软雅黑" w:hAnsi="微软雅黑" w:eastAsia="微软雅黑"/>
-          <w:b/>
-          <w:color w:val="2C3D50"/>
-          <w:sz w:val="22"/>
+          <w:rFonts w:ascii="SimSun" w:hAnsi="SimSun" w:eastAsia="SimSun"/>
+          <w:b w:val="0"/>
+          <w:i w:val="0"/>
+          <w:color w:val="000000"/>
+          <w:sz w:val="24"/>
         </w:rPr>
-        <w:t>●  股票短线多头策略</w:t>
+        <w:t>项目描述</w:t>
       </w:r>
       <w:r>
         <w:rPr>
-          <w:rFonts w:ascii="微软雅黑" w:hAnsi="微软雅黑" w:eastAsia="微软雅黑"/>
+          <w:rFonts w:ascii="Calibri" w:hAnsi="Calibri" w:eastAsia="Calibri"/>
           <w:b w:val="0"/>
-          <w:color w:val="4A4A4A"/>
-          <w:sz w:val="19"/>
+          <w:i w:val="0"/>
+          <w:color w:val="000000"/>
+          <w:sz w:val="24"/>
         </w:rPr>
-        <w:t xml:space="preserve">                    2024.03-至今</w:t>
+        <w:t>:</w:t>
+      </w:r>
+      <w:r>
+        <w:rPr>
+          <w:rFonts w:ascii="SimSun" w:hAnsi="SimSun" w:eastAsia="SimSun"/>
+          <w:b w:val="0"/>
+          <w:i w:val="0"/>
+          <w:color w:val="000000"/>
+          <w:sz w:val="24"/>
+        </w:rPr>
+        <w:t>二级市场研究</w:t>
+      </w:r>
+      <w:r>
+        <w:br/>
+      </w:r>
+      <w:r>
+        <w:rPr>
+          <w:rFonts w:ascii="SimSun" w:hAnsi="SimSun" w:eastAsia="SimSun"/>
+          <w:b w:val="0"/>
+          <w:i w:val="0"/>
+          <w:color w:val="000000"/>
+          <w:sz w:val="24"/>
+        </w:rPr>
+        <w:t>个人职责：</w:t>
+      </w:r>
+      <w:r>
+        <w:br/>
+      </w:r>
+      <w:r>
+        <w:rPr>
+          <w:rFonts w:ascii="Calibri" w:hAnsi="Calibri" w:eastAsia="Calibri"/>
+          <w:b w:val="0"/>
+          <w:i w:val="0"/>
+          <w:color w:val="000000"/>
+          <w:sz w:val="24"/>
+        </w:rPr>
+        <w:t>1</w:t>
+      </w:r>
+      <w:r>
+        <w:rPr>
+          <w:rFonts w:ascii="SimSun" w:hAnsi="SimSun" w:eastAsia="SimSun"/>
+          <w:b w:val="0"/>
+          <w:i w:val="0"/>
+          <w:color w:val="000000"/>
+          <w:sz w:val="24"/>
+        </w:rPr>
+        <w:t>、对宏观赛道进行行业研究，出具研究报告。</w:t>
       </w:r>
     </w:p>
     <w:p>
       <w:pPr>
-        <w:spacing w:before="0" w:after="20" w:line="259" w:lineRule="auto"/>
+        <w:autoSpaceDN w:val="0"/>
+        <w:autoSpaceDE w:val="0"/>
+        <w:widowControl/>
+        <w:spacing w:line="310" w:lineRule="exact" w:before="10" w:after="0"/>
+        <w:ind w:left="3312" w:right="20" w:firstLine="0"/>
+        <w:jc w:val="right"/>
       </w:pPr>
       <w:r>
         <w:rPr>
-          <w:rFonts w:ascii="微软雅黑" w:hAnsi="微软雅黑" w:eastAsia="微软雅黑"/>
+          <w:rFonts w:ascii="Calibri" w:hAnsi="Calibri" w:eastAsia="Calibri"/>
           <w:b w:val="0"/>
-          <w:color w:val="222222"/>
-          <w:sz w:val="20"/>
+          <w:i w:val="0"/>
+          <w:color w:val="000000"/>
+          <w:sz w:val="24"/>
         </w:rPr>
-        <w:t>项目描述：二级市场研究</w:t>
+        <w:t>2</w:t>
+      </w:r>
+      <w:r>
+        <w:rPr>
+          <w:rFonts w:ascii="SimSun" w:hAnsi="SimSun" w:eastAsia="SimSun"/>
+          <w:b w:val="0"/>
+          <w:i w:val="0"/>
+          <w:color w:val="000000"/>
+          <w:sz w:val="24"/>
+        </w:rPr>
+        <w:t>、搭建财报数据收集系统收集全市场个股基本面财报数据。</w:t>
+      </w:r>
+      <w:r>
+        <w:rPr>
+          <w:rFonts w:ascii="Calibri" w:hAnsi="Calibri" w:eastAsia="Calibri"/>
+          <w:b w:val="0"/>
+          <w:i w:val="0"/>
+          <w:color w:val="000000"/>
+          <w:sz w:val="24"/>
+        </w:rPr>
+        <w:t>3</w:t>
+      </w:r>
+      <w:r>
+        <w:rPr>
+          <w:rFonts w:ascii="SimSun" w:hAnsi="SimSun" w:eastAsia="SimSun"/>
+          <w:b w:val="0"/>
+          <w:i w:val="0"/>
+          <w:color w:val="000000"/>
+          <w:sz w:val="24"/>
+        </w:rPr>
+        <w:t>、编写业绩预报、快报爬虫，及时爬取个股相关业绩信息。</w:t>
       </w:r>
     </w:p>
     <w:p>
       <w:pPr>
-        <w:spacing w:before="0" w:after="20" w:line="259" w:lineRule="auto"/>
+        <w:autoSpaceDN w:val="0"/>
+        <w:autoSpaceDE w:val="0"/>
+        <w:widowControl/>
+        <w:spacing w:line="312" w:lineRule="exact" w:before="292" w:after="142"/>
+        <w:ind w:left="3316" w:right="144" w:firstLine="0"/>
+        <w:jc w:val="left"/>
       </w:pPr>
       <w:r>
         <w:rPr>
-          <w:rFonts w:ascii="微软雅黑" w:hAnsi="微软雅黑" w:eastAsia="微软雅黑"/>
+          <w:rFonts w:ascii="SimSun" w:hAnsi="SimSun" w:eastAsia="SimSun"/>
           <w:b w:val="0"/>
-          <w:color w:val="222222"/>
-          <w:sz w:val="20"/>
+          <w:i w:val="0"/>
+          <w:color w:val="000000"/>
+          <w:sz w:val="24"/>
         </w:rPr>
-        <w:t>个人职责：</w:t>
+        <w:t>项目业绩</w:t>
+      </w:r>
+      <w:r>
+        <w:rPr>
+          <w:rFonts w:ascii="Calibri" w:hAnsi="Calibri" w:eastAsia="Calibri"/>
+          <w:b w:val="0"/>
+          <w:i w:val="0"/>
+          <w:color w:val="000000"/>
+          <w:sz w:val="24"/>
+        </w:rPr>
+        <w:t>:</w:t>
+      </w:r>
+      <w:r>
+        <w:rPr>
+          <w:rFonts w:ascii="SimSun" w:hAnsi="SimSun" w:eastAsia="SimSun"/>
+          <w:b w:val="0"/>
+          <w:i w:val="0"/>
+          <w:color w:val="000000"/>
+          <w:sz w:val="24"/>
+        </w:rPr>
+        <w:t>取得较好的投资收益，并积累了较好的盘感及重</w:t>
+      </w:r>
+      <w:r>
+        <w:rPr>
+          <w:rFonts w:ascii="SimSun" w:hAnsi="SimSun" w:eastAsia="SimSun"/>
+          <w:b w:val="0"/>
+          <w:i w:val="0"/>
+          <w:color w:val="000000"/>
+          <w:sz w:val="24"/>
+        </w:rPr>
+        <w:t>度使用</w:t>
+      </w:r>
+      <w:r>
+        <w:rPr>
+          <w:rFonts w:ascii="Calibri" w:hAnsi="Calibri" w:eastAsia="Calibri"/>
+          <w:b w:val="0"/>
+          <w:i w:val="0"/>
+          <w:color w:val="000000"/>
+          <w:sz w:val="24"/>
+        </w:rPr>
+        <w:t>AI</w:t>
+      </w:r>
+      <w:r>
+        <w:rPr>
+          <w:rFonts w:ascii="SimSun" w:hAnsi="SimSun" w:eastAsia="SimSun"/>
+          <w:b w:val="0"/>
+          <w:i w:val="0"/>
+          <w:color w:val="000000"/>
+          <w:sz w:val="24"/>
+        </w:rPr>
+        <w:t xml:space="preserve"> 工具辅助任务的实践经验。</w:t>
+      </w:r>
+      <w:r>
+        <w:rPr>
+          <w:rFonts w:ascii="Calibri" w:hAnsi="Calibri" w:eastAsia="Calibri"/>
+          <w:b w:val="0"/>
+          <w:i w:val="0"/>
+          <w:color w:val="000000"/>
+          <w:sz w:val="24"/>
+        </w:rPr>
+        <w:t>2025</w:t>
+      </w:r>
+      <w:r>
+        <w:rPr>
+          <w:rFonts w:ascii="SimSun" w:hAnsi="SimSun" w:eastAsia="SimSun"/>
+          <w:b w:val="0"/>
+          <w:i w:val="0"/>
+          <w:color w:val="000000"/>
+          <w:sz w:val="24"/>
+        </w:rPr>
+        <w:t xml:space="preserve"> 年资金加权收益</w:t>
+      </w:r>
+      <w:r>
+        <w:rPr>
+          <w:rFonts w:ascii="SimSun" w:hAnsi="SimSun" w:eastAsia="SimSun"/>
+          <w:b w:val="0"/>
+          <w:i w:val="0"/>
+          <w:color w:val="000000"/>
+          <w:sz w:val="24"/>
+        </w:rPr>
+        <w:t>率年化</w:t>
+      </w:r>
+      <w:r>
+        <w:rPr>
+          <w:rFonts w:ascii="Calibri" w:hAnsi="Calibri" w:eastAsia="Calibri"/>
+          <w:b w:val="0"/>
+          <w:i w:val="0"/>
+          <w:color w:val="000000"/>
+          <w:sz w:val="24"/>
+        </w:rPr>
+        <w:t>60%</w:t>
+      </w:r>
+      <w:r>
+        <w:rPr>
+          <w:rFonts w:ascii="SimSun" w:hAnsi="SimSun" w:eastAsia="SimSun"/>
+          <w:b w:val="0"/>
+          <w:i w:val="0"/>
+          <w:color w:val="000000"/>
+          <w:sz w:val="24"/>
+        </w:rPr>
+        <w:t>，</w:t>
+      </w:r>
+      <w:r>
+        <w:rPr>
+          <w:rFonts w:ascii="Calibri" w:hAnsi="Calibri" w:eastAsia="Calibri"/>
+          <w:b w:val="0"/>
+          <w:i w:val="0"/>
+          <w:color w:val="000000"/>
+          <w:sz w:val="24"/>
+        </w:rPr>
+        <w:t>2026</w:t>
+      </w:r>
+      <w:r>
+        <w:rPr>
+          <w:rFonts w:ascii="SimSun" w:hAnsi="SimSun" w:eastAsia="SimSun"/>
+          <w:b w:val="0"/>
+          <w:i w:val="0"/>
+          <w:color w:val="000000"/>
+          <w:sz w:val="24"/>
+        </w:rPr>
+        <w:t xml:space="preserve"> 年资金加权收益率年化</w:t>
+      </w:r>
+      <w:r>
+        <w:rPr>
+          <w:rFonts w:ascii="Calibri" w:hAnsi="Calibri" w:eastAsia="Calibri"/>
+          <w:b w:val="0"/>
+          <w:i w:val="0"/>
+          <w:color w:val="000000"/>
+          <w:sz w:val="24"/>
+        </w:rPr>
+        <w:t>40%</w:t>
+      </w:r>
+      <w:r>
+        <w:rPr>
+          <w:rFonts w:ascii="SimSun" w:hAnsi="SimSun" w:eastAsia="SimSun"/>
+          <w:b w:val="0"/>
+          <w:i w:val="0"/>
+          <w:color w:val="000000"/>
+          <w:sz w:val="24"/>
+        </w:rPr>
+        <w:t>。</w:t>
+      </w:r>
+    </w:p>
+    <w:tbl>
+      <w:tblPr>
+        <w:tblW w:type="auto" w:w="0"/>
+        <w:tblLayout w:type="fixed"/>
+        <w:tblLook w:firstColumn="1" w:firstRow="1" w:lastColumn="0" w:lastRow="0" w:noHBand="0" w:noVBand="1" w:val="04A0"/>
+        <w:tblInd w:w="1440.0" w:type="dxa"/>
+      </w:tblPr>
+      <w:tblGrid>
+        <w:gridCol w:w="3232"/>
+        <w:gridCol w:w="3232"/>
+        <w:gridCol w:w="3232"/>
+      </w:tblGrid>
+      <w:tr>
+        <w:trPr>
+          <w:trHeight w:hRule="exact" w:val="430"/>
+        </w:trPr>
+        <w:tc>
+          <w:tcPr>
+            <w:tcW w:type="dxa" w:w="1740"/>
+            <w:tcBorders/>
+            <w:tcMar>
+              <w:start w:w="0" w:type="dxa"/>
+              <w:end w:w="0" w:type="dxa"/>
+            </w:tcMar>
+          </w:tcPr>
+          <w:p>
+            <w:pPr>
+              <w:autoSpaceDN w:val="0"/>
+              <w:autoSpaceDE w:val="0"/>
+              <w:widowControl/>
+              <w:spacing w:line="266" w:lineRule="exact" w:before="94" w:after="0"/>
+              <w:ind w:left="0" w:right="104" w:firstLine="0"/>
+              <w:jc w:val="right"/>
+            </w:pPr>
+            <w:r>
+              <w:rPr>
+                <w:rFonts w:ascii="Wingdings" w:hAnsi="Wingdings" w:eastAsia="Wingdings"/>
+                <w:b w:val="0"/>
+                <w:i w:val="0"/>
+                <w:color w:val="3F3F3F"/>
+                <w:sz w:val="24"/>
+              </w:rPr>
+              <w:t></w:t>
+            </w:r>
+          </w:p>
+        </w:tc>
+        <w:tc>
+          <w:tcPr>
+            <w:tcW w:type="dxa" w:w="3420"/>
+            <w:tcBorders/>
+            <w:tcMar>
+              <w:start w:w="0" w:type="dxa"/>
+              <w:end w:w="0" w:type="dxa"/>
+            </w:tcMar>
+          </w:tcPr>
+          <w:p>
+            <w:pPr>
+              <w:autoSpaceDN w:val="0"/>
+              <w:autoSpaceDE w:val="0"/>
+              <w:widowControl/>
+              <w:spacing w:line="310" w:lineRule="exact" w:before="60" w:after="0"/>
+              <w:ind w:left="136" w:right="0" w:firstLine="0"/>
+              <w:jc w:val="left"/>
+            </w:pPr>
+            <w:r>
+              <w:rPr>
+                <w:rFonts w:ascii="MicrosoftYaHei" w:hAnsi="MicrosoftYaHei" w:eastAsia="MicrosoftYaHei"/>
+                <w:b w:val="0"/>
+                <w:i w:val="0"/>
+                <w:color w:val="3F3F3F"/>
+                <w:sz w:val="24"/>
+              </w:rPr>
+              <w:t>股票短线多头策略</w:t>
+            </w:r>
+          </w:p>
+        </w:tc>
+        <w:tc>
+          <w:tcPr>
+            <w:tcW w:type="dxa" w:w="2980"/>
+            <w:tcBorders/>
+            <w:tcMar>
+              <w:start w:w="0" w:type="dxa"/>
+              <w:end w:w="0" w:type="dxa"/>
+            </w:tcMar>
+          </w:tcPr>
+          <w:p>
+            <w:pPr>
+              <w:autoSpaceDN w:val="0"/>
+              <w:autoSpaceDE w:val="0"/>
+              <w:widowControl/>
+              <w:spacing w:line="310" w:lineRule="exact" w:before="60" w:after="0"/>
+              <w:ind w:left="0" w:right="98" w:firstLine="0"/>
+              <w:jc w:val="right"/>
+            </w:pPr>
+            <w:r>
+              <w:rPr>
+                <w:rFonts w:ascii="MicrosoftYaHei" w:hAnsi="MicrosoftYaHei" w:eastAsia="MicrosoftYaHei"/>
+                <w:b w:val="0"/>
+                <w:i w:val="0"/>
+                <w:color w:val="3F3F3F"/>
+                <w:sz w:val="24"/>
+              </w:rPr>
+              <w:t>2022.07-至今</w:t>
+            </w:r>
+          </w:p>
+        </w:tc>
+      </w:tr>
+    </w:tbl>
+    <w:p>
+      <w:pPr>
+        <w:autoSpaceDN w:val="0"/>
+        <w:autoSpaceDE w:val="0"/>
+        <w:widowControl/>
+        <w:spacing w:line="290" w:lineRule="exact" w:before="174" w:after="0"/>
+        <w:ind w:left="3316" w:right="0" w:firstLine="0"/>
+        <w:jc w:val="left"/>
+      </w:pPr>
+      <w:r>
+        <w:rPr>
+          <w:rFonts w:ascii="SimSun" w:hAnsi="SimSun" w:eastAsia="SimSun"/>
+          <w:b w:val="0"/>
+          <w:i w:val="0"/>
+          <w:color w:val="000000"/>
+          <w:sz w:val="24"/>
+        </w:rPr>
+        <w:t>项目描述</w:t>
+      </w:r>
+      <w:r>
+        <w:rPr>
+          <w:rFonts w:ascii="Calibri" w:hAnsi="Calibri" w:eastAsia="Calibri"/>
+          <w:b w:val="0"/>
+          <w:i w:val="0"/>
+          <w:color w:val="000000"/>
+          <w:sz w:val="24"/>
+        </w:rPr>
+        <w:t>:</w:t>
+      </w:r>
+      <w:r>
+        <w:rPr>
+          <w:rFonts w:ascii="SimSun" w:hAnsi="SimSun" w:eastAsia="SimSun"/>
+          <w:b w:val="0"/>
+          <w:i w:val="0"/>
+          <w:color w:val="000000"/>
+          <w:sz w:val="24"/>
+        </w:rPr>
+        <w:t>使用掘金平台开发股票短线多头策略，通过分钟</w:t>
+      </w:r>
+      <w:r>
+        <w:rPr>
+          <w:rFonts w:ascii="SimSun" w:hAnsi="SimSun" w:eastAsia="SimSun"/>
+          <w:b w:val="0"/>
+          <w:i w:val="0"/>
+          <w:color w:val="000000"/>
+          <w:sz w:val="24"/>
+        </w:rPr>
+        <w:t>级别板块因子组合日线级别量价因子进行择时选股获得超额</w:t>
+      </w:r>
+      <w:r>
+        <w:rPr>
+          <w:rFonts w:ascii="SimSun" w:hAnsi="SimSun" w:eastAsia="SimSun"/>
+          <w:b w:val="0"/>
+          <w:i w:val="0"/>
+          <w:color w:val="000000"/>
+          <w:sz w:val="24"/>
+        </w:rPr>
+        <w:t>收益。</w:t>
       </w:r>
     </w:p>
     <w:p>
       <w:pPr>
-        <w:spacing w:before="0" w:after="20" w:line="259" w:lineRule="auto"/>
+        <w:autoSpaceDN w:val="0"/>
+        <w:autoSpaceDE w:val="0"/>
+        <w:widowControl/>
+        <w:spacing w:line="312" w:lineRule="exact" w:before="292" w:after="0"/>
+        <w:ind w:left="3316" w:right="0" w:firstLine="0"/>
+        <w:jc w:val="left"/>
       </w:pPr>
       <w:r>
         <w:rPr>
-          <w:rFonts w:ascii="微软雅黑" w:hAnsi="微软雅黑" w:eastAsia="微软雅黑"/>
+          <w:rFonts w:ascii="SimSun" w:hAnsi="SimSun" w:eastAsia="SimSun"/>
           <w:b w:val="0"/>
-          <w:color w:val="222222"/>
-          <w:sz w:val="20"/>
+          <w:i w:val="0"/>
+          <w:color w:val="000000"/>
+          <w:sz w:val="24"/>
         </w:rPr>
-        <w:t>1、对宏观赛道进行行业研究，出具研究报告。</w:t>
+        <w:t>个人职责：</w:t>
+      </w:r>
+      <w:r>
+        <w:br/>
+      </w:r>
+      <w:r>
+        <w:rPr>
+          <w:rFonts w:ascii="Calibri" w:hAnsi="Calibri" w:eastAsia="Calibri"/>
+          <w:b w:val="0"/>
+          <w:i w:val="0"/>
+          <w:color w:val="000000"/>
+          <w:sz w:val="24"/>
+        </w:rPr>
+        <w:t>1</w:t>
+      </w:r>
+      <w:r>
+        <w:rPr>
+          <w:rFonts w:ascii="SimSun" w:hAnsi="SimSun" w:eastAsia="SimSun"/>
+          <w:b w:val="0"/>
+          <w:i w:val="0"/>
+          <w:color w:val="000000"/>
+          <w:sz w:val="24"/>
+        </w:rPr>
+        <w:t>、通过分析量价关系，组合合适的择时、选股因子，结合入</w:t>
+      </w:r>
+      <w:r>
+        <w:rPr>
+          <w:rFonts w:ascii="SimSun" w:hAnsi="SimSun" w:eastAsia="SimSun"/>
+          <w:b w:val="0"/>
+          <w:i w:val="0"/>
+          <w:color w:val="000000"/>
+          <w:sz w:val="24"/>
+        </w:rPr>
+        <w:t>场、出场方式的选择，研发股票策略。</w:t>
       </w:r>
     </w:p>
     <w:p>
       <w:pPr>
-        <w:spacing w:before="0" w:after="20" w:line="259" w:lineRule="auto"/>
+        <w:autoSpaceDN w:val="0"/>
+        <w:autoSpaceDE w:val="0"/>
+        <w:widowControl/>
+        <w:spacing w:line="312" w:lineRule="exact" w:before="42" w:after="0"/>
+        <w:ind w:left="3316" w:right="432" w:firstLine="0"/>
+        <w:jc w:val="left"/>
       </w:pPr>
       <w:r>
         <w:rPr>
-          <w:rFonts w:ascii="微软雅黑" w:hAnsi="微软雅黑" w:eastAsia="微软雅黑"/>
+          <w:rFonts w:ascii="Calibri" w:hAnsi="Calibri" w:eastAsia="Calibri"/>
           <w:b w:val="0"/>
-          <w:color w:val="222222"/>
-          <w:sz w:val="20"/>
+          <w:i w:val="0"/>
+          <w:color w:val="000000"/>
+          <w:sz w:val="24"/>
         </w:rPr>
-        <w:t>2、搭建财报数据收集系统收集全市场个股基本面财报数据。</w:t>
+        <w:t>2</w:t>
+      </w:r>
+      <w:r>
+        <w:rPr>
+          <w:rFonts w:ascii="SimSun" w:hAnsi="SimSun" w:eastAsia="SimSun"/>
+          <w:b w:val="0"/>
+          <w:i w:val="0"/>
+          <w:color w:val="000000"/>
+          <w:sz w:val="24"/>
+        </w:rPr>
+        <w:t>、对策略结果进行回测，对参数、因子组合进行优化。</w:t>
+      </w:r>
+      <w:r>
+        <w:rPr>
+          <w:rFonts w:ascii="Calibri" w:hAnsi="Calibri" w:eastAsia="Calibri"/>
+          <w:b w:val="0"/>
+          <w:i w:val="0"/>
+          <w:color w:val="000000"/>
+          <w:sz w:val="24"/>
+        </w:rPr>
+        <w:t>3</w:t>
+      </w:r>
+      <w:r>
+        <w:rPr>
+          <w:rFonts w:ascii="SimSun" w:hAnsi="SimSun" w:eastAsia="SimSun"/>
+          <w:b w:val="0"/>
+          <w:i w:val="0"/>
+          <w:color w:val="000000"/>
+          <w:sz w:val="24"/>
+        </w:rPr>
+        <w:t>、编写实盘策略版本，接入掘金每日更新数据。</w:t>
       </w:r>
     </w:p>
     <w:p>
       <w:pPr>
-        <w:spacing w:before="0" w:after="20" w:line="259" w:lineRule="auto"/>
+        <w:autoSpaceDN w:val="0"/>
+        <w:autoSpaceDE w:val="0"/>
+        <w:widowControl/>
+        <w:spacing w:line="310" w:lineRule="exact" w:before="294" w:after="142"/>
+        <w:ind w:left="3316" w:right="0" w:firstLine="0"/>
+        <w:jc w:val="left"/>
       </w:pPr>
       <w:r>
         <w:rPr>
-          <w:rFonts w:ascii="微软雅黑" w:hAnsi="微软雅黑" w:eastAsia="微软雅黑"/>
+          <w:rFonts w:ascii="SimSun" w:hAnsi="SimSun" w:eastAsia="SimSun"/>
           <w:b w:val="0"/>
-          <w:color w:val="222222"/>
-          <w:sz w:val="20"/>
+          <w:i w:val="0"/>
+          <w:color w:val="000000"/>
+          <w:sz w:val="24"/>
         </w:rPr>
-        <w:t>3、编写业绩预报、快报爬虫，及时爬取个股相关业绩信息。</w:t>
+        <w:t>项目业绩</w:t>
+      </w:r>
+      <w:r>
+        <w:rPr>
+          <w:rFonts w:ascii="Calibri" w:hAnsi="Calibri" w:eastAsia="Calibri"/>
+          <w:b w:val="0"/>
+          <w:i w:val="0"/>
+          <w:color w:val="000000"/>
+          <w:sz w:val="24"/>
+        </w:rPr>
+        <w:t>:</w:t>
+      </w:r>
+      <w:r>
+        <w:rPr>
+          <w:rFonts w:ascii="SimSun" w:hAnsi="SimSun" w:eastAsia="SimSun"/>
+          <w:b w:val="0"/>
+          <w:i w:val="0"/>
+          <w:color w:val="000000"/>
+          <w:sz w:val="24"/>
+        </w:rPr>
+        <w:t>回测样本内最大回撤</w:t>
+      </w:r>
+      <w:r>
+        <w:rPr>
+          <w:rFonts w:ascii="Calibri" w:hAnsi="Calibri" w:eastAsia="Calibri"/>
+          <w:b w:val="0"/>
+          <w:i w:val="0"/>
+          <w:color w:val="000000"/>
+          <w:sz w:val="24"/>
+        </w:rPr>
+        <w:t>2%</w:t>
+      </w:r>
+      <w:r>
+        <w:rPr>
+          <w:rFonts w:ascii="SimSun" w:hAnsi="SimSun" w:eastAsia="SimSun"/>
+          <w:b w:val="0"/>
+          <w:i w:val="0"/>
+          <w:color w:val="000000"/>
+          <w:sz w:val="24"/>
+        </w:rPr>
+        <w:t>，年化收益</w:t>
+      </w:r>
+      <w:r>
+        <w:rPr>
+          <w:rFonts w:ascii="Calibri" w:hAnsi="Calibri" w:eastAsia="Calibri"/>
+          <w:b w:val="0"/>
+          <w:i w:val="0"/>
+          <w:color w:val="000000"/>
+          <w:sz w:val="24"/>
+        </w:rPr>
+        <w:t>17.14%</w:t>
+      </w:r>
+      <w:r>
+        <w:rPr>
+          <w:rFonts w:ascii="SimSun" w:hAnsi="SimSun" w:eastAsia="SimSun"/>
+          <w:b w:val="0"/>
+          <w:i w:val="0"/>
+          <w:color w:val="000000"/>
+          <w:sz w:val="24"/>
+        </w:rPr>
+        <w:t>，夏普</w:t>
+      </w:r>
+      <w:r>
+        <w:rPr>
+          <w:rFonts w:ascii="SimSun" w:hAnsi="SimSun" w:eastAsia="SimSun"/>
+          <w:b w:val="0"/>
+          <w:i w:val="0"/>
+          <w:color w:val="000000"/>
+          <w:sz w:val="24"/>
+        </w:rPr>
+        <w:t>比率</w:t>
+      </w:r>
+      <w:r>
+        <w:rPr>
+          <w:rFonts w:ascii="Calibri" w:hAnsi="Calibri" w:eastAsia="Calibri"/>
+          <w:b w:val="0"/>
+          <w:i w:val="0"/>
+          <w:color w:val="000000"/>
+          <w:sz w:val="24"/>
+        </w:rPr>
+        <w:t>3.4</w:t>
+      </w:r>
+      <w:r>
+        <w:rPr>
+          <w:rFonts w:ascii="SimSun" w:hAnsi="SimSun" w:eastAsia="SimSun"/>
+          <w:b w:val="0"/>
+          <w:i w:val="0"/>
+          <w:color w:val="000000"/>
+          <w:sz w:val="24"/>
+        </w:rPr>
+        <w:t>。</w:t>
+      </w:r>
+    </w:p>
+    <w:tbl>
+      <w:tblPr>
+        <w:tblW w:type="auto" w:w="0"/>
+        <w:tblLayout w:type="fixed"/>
+        <w:tblLook w:firstColumn="1" w:firstRow="1" w:lastColumn="0" w:lastRow="0" w:noHBand="0" w:noVBand="1" w:val="04A0"/>
+        <w:tblInd w:w="1440.0" w:type="dxa"/>
+      </w:tblPr>
+      <w:tblGrid>
+        <w:gridCol w:w="3232"/>
+        <w:gridCol w:w="3232"/>
+        <w:gridCol w:w="3232"/>
+      </w:tblGrid>
+      <w:tr>
+        <w:trPr>
+          <w:trHeight w:hRule="exact" w:val="430"/>
+        </w:trPr>
+        <w:tc>
+          <w:tcPr>
+            <w:tcW w:type="dxa" w:w="1740"/>
+            <w:tcBorders/>
+            <w:tcMar>
+              <w:start w:w="0" w:type="dxa"/>
+              <w:end w:w="0" w:type="dxa"/>
+            </w:tcMar>
+          </w:tcPr>
+          <w:p>
+            <w:pPr>
+              <w:autoSpaceDN w:val="0"/>
+              <w:autoSpaceDE w:val="0"/>
+              <w:widowControl/>
+              <w:spacing w:line="266" w:lineRule="exact" w:before="92" w:after="0"/>
+              <w:ind w:left="0" w:right="104" w:firstLine="0"/>
+              <w:jc w:val="right"/>
+            </w:pPr>
+            <w:r>
+              <w:rPr>
+                <w:rFonts w:ascii="Wingdings" w:hAnsi="Wingdings" w:eastAsia="Wingdings"/>
+                <w:b w:val="0"/>
+                <w:i w:val="0"/>
+                <w:color w:val="3F3F3F"/>
+                <w:sz w:val="24"/>
+              </w:rPr>
+              <w:t></w:t>
+            </w:r>
+          </w:p>
+        </w:tc>
+        <w:tc>
+          <w:tcPr>
+            <w:tcW w:type="dxa" w:w="3240"/>
+            <w:tcBorders/>
+            <w:tcMar>
+              <w:start w:w="0" w:type="dxa"/>
+              <w:end w:w="0" w:type="dxa"/>
+            </w:tcMar>
+          </w:tcPr>
+          <w:p>
+            <w:pPr>
+              <w:autoSpaceDN w:val="0"/>
+              <w:autoSpaceDE w:val="0"/>
+              <w:widowControl/>
+              <w:spacing w:line="310" w:lineRule="exact" w:before="60" w:after="0"/>
+              <w:ind w:left="136" w:right="0" w:firstLine="0"/>
+              <w:jc w:val="left"/>
+            </w:pPr>
+            <w:r>
+              <w:rPr>
+                <w:rFonts w:ascii="MicrosoftYaHei" w:hAnsi="MicrosoftYaHei" w:eastAsia="MicrosoftYaHei"/>
+                <w:b w:val="0"/>
+                <w:i w:val="0"/>
+                <w:color w:val="3F3F3F"/>
+                <w:sz w:val="24"/>
+              </w:rPr>
+              <w:t>期货cta 策略研究</w:t>
+            </w:r>
+          </w:p>
+        </w:tc>
+        <w:tc>
+          <w:tcPr>
+            <w:tcW w:type="dxa" w:w="3180"/>
+            <w:tcBorders/>
+            <w:tcMar>
+              <w:start w:w="0" w:type="dxa"/>
+              <w:end w:w="0" w:type="dxa"/>
+            </w:tcMar>
+          </w:tcPr>
+          <w:p>
+            <w:pPr>
+              <w:autoSpaceDN w:val="0"/>
+              <w:autoSpaceDE w:val="0"/>
+              <w:widowControl/>
+              <w:spacing w:line="310" w:lineRule="exact" w:before="60" w:after="0"/>
+              <w:ind w:left="0" w:right="70" w:firstLine="0"/>
+              <w:jc w:val="right"/>
+            </w:pPr>
+            <w:r>
+              <w:rPr>
+                <w:rFonts w:ascii="MicrosoftYaHei" w:hAnsi="MicrosoftYaHei" w:eastAsia="MicrosoftYaHei"/>
+                <w:b w:val="0"/>
+                <w:i w:val="0"/>
+                <w:color w:val="3F3F3F"/>
+                <w:sz w:val="24"/>
+              </w:rPr>
+              <w:t>2022.01-2022.03</w:t>
+            </w:r>
+          </w:p>
+        </w:tc>
+      </w:tr>
+    </w:tbl>
+    <w:p>
+      <w:pPr>
+        <w:autoSpaceDN w:val="0"/>
+        <w:autoSpaceDE w:val="0"/>
+        <w:widowControl/>
+        <w:spacing w:line="312" w:lineRule="exact" w:before="150" w:after="0"/>
+        <w:ind w:left="3316" w:right="144" w:firstLine="0"/>
+        <w:jc w:val="left"/>
+      </w:pPr>
+      <w:r>
+        <w:rPr>
+          <w:rFonts w:ascii="SimSun" w:hAnsi="SimSun" w:eastAsia="SimSun"/>
+          <w:b w:val="0"/>
+          <w:i w:val="0"/>
+          <w:color w:val="000000"/>
+          <w:sz w:val="24"/>
+        </w:rPr>
+        <w:t>项目描述</w:t>
+      </w:r>
+      <w:r>
+        <w:rPr>
+          <w:rFonts w:ascii="Calibri" w:hAnsi="Calibri" w:eastAsia="Calibri"/>
+          <w:b w:val="0"/>
+          <w:i w:val="0"/>
+          <w:color w:val="000000"/>
+          <w:sz w:val="24"/>
+        </w:rPr>
+        <w:t>:</w:t>
+      </w:r>
+      <w:r>
+        <w:rPr>
+          <w:rFonts w:ascii="SimSun" w:hAnsi="SimSun" w:eastAsia="SimSun"/>
+          <w:b w:val="0"/>
+          <w:i w:val="0"/>
+          <w:color w:val="000000"/>
+          <w:sz w:val="24"/>
+        </w:rPr>
+        <w:t>使用</w:t>
+      </w:r>
+      <w:r>
+        <w:rPr>
+          <w:rFonts w:ascii="Calibri" w:hAnsi="Calibri" w:eastAsia="Calibri"/>
+          <w:b w:val="0"/>
+          <w:i w:val="0"/>
+          <w:color w:val="000000"/>
+          <w:sz w:val="24"/>
+        </w:rPr>
+        <w:t>python</w:t>
+      </w:r>
+      <w:r>
+        <w:rPr>
+          <w:rFonts w:ascii="SimSun" w:hAnsi="SimSun" w:eastAsia="SimSun"/>
+          <w:b w:val="0"/>
+          <w:i w:val="0"/>
+          <w:color w:val="000000"/>
+          <w:sz w:val="24"/>
+        </w:rPr>
+        <w:t xml:space="preserve"> 结合</w:t>
+      </w:r>
+      <w:r>
+        <w:rPr>
+          <w:rFonts w:ascii="Calibri" w:hAnsi="Calibri" w:eastAsia="Calibri"/>
+          <w:b w:val="0"/>
+          <w:i w:val="0"/>
+          <w:color w:val="000000"/>
+          <w:sz w:val="24"/>
+        </w:rPr>
+        <w:t>tbquant</w:t>
+      </w:r>
+      <w:r>
+        <w:rPr>
+          <w:rFonts w:ascii="SimSun" w:hAnsi="SimSun" w:eastAsia="SimSun"/>
+          <w:b w:val="0"/>
+          <w:i w:val="0"/>
+          <w:color w:val="000000"/>
+          <w:sz w:val="24"/>
+        </w:rPr>
+        <w:t xml:space="preserve"> 针对</w:t>
+      </w:r>
+      <w:r>
+        <w:rPr>
+          <w:rFonts w:ascii="Calibri" w:hAnsi="Calibri" w:eastAsia="Calibri"/>
+          <w:b w:val="0"/>
+          <w:i w:val="0"/>
+          <w:color w:val="000000"/>
+          <w:sz w:val="24"/>
+        </w:rPr>
+        <w:t>"</w:t>
+      </w:r>
+      <w:r>
+        <w:rPr>
+          <w:rFonts w:ascii="SimSun" w:hAnsi="SimSun" w:eastAsia="SimSun"/>
+          <w:b w:val="0"/>
+          <w:i w:val="0"/>
+          <w:color w:val="000000"/>
+          <w:sz w:val="24"/>
+        </w:rPr>
+        <w:t>基于期货的模式</w:t>
+      </w:r>
+      <w:r>
+        <w:rPr>
+          <w:rFonts w:ascii="SimSun" w:hAnsi="SimSun" w:eastAsia="SimSun"/>
+          <w:b w:val="0"/>
+          <w:i w:val="0"/>
+          <w:color w:val="000000"/>
+          <w:sz w:val="24"/>
+        </w:rPr>
+        <w:t>识别</w:t>
+      </w:r>
+      <w:r>
+        <w:rPr>
+          <w:rFonts w:ascii="Calibri" w:hAnsi="Calibri" w:eastAsia="Calibri"/>
+          <w:b w:val="0"/>
+          <w:i w:val="0"/>
+          <w:color w:val="000000"/>
+          <w:sz w:val="24"/>
+        </w:rPr>
+        <w:t>"</w:t>
+      </w:r>
+      <w:r>
+        <w:rPr>
+          <w:rFonts w:ascii="SimSun" w:hAnsi="SimSun" w:eastAsia="SimSun"/>
+          <w:b w:val="0"/>
+          <w:i w:val="0"/>
+          <w:color w:val="000000"/>
+          <w:sz w:val="24"/>
+        </w:rPr>
+        <w:t>进行策略开发及优化工作。</w:t>
       </w:r>
     </w:p>
     <w:p>
       <w:pPr>
-        <w:spacing w:before="0" w:after="20" w:line="259" w:lineRule="auto"/>
+        <w:autoSpaceDN w:val="0"/>
+        <w:autoSpaceDE w:val="0"/>
+        <w:widowControl/>
+        <w:spacing w:line="332" w:lineRule="exact" w:before="234" w:after="0"/>
+        <w:ind w:left="3316" w:right="0" w:firstLine="0"/>
+        <w:jc w:val="left"/>
       </w:pPr>
       <w:r>
         <w:rPr>
-          <w:rFonts w:ascii="微软雅黑" w:hAnsi="微软雅黑" w:eastAsia="微软雅黑"/>
+          <w:rFonts w:ascii="SimSun" w:hAnsi="SimSun" w:eastAsia="SimSun"/>
           <w:b w:val="0"/>
-          <w:color w:val="222222"/>
-          <w:sz w:val="20"/>
+          <w:i w:val="0"/>
+          <w:color w:val="000000"/>
+          <w:sz w:val="24"/>
         </w:rPr>
-        <w:t>项目业绩：取得较好的投资收益，并积累了较好的盘感及重度使用 AI 工具辅助任务的实践经验。2025 年资金加权收益率年化 60%，2026 年资金加权收益率年化 40%。</w:t>
+        <w:t>个人职责：</w:t>
+      </w:r>
+      <w:r>
+        <w:br/>
+      </w:r>
+      <w:r>
+        <w:rPr>
+          <w:rFonts w:ascii="Calibri" w:hAnsi="Calibri" w:eastAsia="Calibri"/>
+          <w:b w:val="0"/>
+          <w:i w:val="0"/>
+          <w:color w:val="000000"/>
+          <w:sz w:val="24"/>
+        </w:rPr>
+        <w:t>1</w:t>
+      </w:r>
+      <w:r>
+        <w:rPr>
+          <w:rFonts w:ascii="SimSun" w:hAnsi="SimSun" w:eastAsia="SimSun"/>
+          <w:b w:val="0"/>
+          <w:i w:val="0"/>
+          <w:color w:val="000000"/>
+          <w:sz w:val="24"/>
+        </w:rPr>
+        <w:t>、基于拓扑空间结构距离开发模式识别策略算法开发。</w:t>
+      </w:r>
+      <w:r>
+        <w:rPr>
+          <w:rFonts w:ascii="Calibri" w:hAnsi="Calibri" w:eastAsia="Calibri"/>
+          <w:b w:val="0"/>
+          <w:i w:val="0"/>
+          <w:color w:val="000000"/>
+          <w:sz w:val="24"/>
+        </w:rPr>
+        <w:t>2</w:t>
+      </w:r>
+      <w:r>
+        <w:rPr>
+          <w:rFonts w:ascii="SimSun" w:hAnsi="SimSun" w:eastAsia="SimSun"/>
+          <w:b w:val="0"/>
+          <w:i w:val="0"/>
+          <w:color w:val="000000"/>
+          <w:sz w:val="24"/>
+        </w:rPr>
+        <w:t>、模式识别策略应用于股指期货市场的回测情况进行优化。</w:t>
       </w:r>
     </w:p>
     <w:p>
       <w:pPr>
-        <w:spacing w:before="200" w:after="40" w:line="252" w:lineRule="auto"/>
+        <w:autoSpaceDN w:val="0"/>
+        <w:tabs>
+          <w:tab w:pos="3004" w:val="left"/>
+          <w:tab w:pos="3316" w:val="left"/>
+        </w:tabs>
+        <w:autoSpaceDE w:val="0"/>
+        <w:widowControl/>
+        <w:spacing w:line="428" w:lineRule="exact" w:before="178" w:after="0"/>
+        <w:ind w:left="2828" w:right="0" w:firstLine="0"/>
+        <w:jc w:val="left"/>
       </w:pPr>
       <w:r>
-        <w:rPr>
-          <w:rFonts w:ascii="微软雅黑" w:hAnsi="微软雅黑" w:eastAsia="微软雅黑"/>
-          <w:b/>
-          <w:color w:val="2C3D50"/>
-          <w:sz w:val="22"/>
-        </w:rPr>
-        <w:t>●  股票短线多头策略</w:t>
+        <w:tab/>
+      </w:r>
+      <w:r>
+        <w:tab/>
       </w:r>
       <w:r>
         <w:rPr>
-          <w:rFonts w:ascii="微软雅黑" w:hAnsi="微软雅黑" w:eastAsia="微软雅黑"/>
+          <w:rFonts w:ascii="SimSun" w:hAnsi="SimSun" w:eastAsia="SimSun"/>
           <w:b w:val="0"/>
-          <w:color w:val="4A4A4A"/>
-          <w:sz w:val="19"/>
+          <w:i w:val="0"/>
+          <w:color w:val="000000"/>
+          <w:sz w:val="24"/>
         </w:rPr>
-        <w:t xml:space="preserve">                    2022.07-至今</w:t>
-      </w:r>
-    </w:p>
-    <w:p>
-      <w:pPr>
-        <w:spacing w:before="0" w:after="20" w:line="259" w:lineRule="auto"/>
-      </w:pPr>
-      <w:r>
-        <w:rPr>
-          <w:rFonts w:ascii="微软雅黑" w:hAnsi="微软雅黑" w:eastAsia="微软雅黑"/>
-          <w:b w:val="0"/>
-          <w:color w:val="222222"/>
-          <w:sz w:val="20"/>
-        </w:rPr>
-        <w:t>项目描述：使用掘金平台开发股票短线多头策略，通过分钟级别板块因子组合日线级别量价因子进行择时选股获得超额收益。</w:t>
-      </w:r>
-    </w:p>
-    <w:p>
-      <w:pPr>
-        <w:spacing w:before="0" w:after="20" w:line="259" w:lineRule="auto"/>
-      </w:pPr>
-      <w:r>
-        <w:rPr>
-          <w:rFonts w:ascii="微软雅黑" w:hAnsi="微软雅黑" w:eastAsia="微软雅黑"/>
-          <w:b w:val="0"/>
-          <w:color w:val="222222"/>
-          <w:sz w:val="20"/>
-        </w:rPr>
-        <w:t>个人职责：</w:t>
-      </w:r>
-    </w:p>
-    <w:p>
-      <w:pPr>
-        <w:spacing w:before="0" w:after="20" w:line="259" w:lineRule="auto"/>
-      </w:pPr>
-      <w:r>
-        <w:rPr>
-          <w:rFonts w:ascii="微软雅黑" w:hAnsi="微软雅黑" w:eastAsia="微软雅黑"/>
-          <w:b w:val="0"/>
-          <w:color w:val="222222"/>
-          <w:sz w:val="20"/>
-        </w:rPr>
-        <w:t>1、通过分析量价关系，组合合适的择时、选股因子，结合入场、出场方式的选择，研发股票策略。</w:t>
-      </w:r>
-    </w:p>
-    <w:p>
-      <w:pPr>
-        <w:spacing w:before="0" w:after="20" w:line="259" w:lineRule="auto"/>
-      </w:pPr>
-      <w:r>
-        <w:rPr>
-          <w:rFonts w:ascii="微软雅黑" w:hAnsi="微软雅黑" w:eastAsia="微软雅黑"/>
-          <w:b w:val="0"/>
-          <w:color w:val="222222"/>
-          <w:sz w:val="20"/>
-        </w:rPr>
-        <w:t>2、对策略结果进行回测，对参数、因子组合进行优化。</w:t>
-      </w:r>
-    </w:p>
-    <w:p>
-      <w:pPr>
-        <w:spacing w:before="0" w:after="20" w:line="259" w:lineRule="auto"/>
-      </w:pPr>
-      <w:r>
-        <w:rPr>
-          <w:rFonts w:ascii="微软雅黑" w:hAnsi="微软雅黑" w:eastAsia="微软雅黑"/>
-          <w:b w:val="0"/>
-          <w:color w:val="222222"/>
-          <w:sz w:val="20"/>
-        </w:rPr>
-        <w:t>3、编写实盘策略版本，接入掘金每日更新数据。</w:t>
-      </w:r>
-    </w:p>
-    <w:p>
-      <w:pPr>
-        <w:spacing w:before="0" w:after="20" w:line="259" w:lineRule="auto"/>
-      </w:pPr>
-      <w:r>
-        <w:rPr>
-          <w:rFonts w:ascii="微软雅黑" w:hAnsi="微软雅黑" w:eastAsia="微软雅黑"/>
-          <w:b w:val="0"/>
-          <w:color w:val="222222"/>
-          <w:sz w:val="20"/>
-        </w:rPr>
-        <w:t>项目业绩：回测样本内最大回撤 2%，年化收益 17.14%，夏普比率 3.4。</w:t>
-      </w:r>
-    </w:p>
-    <w:p>
-      <w:pPr>
-        <w:spacing w:before="200" w:after="40" w:line="252" w:lineRule="auto"/>
-      </w:pPr>
-      <w:r>
-        <w:rPr>
-          <w:rFonts w:ascii="微软雅黑" w:hAnsi="微软雅黑" w:eastAsia="微软雅黑"/>
-          <w:b/>
-          <w:color w:val="2C3D50"/>
-          <w:sz w:val="22"/>
-        </w:rPr>
-        <w:t>●  期货 cta 策略研究</w:t>
+        <w:t>项目业绩</w:t>
       </w:r>
       <w:r>
         <w:rPr>
-          <w:rFonts w:ascii="微软雅黑" w:hAnsi="微软雅黑" w:eastAsia="微软雅黑"/>
+          <w:rFonts w:ascii="Calibri" w:hAnsi="Calibri" w:eastAsia="Calibri"/>
           <w:b w:val="0"/>
-          <w:color w:val="4A4A4A"/>
-          <w:sz w:val="19"/>
+          <w:i w:val="0"/>
+          <w:color w:val="000000"/>
+          <w:sz w:val="24"/>
         </w:rPr>
-        <w:t xml:space="preserve">                    2022.01-2022.03</w:t>
+        <w:t>:</w:t>
       </w:r>
-    </w:p>
-    <w:p>
-      <w:pPr>
-        <w:spacing w:before="0" w:after="20" w:line="259" w:lineRule="auto"/>
-      </w:pPr>
       <w:r>
         <w:rPr>
-          <w:rFonts w:ascii="微软雅黑" w:hAnsi="微软雅黑" w:eastAsia="微软雅黑"/>
+          <w:rFonts w:ascii="SimSun" w:hAnsi="SimSun" w:eastAsia="SimSun"/>
           <w:b w:val="0"/>
-          <w:color w:val="222222"/>
-          <w:sz w:val="20"/>
+          <w:i w:val="0"/>
+          <w:color w:val="000000"/>
+          <w:sz w:val="24"/>
         </w:rPr>
-        <w:t>项目描述：使用 python 结合 tbquant 针对“基于期货的模式识别”进行策略开发及优化工作。</w:t>
+        <w:t>基于股指期货回测</w:t>
       </w:r>
-    </w:p>
-    <w:p>
-      <w:pPr>
-        <w:spacing w:before="0" w:after="20" w:line="259" w:lineRule="auto"/>
-      </w:pPr>
       <w:r>
         <w:rPr>
-          <w:rFonts w:ascii="微软雅黑" w:hAnsi="微软雅黑" w:eastAsia="微软雅黑"/>
+          <w:rFonts w:ascii="Calibri" w:hAnsi="Calibri" w:eastAsia="Calibri"/>
           <w:b w:val="0"/>
-          <w:color w:val="222222"/>
-          <w:sz w:val="20"/>
+          <w:i w:val="0"/>
+          <w:color w:val="000000"/>
+          <w:sz w:val="24"/>
         </w:rPr>
-        <w:t>个人职责：</w:t>
+        <w:t>2012-2018</w:t>
       </w:r>
-    </w:p>
-    <w:p>
-      <w:pPr>
-        <w:spacing w:before="0" w:after="20" w:line="259" w:lineRule="auto"/>
-      </w:pPr>
       <w:r>
         <w:rPr>
-          <w:rFonts w:ascii="微软雅黑" w:hAnsi="微软雅黑" w:eastAsia="微软雅黑"/>
+          <w:rFonts w:ascii="SimSun" w:hAnsi="SimSun" w:eastAsia="SimSun"/>
           <w:b w:val="0"/>
-          <w:color w:val="222222"/>
-          <w:sz w:val="20"/>
+          <w:i w:val="0"/>
+          <w:color w:val="000000"/>
+          <w:sz w:val="24"/>
         </w:rPr>
-        <w:t>1、基于拓扑空间结构距离开发模式识别策略算法开发。</w:t>
+        <w:t xml:space="preserve"> 年连续</w:t>
       </w:r>
-    </w:p>
-    <w:p>
-      <w:pPr>
-        <w:spacing w:before="0" w:after="20" w:line="259" w:lineRule="auto"/>
-      </w:pPr>
       <w:r>
         <w:rPr>
-          <w:rFonts w:ascii="微软雅黑" w:hAnsi="微软雅黑" w:eastAsia="微软雅黑"/>
+          <w:rFonts w:ascii="Calibri" w:hAnsi="Calibri" w:eastAsia="Calibri"/>
           <w:b w:val="0"/>
-          <w:color w:val="222222"/>
-          <w:sz w:val="20"/>
+          <w:i w:val="0"/>
+          <w:color w:val="000000"/>
+          <w:sz w:val="24"/>
         </w:rPr>
-        <w:t>2、模式识别策略应用于股指期货市场的回测情况进行优化。</w:t>
+        <w:t>7</w:t>
       </w:r>
-    </w:p>
-    <w:p>
-      <w:pPr>
-        <w:spacing w:before="0" w:after="20" w:line="259" w:lineRule="auto"/>
-      </w:pPr>
       <w:r>
         <w:rPr>
-          <w:rFonts w:ascii="微软雅黑" w:hAnsi="微软雅黑" w:eastAsia="微软雅黑"/>
+          <w:rFonts w:ascii="SimSun" w:hAnsi="SimSun" w:eastAsia="SimSun"/>
           <w:b w:val="0"/>
-          <w:color w:val="222222"/>
-          <w:sz w:val="20"/>
+          <w:i w:val="0"/>
+          <w:color w:val="000000"/>
+          <w:sz w:val="24"/>
         </w:rPr>
-        <w:t>项目业绩：基于股指期货回测 2012-2018 年连续 7 年每年回测收益率为正，年化收益率 80%。</w:t>
+        <w:t xml:space="preserve"> 年每年回</w:t>
       </w:r>
-    </w:p>
-    <w:p>
-      <w:pPr>
-        <w:spacing w:before="240" w:after="80" w:line="240" w:lineRule="auto"/>
-        <w:pBdr>
-          <w:bottom w:val="single" w:sz="12" w:space="1" w:color="41709C"/>
-        </w:pBdr>
-      </w:pPr>
       <w:r>
         <w:rPr>
-          <w:rFonts w:ascii="微软雅黑" w:hAnsi="微软雅黑" w:eastAsia="微软雅黑"/>
+          <w:rFonts w:ascii="MicrosoftYaHei" w:hAnsi="MicrosoftYaHei" w:eastAsia="MicrosoftYaHei"/>
           <w:b/>
-          <w:color w:val="41709C"/>
-          <w:sz w:val="26"/>
+          <w:i w:val="0"/>
+          <w:color w:val="2D3E50"/>
+          <w:sz w:val="28"/>
         </w:rPr>
         <w:t>荣誉技能</w:t>
       </w:r>
-    </w:p>
-    <w:p>
-      <w:pPr>
-        <w:spacing w:before="20" w:after="40" w:line="269" w:lineRule="auto"/>
-      </w:pPr>
+      <w:r>
+        <w:br/>
+      </w:r>
       <w:r>
         <w:rPr>
-          <w:rFonts w:ascii="微软雅黑" w:hAnsi="微软雅黑" w:eastAsia="微软雅黑"/>
+          <w:rFonts w:ascii="MicrosoftYaHei" w:hAnsi="MicrosoftYaHei" w:eastAsia="MicrosoftYaHei"/>
           <w:b w:val="0"/>
-          <w:color w:val="222222"/>
-          <w:sz w:val="21"/>
+          <w:i w:val="0"/>
+          <w:color w:val="3F3F3F"/>
+          <w:sz w:val="24"/>
         </w:rPr>
         <w:t>证券从业资格证书、基金从业资格证书、银行从业资格证书</w:t>
       </w:r>
-    </w:p>
-    <w:p>
-      <w:pPr>
-        <w:spacing w:before="20" w:after="40" w:line="269" w:lineRule="auto"/>
-      </w:pPr>
       <w:r>
         <w:rPr>
-          <w:rFonts w:ascii="微软雅黑" w:hAnsi="微软雅黑" w:eastAsia="微软雅黑"/>
+          <w:rFonts w:ascii="MicrosoftYaHei" w:hAnsi="MicrosoftYaHei" w:eastAsia="MicrosoftYaHei"/>
           <w:b w:val="0"/>
-          <w:color w:val="222222"/>
-          <w:sz w:val="21"/>
+          <w:i w:val="0"/>
+          <w:color w:val="3F3F3F"/>
+          <w:sz w:val="24"/>
         </w:rPr>
-        <w:t>计算机二级证书，熟练掌握 Stata、Excel、Access、PPT 等软件</w:t>
+        <w:t>计算机二级证书，熟练掌握Stata、Excel、Access、PPT 等软件</w:t>
       </w:r>
-    </w:p>
-    <w:p>
-      <w:pPr>
-        <w:spacing w:before="20" w:after="40" w:line="269" w:lineRule="auto"/>
-      </w:pPr>
       <w:r>
         <w:rPr>
-          <w:rFonts w:ascii="微软雅黑" w:hAnsi="微软雅黑" w:eastAsia="微软雅黑"/>
+          <w:rFonts w:ascii="MicrosoftYaHei" w:hAnsi="MicrosoftYaHei" w:eastAsia="MicrosoftYaHei"/>
           <w:b w:val="0"/>
-          <w:color w:val="222222"/>
-          <w:sz w:val="21"/>
+          <w:i w:val="0"/>
+          <w:color w:val="3F3F3F"/>
+          <w:sz w:val="24"/>
         </w:rPr>
         <w:t>通过英语四、六级（558），快速阅读英文文献，交流能力良好</w:t>
       </w:r>
-    </w:p>
-    <w:p>
-      <w:pPr>
-        <w:spacing w:before="20" w:after="40" w:line="269" w:lineRule="auto"/>
-      </w:pPr>
       <w:r>
         <w:rPr>
-          <w:rFonts w:ascii="微软雅黑" w:hAnsi="微软雅黑" w:eastAsia="微软雅黑"/>
+          <w:rFonts w:ascii="MicrosoftYaHei" w:hAnsi="MicrosoftYaHei" w:eastAsia="MicrosoftYaHei"/>
           <w:b w:val="0"/>
-          <w:color w:val="222222"/>
-          <w:sz w:val="21"/>
+          <w:i w:val="0"/>
+          <w:color w:val="3F3F3F"/>
+          <w:sz w:val="24"/>
         </w:rPr>
-        <w:t>熟练掌握 python 语言、matlab、wind 等软件，能使用 wind 结合 excel 进行金融数据分析</w:t>
+        <w:t>熟练掌握python 语言、matlab、wind 等软件，能使用wind</w:t>
       </w:r>
-    </w:p>
-    <w:p>
-      <w:pPr>
-        <w:spacing w:before="20" w:after="40" w:line="269" w:lineRule="auto"/>
-      </w:pPr>
       <w:r>
         <w:rPr>
-          <w:rFonts w:ascii="微软雅黑" w:hAnsi="微软雅黑" w:eastAsia="微软雅黑"/>
+          <w:rFonts w:ascii="MicrosoftYaHei" w:hAnsi="MicrosoftYaHei" w:eastAsia="MicrosoftYaHei"/>
           <w:b w:val="0"/>
-          <w:color w:val="222222"/>
-          <w:sz w:val="21"/>
+          <w:i w:val="0"/>
+          <w:color w:val="3F3F3F"/>
+          <w:sz w:val="24"/>
         </w:rPr>
-        <w:t>基于股利贴现模型和量化分析，完成硕士毕业论文《医药行业上市公司价值评估研究--以云南白药为例》</w:t>
+        <w:t>结合excel 进行金融数据分析</w:t>
       </w:r>
-    </w:p>
-    <w:p>
-      <w:pPr>
-        <w:spacing w:before="20" w:after="40" w:line="269" w:lineRule="auto"/>
-      </w:pPr>
+      <w:r>
+        <w:br/>
+      </w:r>
       <w:r>
         <w:rPr>
-          <w:rFonts w:ascii="微软雅黑" w:hAnsi="微软雅黑" w:eastAsia="微软雅黑"/>
+          <w:rFonts w:ascii="MicrosoftYaHei" w:hAnsi="MicrosoftYaHei" w:eastAsia="MicrosoftYaHei"/>
           <w:b w:val="0"/>
-          <w:color w:val="222222"/>
-          <w:sz w:val="21"/>
+          <w:i w:val="0"/>
+          <w:color w:val="3F3F3F"/>
+          <w:sz w:val="24"/>
         </w:rPr>
-        <w:t>熟练使用前沿 AI 工具和模型，如 claude、cursor 等高效完成任务，了解 MCP 基本用法，能搭建 AI agent team 协同提效。</w:t>
+        <w:t>基于股利贴现模型和量化分析，完成硕士毕业论文《医药行业上</w:t>
+      </w:r>
+      <w:r>
+        <w:rPr>
+          <w:rFonts w:ascii="MicrosoftYaHei" w:hAnsi="MicrosoftYaHei" w:eastAsia="MicrosoftYaHei"/>
+          <w:b w:val="0"/>
+          <w:i w:val="0"/>
+          <w:color w:val="3F3F3F"/>
+          <w:sz w:val="24"/>
+        </w:rPr>
+        <w:t>市公司价值评估研究--以云南白药为例》</w:t>
+      </w:r>
+      <w:r>
+        <w:br/>
+      </w:r>
+      <w:r>
+        <w:rPr>
+          <w:rFonts w:ascii="MicrosoftYaHei" w:hAnsi="MicrosoftYaHei" w:eastAsia="MicrosoftYaHei"/>
+          <w:b w:val="0"/>
+          <w:i w:val="0"/>
+          <w:color w:val="3F3F3F"/>
+          <w:sz w:val="24"/>
+        </w:rPr>
+        <w:t>熟练使用前沿AI 工具和模型，如claude、cursor 等高效完成任</w:t>
+      </w:r>
+      <w:r>
+        <w:rPr>
+          <w:rFonts w:ascii="MicrosoftYaHei" w:hAnsi="MicrosoftYaHei" w:eastAsia="MicrosoftYaHei"/>
+          <w:b w:val="0"/>
+          <w:i w:val="0"/>
+          <w:color w:val="3F3F3F"/>
+          <w:sz w:val="24"/>
+        </w:rPr>
+        <w:t>务，了解MCP 基本用法，能搭建AI agent team 协同提效。</w:t>
       </w:r>
     </w:p>
     <w:sectPr>
       <w:pgSz w:w="11906" w:h="16838"/>
-      <w:pgMar w:top="680" w:right="737" w:bottom="680" w:left="737" w:header="720" w:footer="720" w:gutter="0"/>
-      <w:cols w:space="720"/>
+      <w:pgMar w:top="290" w:right="770" w:bottom="228" w:left="1440" w:header="720" w:footer="720" w:gutter="0"/>
+      <w:cols/>
       <w:docGrid w:linePitch="360"/>
     </w:sectPr>
   </w:body>
@@ -1890,10 +5494,6 @@
     <w:name w:val="Normal"/>
     <w:qFormat/>
     <w:rsid w:val="00FC693F"/>
-    <w:rPr>
-      <w:rFonts w:ascii="微软雅黑" w:hAnsi="微软雅黑" w:eastAsia="微软雅黑"/>
-      <w:sz w:val="20"/>
-    </w:rPr>
   </w:style>
   <w:style w:type="paragraph" w:styleId="Header">
     <w:name w:val="header"/>
